--- a/個人專題-庭園溫室栽培/01工作區/企劃/01-工作區/02網站地圖/庭園溫室栽培-網站地圖.docx
+++ b/個人專題-庭園溫室栽培/01工作區/企劃/01-工作區/02網站地圖/庭園溫室栽培-網站地圖.docx
@@ -1,6 +1,6 @@
 
 <file path=word/document.xml><?xml version="1.0" encoding="utf-8"?>
-<w:document xmlns:wpc="http://schemas.microsoft.com/office/word/2010/wordprocessingCanvas" xmlns:mc="http://schemas.openxmlformats.org/markup-compatibility/2006" xmlns:o="urn:schemas-microsoft-com:office:office" xmlns:r="http://schemas.openxmlformats.org/officeDocument/2006/relationships" xmlns:m="http://schemas.openxmlformats.org/officeDocument/2006/math" xmlns:v="urn:schemas-microsoft-com:vml" xmlns:wp14="http://schemas.microsoft.com/office/word/2010/wordprocessingDrawing" xmlns:wp="http://schemas.openxmlformats.org/drawingml/2006/wordprocessingDrawing" xmlns:w10="urn:schemas-microsoft-com:office:word" xmlns:w="http://schemas.openxmlformats.org/wordprocessingml/2006/main" xmlns:w14="http://schemas.microsoft.com/office/word/2010/wordml" xmlns:w15="http://schemas.microsoft.com/office/word/2012/wordml" xmlns:wpg="http://schemas.microsoft.com/office/word/2010/wordprocessingGroup" xmlns:wpi="http://schemas.microsoft.com/office/word/2010/wordprocessingInk" xmlns:wne="http://schemas.microsoft.com/office/word/2006/wordml" xmlns:wps="http://schemas.microsoft.com/office/word/2010/wordprocessingShape" mc:Ignorable="w14 w15 wp14">
+<w:document xmlns:wpc="http://schemas.microsoft.com/office/word/2010/wordprocessingCanvas" xmlns:mc="http://schemas.openxmlformats.org/markup-compatibility/2006" xmlns:o="urn:schemas-microsoft-com:office:office" xmlns:r="http://schemas.openxmlformats.org/officeDocument/2006/relationships" xmlns:m="http://schemas.openxmlformats.org/officeDocument/2006/math" xmlns:v="urn:schemas-microsoft-com:vml" xmlns:wp14="http://schemas.microsoft.com/office/word/2010/wordprocessingDrawing" xmlns:wp="http://schemas.openxmlformats.org/drawingml/2006/wordprocessingDrawing" xmlns:w10="urn:schemas-microsoft-com:office:word" xmlns:w="http://schemas.openxmlformats.org/wordprocessingml/2006/main" xmlns:w14="http://schemas.microsoft.com/office/word/2010/wordml" xmlns:wpg="http://schemas.microsoft.com/office/word/2010/wordprocessingGroup" xmlns:wpi="http://schemas.microsoft.com/office/word/2010/wordprocessingInk" xmlns:wne="http://schemas.microsoft.com/office/word/2006/wordml" xmlns:wps="http://schemas.microsoft.com/office/word/2010/wordprocessingShape" mc:Ignorable="w14 wp14">
   <w:body>
     <w:p>
       <w:pPr>
@@ -39,56 +39,42 @@
           <w:sz w:val="36"/>
           <w:szCs w:val="36"/>
         </w:rPr>
-        <w:br/>
-      </w:r>
-      <w:r>
-        <w:rPr>
-          <w:rFonts w:ascii="標楷體" w:eastAsia="標楷體" w:hAnsi="標楷體" w:hint="eastAsia"/>
+        <w:t>庭園溫室栽培</w:t>
+      </w:r>
+      <w:r>
+        <w:rPr>
+          <w:rFonts w:ascii="標楷體" w:eastAsia="標楷體" w:hAnsi="標楷體"/>
           <w:sz w:val="36"/>
           <w:szCs w:val="36"/>
         </w:rPr>
-        <w:t>庭園溫室栽培</w:t>
-      </w:r>
-      <w:r>
-        <w:rPr>
-          <w:rFonts w:ascii="標楷體" w:eastAsia="標楷體" w:hAnsi="標楷體"/>
+        <w:br/>
+      </w:r>
+      <w:r>
+        <w:rPr>
+          <w:rFonts w:ascii="標楷體" w:eastAsia="標楷體" w:hAnsi="標楷體" w:hint="eastAsia"/>
           <w:sz w:val="36"/>
           <w:szCs w:val="36"/>
         </w:rPr>
-        <w:br/>
-      </w:r>
-      <w:r>
-        <w:rPr>
-          <w:rFonts w:ascii="標楷體" w:eastAsia="標楷體" w:hAnsi="標楷體"/>
+        <w:t>庭園溫室栽培</w:t>
+      </w:r>
+      <w:r>
+        <w:rPr>
+          <w:rFonts w:ascii="標楷體" w:eastAsia="標楷體" w:hAnsi="標楷體" w:hint="eastAsia"/>
           <w:sz w:val="36"/>
           <w:szCs w:val="36"/>
         </w:rPr>
-        <w:br/>
-      </w:r>
+        <w:t xml:space="preserve"> @</w:t>
+      </w:r>
+      <w:proofErr w:type="spellStart"/>
       <w:r>
         <w:rPr>
           <w:rFonts w:ascii="標楷體" w:eastAsia="標楷體" w:hAnsi="標楷體" w:hint="eastAsia"/>
           <w:sz w:val="36"/>
           <w:szCs w:val="36"/>
         </w:rPr>
-        <w:t>庭園溫室栽培</w:t>
-      </w:r>
-      <w:r>
-        <w:rPr>
-          <w:rFonts w:ascii="標楷體" w:eastAsia="標楷體" w:hAnsi="標楷體" w:hint="eastAsia"/>
-          <w:sz w:val="36"/>
-          <w:szCs w:val="36"/>
-        </w:rPr>
-        <w:t xml:space="preserve"> @WuPaPa</w:t>
-      </w:r>
-      <w:r>
-        <w:rPr>
-          <w:rFonts w:ascii="標楷體" w:eastAsia="標楷體" w:hAnsi="標楷體" w:hint="eastAsia"/>
-          <w:sz w:val="36"/>
-          <w:szCs w:val="36"/>
-        </w:rPr>
-        <w:br/>
-      </w:r>
+        <w:t>WuPaPa</w:t>
+      </w:r>
+      <w:proofErr w:type="spellEnd"/>
       <w:r>
         <w:rPr>
           <w:rFonts w:ascii="標楷體" w:eastAsia="標楷體" w:hAnsi="標楷體" w:hint="eastAsia"/>
@@ -223,7 +209,15 @@
                 <w:sz w:val="36"/>
                 <w:szCs w:val="36"/>
               </w:rPr>
-              <w:t>頁首</w:t>
+              <w:t>首</w:t>
+            </w:r>
+            <w:r>
+              <w:rPr>
+                <w:rFonts w:ascii="標楷體" w:eastAsia="標楷體" w:hAnsi="標楷體" w:hint="eastAsia"/>
+                <w:sz w:val="36"/>
+                <w:szCs w:val="36"/>
+              </w:rPr>
+              <w:t>頁</w:t>
             </w:r>
           </w:p>
         </w:tc>
@@ -241,7 +235,7 @@
               <w:ind w:leftChars="0"/>
               <w:jc w:val="both"/>
               <w:rPr>
-                <w:rFonts w:ascii="標楷體" w:eastAsia="標楷體" w:hAnsi="標楷體"/>
+                <w:rFonts w:ascii="標楷體" w:eastAsia="標楷體" w:hAnsi="標楷體" w:hint="eastAsia"/>
                 <w:szCs w:val="24"/>
               </w:rPr>
             </w:pPr>
@@ -250,7 +244,7 @@
                 <w:rFonts w:ascii="標楷體" w:eastAsia="標楷體" w:hAnsi="標楷體" w:hint="eastAsia"/>
                 <w:szCs w:val="24"/>
               </w:rPr>
-              <w:t>NavBar</w:t>
+              <w:t>背景圖片</w:t>
             </w:r>
           </w:p>
           <w:p>
@@ -272,21 +266,263 @@
                 <w:rFonts w:ascii="標楷體" w:eastAsia="標楷體" w:hAnsi="標楷體"/>
                 <w:szCs w:val="24"/>
               </w:rPr>
-              <w:t>B</w:t>
+              <w:t>L</w:t>
             </w:r>
             <w:r>
               <w:rPr>
                 <w:rFonts w:ascii="標楷體" w:eastAsia="標楷體" w:hAnsi="標楷體" w:hint="eastAsia"/>
                 <w:szCs w:val="24"/>
               </w:rPr>
-              <w:t>anner</w:t>
+              <w:t>ogo(點擊進入庭園故事)</w:t>
+            </w:r>
+          </w:p>
+        </w:tc>
+        <w:tc>
+          <w:tcPr>
+            <w:tcW w:w="2740" w:type="dxa"/>
+          </w:tcPr>
+          <w:p>
+            <w:pPr>
+              <w:pStyle w:val="a3"/>
+              <w:ind w:leftChars="0" w:left="0"/>
+              <w:jc w:val="both"/>
+              <w:rPr>
+                <w:rFonts w:ascii="標楷體" w:eastAsia="標楷體" w:hAnsi="標楷體" w:hint="eastAsia"/>
+                <w:szCs w:val="24"/>
+              </w:rPr>
+            </w:pPr>
+            <w:r>
+              <w:rPr>
+                <w:rFonts w:ascii="標楷體" w:eastAsia="標楷體" w:hAnsi="標楷體" w:hint="eastAsia"/>
+                <w:szCs w:val="24"/>
+              </w:rPr>
+              <w:t>每頁畫面滿版</w:t>
+            </w:r>
+          </w:p>
+          <w:p>
+            <w:pPr>
+              <w:pStyle w:val="a3"/>
+              <w:ind w:leftChars="0" w:left="0"/>
+              <w:jc w:val="both"/>
+              <w:rPr>
+                <w:rFonts w:ascii="標楷體" w:eastAsia="標楷體" w:hAnsi="標楷體"/>
+                <w:szCs w:val="24"/>
+              </w:rPr>
+            </w:pPr>
+            <w:r>
+              <w:rPr>
+                <w:rFonts w:ascii="標楷體" w:eastAsia="標楷體" w:hAnsi="標楷體" w:hint="eastAsia"/>
+                <w:szCs w:val="24"/>
+              </w:rPr>
+              <w:t>(參考</w:t>
+            </w:r>
+            <w:proofErr w:type="spellStart"/>
+            <w:r>
+              <w:rPr>
+                <w:rFonts w:ascii="標楷體" w:eastAsia="標楷體" w:hAnsi="標楷體" w:hint="eastAsia"/>
+                <w:szCs w:val="24"/>
+              </w:rPr>
+              <w:t>tumblr</w:t>
+            </w:r>
+            <w:proofErr w:type="spellEnd"/>
+            <w:r>
+              <w:rPr>
+                <w:rFonts w:ascii="標楷體" w:eastAsia="標楷體" w:hAnsi="標楷體" w:hint="eastAsia"/>
+                <w:szCs w:val="24"/>
+              </w:rPr>
+              <w:t>、</w:t>
+            </w:r>
+            <w:proofErr w:type="spellStart"/>
+            <w:r>
+              <w:rPr>
+                <w:rFonts w:ascii="標楷體" w:eastAsia="標楷體" w:hAnsi="標楷體" w:hint="eastAsia"/>
+                <w:szCs w:val="24"/>
+              </w:rPr>
+              <w:t>codepen</w:t>
+            </w:r>
+            <w:proofErr w:type="spellEnd"/>
+            <w:r>
+              <w:rPr>
+                <w:rFonts w:ascii="標楷體" w:eastAsia="標楷體" w:hAnsi="標楷體" w:hint="eastAsia"/>
+                <w:szCs w:val="24"/>
+              </w:rPr>
+              <w:t>)</w:t>
+            </w:r>
+          </w:p>
+        </w:tc>
+      </w:tr>
+      <w:tr>
+        <w:trPr>
+          <w:trHeight w:val="940"/>
+        </w:trPr>
+        <w:tc>
+          <w:tcPr>
+            <w:tcW w:w="2041" w:type="dxa"/>
+          </w:tcPr>
+          <w:p>
+            <w:pPr>
+              <w:pStyle w:val="a3"/>
+              <w:ind w:leftChars="0" w:left="0"/>
+              <w:jc w:val="both"/>
+              <w:rPr>
+                <w:rFonts w:ascii="標楷體" w:eastAsia="標楷體" w:hAnsi="標楷體"/>
+                <w:sz w:val="36"/>
+                <w:szCs w:val="36"/>
+              </w:rPr>
+            </w:pPr>
+            <w:r>
+              <w:rPr>
+                <w:rFonts w:ascii="標楷體" w:eastAsia="標楷體" w:hAnsi="標楷體" w:hint="eastAsia"/>
+                <w:sz w:val="36"/>
+                <w:szCs w:val="36"/>
+              </w:rPr>
+              <w:t>庭園</w:t>
             </w:r>
             <w:r>
               <w:rPr>
                 <w:rFonts w:ascii="標楷體" w:eastAsia="標楷體" w:hAnsi="標楷體" w:hint="eastAsia"/>
-                <w:szCs w:val="24"/>
-              </w:rPr>
-              <w:t>()</w:t>
+                <w:sz w:val="36"/>
+                <w:szCs w:val="36"/>
+              </w:rPr>
+              <w:t>故事</w:t>
+            </w:r>
+          </w:p>
+        </w:tc>
+        <w:tc>
+          <w:tcPr>
+            <w:tcW w:w="3456" w:type="dxa"/>
+          </w:tcPr>
+          <w:p>
+            <w:pPr>
+              <w:pStyle w:val="a3"/>
+              <w:numPr>
+                <w:ilvl w:val="0"/>
+                <w:numId w:val="3"/>
+              </w:numPr>
+              <w:ind w:leftChars="0"/>
+              <w:jc w:val="both"/>
+              <w:rPr>
+                <w:rFonts w:ascii="標楷體" w:eastAsia="標楷體" w:hAnsi="標楷體"/>
+                <w:sz w:val="36"/>
+                <w:szCs w:val="36"/>
+              </w:rPr>
+            </w:pPr>
+            <w:r>
+              <w:rPr>
+                <w:rFonts w:ascii="標楷體" w:eastAsia="標楷體" w:hAnsi="標楷體" w:hint="eastAsia"/>
+                <w:szCs w:val="24"/>
+              </w:rPr>
+              <w:t>人物</w:t>
+            </w:r>
+          </w:p>
+          <w:p>
+            <w:pPr>
+              <w:pStyle w:val="a3"/>
+              <w:numPr>
+                <w:ilvl w:val="0"/>
+                <w:numId w:val="3"/>
+              </w:numPr>
+              <w:ind w:leftChars="0"/>
+              <w:jc w:val="both"/>
+              <w:rPr>
+                <w:rFonts w:ascii="標楷體" w:eastAsia="標楷體" w:hAnsi="標楷體" w:hint="eastAsia"/>
+                <w:sz w:val="36"/>
+                <w:szCs w:val="36"/>
+              </w:rPr>
+            </w:pPr>
+            <w:r>
+              <w:rPr>
+                <w:rFonts w:ascii="標楷體" w:eastAsia="標楷體" w:hAnsi="標楷體" w:hint="eastAsia"/>
+                <w:szCs w:val="24"/>
+              </w:rPr>
+              <w:t>理念</w:t>
+            </w:r>
+          </w:p>
+          <w:p>
+            <w:pPr>
+              <w:pStyle w:val="a3"/>
+              <w:numPr>
+                <w:ilvl w:val="0"/>
+                <w:numId w:val="3"/>
+              </w:numPr>
+              <w:ind w:leftChars="0"/>
+              <w:jc w:val="both"/>
+              <w:rPr>
+                <w:rFonts w:ascii="標楷體" w:eastAsia="標楷體" w:hAnsi="標楷體" w:hint="eastAsia"/>
+                <w:sz w:val="36"/>
+                <w:szCs w:val="36"/>
+              </w:rPr>
+            </w:pPr>
+            <w:proofErr w:type="spellStart"/>
+            <w:r>
+              <w:rPr>
+                <w:rFonts w:ascii="標楷體" w:eastAsia="標楷體" w:hAnsi="標楷體"/>
+                <w:szCs w:val="24"/>
+              </w:rPr>
+              <w:t>S</w:t>
+            </w:r>
+            <w:r>
+              <w:rPr>
+                <w:rFonts w:ascii="標楷體" w:eastAsia="標楷體" w:hAnsi="標楷體" w:hint="eastAsia"/>
+                <w:szCs w:val="24"/>
+              </w:rPr>
+              <w:t>wiper</w:t>
+            </w:r>
+            <w:proofErr w:type="spellEnd"/>
+          </w:p>
+          <w:p>
+            <w:pPr>
+              <w:pStyle w:val="a3"/>
+              <w:numPr>
+                <w:ilvl w:val="0"/>
+                <w:numId w:val="3"/>
+              </w:numPr>
+              <w:ind w:leftChars="0"/>
+              <w:jc w:val="both"/>
+              <w:rPr>
+                <w:rFonts w:ascii="標楷體" w:eastAsia="標楷體" w:hAnsi="標楷體"/>
+                <w:sz w:val="36"/>
+                <w:szCs w:val="36"/>
+              </w:rPr>
+            </w:pPr>
+            <w:proofErr w:type="spellStart"/>
+            <w:r>
+              <w:rPr>
+                <w:rFonts w:ascii="標楷體" w:eastAsia="標楷體" w:hAnsi="標楷體"/>
+                <w:szCs w:val="24"/>
+              </w:rPr>
+              <w:t>N</w:t>
+            </w:r>
+            <w:r>
+              <w:rPr>
+                <w:rFonts w:ascii="標楷體" w:eastAsia="標楷體" w:hAnsi="標楷體" w:hint="eastAsia"/>
+                <w:szCs w:val="24"/>
+              </w:rPr>
+              <w:t>avbar</w:t>
+            </w:r>
+            <w:proofErr w:type="spellEnd"/>
+            <w:r>
+              <w:rPr>
+                <w:rFonts w:ascii="標楷體" w:eastAsia="標楷體" w:hAnsi="標楷體" w:hint="eastAsia"/>
+                <w:szCs w:val="24"/>
+              </w:rPr>
+              <w:t>固定在</w:t>
+            </w:r>
+            <w:proofErr w:type="gramStart"/>
+            <w:r>
+              <w:rPr>
+                <w:rFonts w:ascii="標楷體" w:eastAsia="標楷體" w:hAnsi="標楷體" w:hint="eastAsia"/>
+                <w:szCs w:val="24"/>
+              </w:rPr>
+              <w:t>左側(</w:t>
+            </w:r>
+            <w:proofErr w:type="gramEnd"/>
+            <w:r>
+              <w:rPr>
+                <w:rFonts w:ascii="標楷體" w:eastAsia="標楷體" w:hAnsi="標楷體" w:hint="eastAsia"/>
+                <w:szCs w:val="24"/>
+              </w:rPr>
+              <w:t>每頁顯示)</w:t>
             </w:r>
           </w:p>
         </w:tc>
@@ -333,121 +569,25 @@
                 <w:sz w:val="36"/>
                 <w:szCs w:val="36"/>
               </w:rPr>
-              <w:t>庭園</w:t>
+              <w:t>溫室</w:t>
             </w:r>
+            <w:proofErr w:type="gramStart"/>
             <w:r>
               <w:rPr>
                 <w:rFonts w:ascii="標楷體" w:eastAsia="標楷體" w:hAnsi="標楷體" w:hint="eastAsia"/>
                 <w:sz w:val="36"/>
                 <w:szCs w:val="36"/>
               </w:rPr>
-              <w:t>故事</w:t>
+              <w:t>一</w:t>
             </w:r>
-          </w:p>
-        </w:tc>
-        <w:tc>
-          <w:tcPr>
-            <w:tcW w:w="3456" w:type="dxa"/>
-          </w:tcPr>
-          <w:p>
-            <w:pPr>
-              <w:pStyle w:val="a3"/>
-              <w:numPr>
-                <w:ilvl w:val="0"/>
-                <w:numId w:val="3"/>
-              </w:numPr>
-              <w:ind w:leftChars="0"/>
-              <w:jc w:val="both"/>
-              <w:rPr>
-                <w:rFonts w:ascii="標楷體" w:eastAsia="標楷體" w:hAnsi="標楷體"/>
-                <w:sz w:val="36"/>
-                <w:szCs w:val="36"/>
-              </w:rPr>
-            </w:pPr>
-            <w:r>
-              <w:rPr>
-                <w:rFonts w:ascii="標楷體" w:eastAsia="標楷體" w:hAnsi="標楷體" w:hint="eastAsia"/>
-                <w:szCs w:val="24"/>
-              </w:rPr>
-              <w:t>人物</w:t>
-            </w:r>
-          </w:p>
-          <w:p>
-            <w:pPr>
-              <w:pStyle w:val="a3"/>
-              <w:numPr>
-                <w:ilvl w:val="0"/>
-                <w:numId w:val="3"/>
-              </w:numPr>
-              <w:ind w:leftChars="0"/>
-              <w:jc w:val="both"/>
-              <w:rPr>
-                <w:rFonts w:ascii="標楷體" w:eastAsia="標楷體" w:hAnsi="標楷體"/>
-                <w:sz w:val="36"/>
-                <w:szCs w:val="36"/>
-              </w:rPr>
-            </w:pPr>
-            <w:r>
-              <w:rPr>
-                <w:rFonts w:ascii="標楷體" w:eastAsia="標楷體" w:hAnsi="標楷體" w:hint="eastAsia"/>
-                <w:szCs w:val="24"/>
-              </w:rPr>
-              <w:t>理念</w:t>
-            </w:r>
-          </w:p>
-        </w:tc>
-        <w:tc>
-          <w:tcPr>
-            <w:tcW w:w="2740" w:type="dxa"/>
-          </w:tcPr>
-          <w:p>
-            <w:pPr>
-              <w:pStyle w:val="a3"/>
-              <w:ind w:leftChars="0" w:left="0"/>
-              <w:jc w:val="both"/>
-              <w:rPr>
-                <w:rFonts w:ascii="標楷體" w:eastAsia="標楷體" w:hAnsi="標楷體"/>
-                <w:sz w:val="36"/>
-                <w:szCs w:val="36"/>
-              </w:rPr>
-            </w:pPr>
-          </w:p>
-        </w:tc>
-      </w:tr>
-      <w:tr>
-        <w:trPr>
-          <w:trHeight w:val="940"/>
-        </w:trPr>
-        <w:tc>
-          <w:tcPr>
-            <w:tcW w:w="2041" w:type="dxa"/>
-          </w:tcPr>
-          <w:p>
-            <w:pPr>
-              <w:pStyle w:val="a3"/>
-              <w:ind w:leftChars="0" w:left="0"/>
-              <w:jc w:val="both"/>
-              <w:rPr>
-                <w:rFonts w:ascii="標楷體" w:eastAsia="標楷體" w:hAnsi="標楷體"/>
-                <w:sz w:val="36"/>
-                <w:szCs w:val="36"/>
-              </w:rPr>
-            </w:pPr>
+            <w:proofErr w:type="gramEnd"/>
             <w:r>
               <w:rPr>
                 <w:rFonts w:ascii="標楷體" w:eastAsia="標楷體" w:hAnsi="標楷體" w:hint="eastAsia"/>
                 <w:sz w:val="36"/>
                 <w:szCs w:val="36"/>
               </w:rPr>
-              <w:t>溫室</w:t>
-            </w:r>
-            <w:r>
-              <w:rPr>
-                <w:rFonts w:ascii="標楷體" w:eastAsia="標楷體" w:hAnsi="標楷體" w:hint="eastAsia"/>
-                <w:sz w:val="36"/>
-                <w:szCs w:val="36"/>
-              </w:rPr>
-              <w:t>一隅</w:t>
+              <w:t>隅</w:t>
             </w:r>
           </w:p>
         </w:tc>
@@ -465,7 +605,7 @@
               <w:ind w:leftChars="0"/>
               <w:jc w:val="both"/>
               <w:rPr>
-                <w:rFonts w:ascii="標楷體" w:eastAsia="標楷體" w:hAnsi="標楷體"/>
+                <w:rFonts w:ascii="標楷體" w:eastAsia="標楷體" w:hAnsi="標楷體" w:hint="eastAsia"/>
                 <w:szCs w:val="24"/>
               </w:rPr>
             </w:pPr>
@@ -483,6 +623,30 @@
               </w:rPr>
               <w:t>點</w:t>
             </w:r>
+          </w:p>
+          <w:p>
+            <w:pPr>
+              <w:pStyle w:val="a3"/>
+              <w:numPr>
+                <w:ilvl w:val="0"/>
+                <w:numId w:val="5"/>
+              </w:numPr>
+              <w:ind w:leftChars="0"/>
+              <w:jc w:val="both"/>
+              <w:rPr>
+                <w:rFonts w:ascii="標楷體" w:eastAsia="標楷體" w:hAnsi="標楷體"/>
+                <w:szCs w:val="24"/>
+              </w:rPr>
+            </w:pPr>
+            <w:proofErr w:type="spellStart"/>
+            <w:r>
+              <w:rPr>
+                <w:rFonts w:ascii="標楷體" w:eastAsia="標楷體" w:hAnsi="標楷體" w:hint="eastAsia"/>
+                <w:szCs w:val="24"/>
+              </w:rPr>
+              <w:t>swiper</w:t>
+            </w:r>
+            <w:proofErr w:type="spellEnd"/>
           </w:p>
         </w:tc>
         <w:tc>
@@ -621,11 +785,51 @@
               <w:ind w:leftChars="0" w:left="0"/>
               <w:jc w:val="both"/>
               <w:rPr>
+                <w:rFonts w:ascii="標楷體" w:eastAsia="標楷體" w:hAnsi="標楷體" w:hint="eastAsia"/>
+                <w:szCs w:val="24"/>
+              </w:rPr>
+            </w:pPr>
+            <w:r>
+              <w:rPr>
+                <w:rFonts w:ascii="標楷體" w:eastAsia="標楷體" w:hAnsi="標楷體" w:hint="eastAsia"/>
+                <w:szCs w:val="24"/>
+              </w:rPr>
+              <w:t>以</w:t>
+            </w:r>
+            <w:proofErr w:type="spellStart"/>
+            <w:r>
+              <w:rPr>
+                <w:rFonts w:ascii="標楷體" w:eastAsia="標楷體" w:hAnsi="標楷體" w:hint="eastAsia"/>
+                <w:szCs w:val="24"/>
+              </w:rPr>
+              <w:t>Swiper</w:t>
+            </w:r>
+            <w:proofErr w:type="spellEnd"/>
+            <w:r>
+              <w:rPr>
+                <w:rFonts w:ascii="標楷體" w:eastAsia="標楷體" w:hAnsi="標楷體" w:hint="eastAsia"/>
+                <w:szCs w:val="24"/>
+              </w:rPr>
+              <w:t>呈現三個產物</w:t>
+            </w:r>
+          </w:p>
+          <w:p>
+            <w:pPr>
+              <w:pStyle w:val="a3"/>
+              <w:ind w:leftChars="0" w:left="0"/>
+              <w:jc w:val="both"/>
+              <w:rPr>
                 <w:rFonts w:ascii="標楷體" w:eastAsia="標楷體" w:hAnsi="標楷體"/>
-                <w:sz w:val="36"/>
-                <w:szCs w:val="36"/>
+                <w:szCs w:val="24"/>
               </w:rPr>
             </w:pPr>
+            <w:r>
+              <w:rPr>
+                <w:rFonts w:ascii="標楷體" w:eastAsia="標楷體" w:hAnsi="標楷體" w:hint="eastAsia"/>
+                <w:szCs w:val="24"/>
+              </w:rPr>
+              <w:t>點擊後以modal來說明詳情</w:t>
+            </w:r>
           </w:p>
         </w:tc>
       </w:tr>
@@ -654,8 +858,18 @@
                 <w:sz w:val="36"/>
                 <w:szCs w:val="36"/>
               </w:rPr>
-              <w:t>庭園農誌</w:t>
+              <w:t>庭園農</w:t>
             </w:r>
+            <w:proofErr w:type="gramStart"/>
+            <w:r>
+              <w:rPr>
+                <w:rFonts w:ascii="標楷體" w:eastAsia="標楷體" w:hAnsi="標楷體" w:hint="eastAsia"/>
+                <w:sz w:val="36"/>
+                <w:szCs w:val="36"/>
+              </w:rPr>
+              <w:t>誌</w:t>
+            </w:r>
+            <w:proofErr w:type="gramEnd"/>
           </w:p>
         </w:tc>
         <w:tc>
@@ -746,11 +960,51 @@
               <w:ind w:leftChars="0" w:left="0"/>
               <w:jc w:val="both"/>
               <w:rPr>
+                <w:rFonts w:ascii="標楷體" w:eastAsia="標楷體" w:hAnsi="標楷體" w:hint="eastAsia"/>
+                <w:szCs w:val="24"/>
+              </w:rPr>
+            </w:pPr>
+            <w:r>
+              <w:rPr>
+                <w:rFonts w:ascii="標楷體" w:eastAsia="標楷體" w:hAnsi="標楷體" w:hint="eastAsia"/>
+                <w:szCs w:val="24"/>
+              </w:rPr>
+              <w:t>以瀑布流方式呈現</w:t>
+            </w:r>
+          </w:p>
+          <w:p>
+            <w:pPr>
+              <w:pStyle w:val="a3"/>
+              <w:ind w:leftChars="0" w:left="0"/>
+              <w:jc w:val="both"/>
+              <w:rPr>
                 <w:rFonts w:ascii="標楷體" w:eastAsia="標楷體" w:hAnsi="標楷體"/>
-                <w:sz w:val="36"/>
-                <w:szCs w:val="36"/>
+                <w:szCs w:val="24"/>
               </w:rPr>
             </w:pPr>
+            <w:r>
+              <w:rPr>
+                <w:rFonts w:ascii="標楷體" w:eastAsia="標楷體" w:hAnsi="標楷體" w:hint="eastAsia"/>
+                <w:szCs w:val="24"/>
+              </w:rPr>
+              <w:t>(</w:t>
+            </w:r>
+            <w:proofErr w:type="spellStart"/>
+            <w:r>
+              <w:rPr>
+                <w:rFonts w:ascii="標楷體" w:eastAsia="標楷體" w:hAnsi="標楷體" w:hint="eastAsia"/>
+                <w:szCs w:val="24"/>
+              </w:rPr>
+              <w:t>muuri</w:t>
+            </w:r>
+            <w:proofErr w:type="spellEnd"/>
+            <w:r>
+              <w:rPr>
+                <w:rFonts w:ascii="標楷體" w:eastAsia="標楷體" w:hAnsi="標楷體" w:hint="eastAsia"/>
+                <w:szCs w:val="24"/>
+              </w:rPr>
+              <w:t>、masonry)</w:t>
+            </w:r>
           </w:p>
         </w:tc>
       </w:tr>
@@ -895,10 +1149,25 @@
               <w:jc w:val="both"/>
               <w:rPr>
                 <w:rFonts w:ascii="標楷體" w:eastAsia="標楷體" w:hAnsi="標楷體"/>
-                <w:sz w:val="36"/>
-                <w:szCs w:val="36"/>
+                <w:szCs w:val="24"/>
               </w:rPr>
             </w:pPr>
+            <w:r>
+              <w:rPr>
+                <w:rFonts w:ascii="標楷體" w:eastAsia="標楷體" w:hAnsi="標楷體" w:hint="eastAsia"/>
+                <w:szCs w:val="24"/>
+              </w:rPr>
+              <w:t>顯示在</w:t>
+            </w:r>
+            <w:proofErr w:type="gramStart"/>
+            <w:r>
+              <w:rPr>
+                <w:rFonts w:ascii="標楷體" w:eastAsia="標楷體" w:hAnsi="標楷體" w:hint="eastAsia"/>
+                <w:szCs w:val="24"/>
+              </w:rPr>
+              <w:t>購物車頁中</w:t>
+            </w:r>
+            <w:proofErr w:type="gramEnd"/>
           </w:p>
         </w:tc>
       </w:tr>
@@ -927,7 +1196,6 @@
                 <w:sz w:val="36"/>
                 <w:szCs w:val="36"/>
               </w:rPr>
-              <w:lastRenderedPageBreak/>
               <w:t>頁尾</w:t>
             </w:r>
           </w:p>
@@ -972,28 +1240,7 @@
                 <w:szCs w:val="24"/>
               </w:rPr>
             </w:pPr>
-            <w:r>
-              <w:rPr>
-                <w:rFonts w:ascii="標楷體" w:eastAsia="標楷體" w:hAnsi="標楷體" w:hint="eastAsia"/>
-                <w:szCs w:val="24"/>
-              </w:rPr>
-              <w:t>Site Map</w:t>
-            </w:r>
-          </w:p>
-          <w:p>
-            <w:pPr>
-              <w:pStyle w:val="a3"/>
-              <w:numPr>
-                <w:ilvl w:val="0"/>
-                <w:numId w:val="8"/>
-              </w:numPr>
-              <w:ind w:leftChars="0"/>
-              <w:jc w:val="both"/>
-              <w:rPr>
-                <w:rFonts w:ascii="標楷體" w:eastAsia="標楷體" w:hAnsi="標楷體"/>
-                <w:szCs w:val="24"/>
-              </w:rPr>
-            </w:pPr>
+            <w:proofErr w:type="gramStart"/>
             <w:r>
               <w:rPr>
                 <w:rFonts w:ascii="標楷體" w:eastAsia="標楷體" w:hAnsi="標楷體" w:hint="eastAsia"/>
@@ -1001,6 +1248,7 @@
               </w:rPr>
               <w:t>粉專連結</w:t>
             </w:r>
+            <w:proofErr w:type="gramEnd"/>
           </w:p>
         </w:tc>
         <w:tc>
@@ -1014,52 +1262,76 @@
               <w:jc w:val="both"/>
               <w:rPr>
                 <w:rFonts w:ascii="標楷體" w:eastAsia="標楷體" w:hAnsi="標楷體"/>
-                <w:sz w:val="36"/>
-                <w:szCs w:val="36"/>
+                <w:szCs w:val="24"/>
               </w:rPr>
             </w:pPr>
+            <w:r>
+              <w:rPr>
+                <w:rFonts w:ascii="標楷體" w:eastAsia="標楷體" w:hAnsi="標楷體" w:hint="eastAsia"/>
+                <w:szCs w:val="24"/>
+              </w:rPr>
+              <w:t>每頁顯示</w:t>
+            </w:r>
           </w:p>
         </w:tc>
       </w:tr>
     </w:tbl>
     <w:p>
       <w:pPr>
-        <w:pStyle w:val="a3"/>
-        <w:ind w:leftChars="0" w:left="540"/>
-        <w:jc w:val="both"/>
+        <w:widowControl/>
         <w:rPr>
           <w:rFonts w:ascii="標楷體" w:eastAsia="標楷體" w:hAnsi="標楷體"/>
           <w:sz w:val="36"/>
           <w:szCs w:val="36"/>
         </w:rPr>
       </w:pPr>
-    </w:p>
-    <w:p>
-      <w:pPr>
-        <w:widowControl/>
+      <w:r>
         <w:rPr>
           <w:rFonts w:ascii="標楷體" w:eastAsia="標楷體" w:hAnsi="標楷體"/>
           <w:sz w:val="36"/>
           <w:szCs w:val="36"/>
         </w:rPr>
-      </w:pPr>
-      <w:r>
+        <w:br w:type="page"/>
+      </w:r>
+    </w:p>
+    <w:p>
+      <w:pPr>
+        <w:jc w:val="center"/>
         <w:rPr>
           <w:rFonts w:ascii="標楷體" w:eastAsia="標楷體" w:hAnsi="標楷體"/>
           <w:sz w:val="36"/>
           <w:szCs w:val="36"/>
         </w:rPr>
-        <w:br w:type="page"/>
-      </w:r>
-    </w:p>
-    <w:p>
-      <w:pPr>
-        <w:jc w:val="center"/>
-        <w:rPr>
-          <w:rFonts w:ascii="標楷體" w:eastAsia="標楷體" w:hAnsi="標楷體"/>
+      </w:pPr>
+      <w:r>
+        <w:rPr>
+          <w:rFonts w:ascii="標楷體" w:eastAsia="標楷體" w:hAnsi="標楷體" w:hint="eastAsia"/>
           <w:sz w:val="36"/>
           <w:szCs w:val="36"/>
         </w:rPr>
+        <w:lastRenderedPageBreak/>
+        <w:t>網站地圖-項目內容</w:t>
+      </w:r>
+    </w:p>
+    <w:p>
+      <w:pPr>
+        <w:pStyle w:val="1"/>
+      </w:pPr>
+      <w:r>
+        <w:rPr>
+          <w:rFonts w:hint="eastAsia"/>
+        </w:rPr>
+        <w:t>頁首</w:t>
+      </w:r>
+    </w:p>
+    <w:p>
+      <w:pPr>
+        <w:widowControl/>
+        <w:jc w:val="both"/>
+        <w:rPr>
+          <w:rFonts w:ascii="標楷體" w:eastAsia="標楷體" w:hAnsi="標楷體"/>
+          <w:szCs w:val="24"/>
+        </w:rPr>
       </w:pPr>
       <w:r>
         <w:rPr>
@@ -1067,40 +1339,63 @@
           <w:sz w:val="36"/>
           <w:szCs w:val="36"/>
         </w:rPr>
-        <w:lastRenderedPageBreak/>
-        <w:t>網站地圖-項目內容</w:t>
-      </w:r>
-    </w:p>
-    <w:p>
-      <w:pPr>
-        <w:pStyle w:val="a3"/>
-        <w:ind w:leftChars="0" w:left="540"/>
-        <w:jc w:val="both"/>
-        <w:rPr>
-          <w:rFonts w:ascii="標楷體" w:eastAsia="標楷體" w:hAnsi="標楷體"/>
+        <w:tab/>
+      </w:r>
+      <w:r>
+        <w:rPr>
+          <w:rFonts w:ascii="標楷體" w:eastAsia="標楷體" w:hAnsi="標楷體" w:hint="eastAsia"/>
           <w:sz w:val="36"/>
           <w:szCs w:val="36"/>
         </w:rPr>
-      </w:pPr>
-      <w:r>
-        <w:rPr>
-          <w:rFonts w:ascii="標楷體" w:eastAsia="標楷體" w:hAnsi="標楷體" w:hint="eastAsia"/>
+        <w:tab/>
+      </w:r>
+      <w:proofErr w:type="gramStart"/>
+      <w:r>
+        <w:rPr>
+          <w:rFonts w:ascii="標楷體" w:eastAsia="標楷體" w:hAnsi="標楷體" w:hint="eastAsia"/>
+          <w:szCs w:val="24"/>
+        </w:rPr>
+        <w:t>滿版照片</w:t>
+      </w:r>
+      <w:proofErr w:type="gramEnd"/>
+      <w:r>
+        <w:rPr>
+          <w:rFonts w:ascii="標楷體" w:eastAsia="標楷體" w:hAnsi="標楷體" w:hint="eastAsia"/>
+          <w:szCs w:val="24"/>
+        </w:rPr>
+        <w:t>+logo呈現</w:t>
+      </w:r>
+    </w:p>
+    <w:p>
+      <w:pPr>
+        <w:widowControl/>
+        <w:rPr>
+          <w:rFonts w:asciiTheme="majorHAnsi" w:eastAsiaTheme="majorEastAsia" w:hAnsiTheme="majorHAnsi" w:cstheme="majorBidi"/>
+          <w:b/>
+          <w:bCs/>
           <w:noProof/>
-          <w:szCs w:val="24"/>
+          <w:kern w:val="52"/>
+          <w:sz w:val="52"/>
+          <w:szCs w:val="24"/>
+        </w:rPr>
+      </w:pPr>
+      <w:r>
+        <w:rPr>
+          <w:noProof/>
         </w:rPr>
         <w:drawing>
-          <wp:anchor distT="0" distB="0" distL="114300" distR="114300" simplePos="0" relativeHeight="251663360" behindDoc="0" locked="0" layoutInCell="1" allowOverlap="1" wp14:anchorId="24DCE1CC" wp14:editId="48CF18FD">
+          <wp:anchor distT="0" distB="0" distL="114300" distR="114300" simplePos="0" relativeHeight="251683328" behindDoc="0" locked="0" layoutInCell="1" allowOverlap="1" wp14:anchorId="6F100196" wp14:editId="5419BDD8">
             <wp:simplePos x="0" y="0"/>
             <wp:positionH relativeFrom="column">
-              <wp:posOffset>2581275</wp:posOffset>
+              <wp:posOffset>2152650</wp:posOffset>
             </wp:positionH>
             <wp:positionV relativeFrom="paragraph">
-              <wp:posOffset>55245</wp:posOffset>
+              <wp:posOffset>2023745</wp:posOffset>
             </wp:positionV>
-            <wp:extent cx="1181100" cy="1229995"/>
-            <wp:effectExtent l="0" t="0" r="0" b="8255"/>
+            <wp:extent cx="1019175" cy="1060450"/>
+            <wp:effectExtent l="0" t="0" r="9525" b="6350"/>
             <wp:wrapSquare wrapText="bothSides"/>
-            <wp:docPr id="10" name="圖片 10"/>
+            <wp:docPr id="9" name="圖片 9"/>
             <wp:cNvGraphicFramePr>
               <a:graphicFrameLocks xmlns:a="http://schemas.openxmlformats.org/drawingml/2006/main" noChangeAspect="1"/>
             </wp:cNvGraphicFramePr>
@@ -1108,11 +1403,11 @@
               <a:graphicData uri="http://schemas.openxmlformats.org/drawingml/2006/picture">
                 <pic:pic xmlns:pic="http://schemas.openxmlformats.org/drawingml/2006/picture">
                   <pic:nvPicPr>
-                    <pic:cNvPr id="0" name="logo.jpg"/>
+                    <pic:cNvPr id="0" name="logo.png"/>
                     <pic:cNvPicPr/>
                   </pic:nvPicPr>
                   <pic:blipFill>
-                    <a:blip r:embed="rId8" cstate="print">
+                    <a:blip r:embed="rId9" cstate="print">
                       <a:extLst>
                         <a:ext uri="{28A0092B-C50C-407E-A947-70E740481C1C}">
                           <a14:useLocalDpi xmlns:a14="http://schemas.microsoft.com/office/drawing/2010/main" val="0"/>
@@ -1126,7 +1421,7 @@
                   <pic:spPr>
                     <a:xfrm>
                       <a:off x="0" y="0"/>
-                      <a:ext cx="1181100" cy="1229995"/>
+                      <a:ext cx="1019175" cy="1060450"/>
                     </a:xfrm>
                     <a:prstGeom prst="rect">
                       <a:avLst/>
@@ -1146,11 +1441,86 @@
       </w:r>
       <w:r>
         <w:rPr>
-          <w:rFonts w:ascii="標楷體" w:eastAsia="標楷體" w:hAnsi="標楷體" w:hint="eastAsia"/>
-          <w:sz w:val="36"/>
-          <w:szCs w:val="36"/>
-        </w:rPr>
-        <w:t>頁首</w:t>
+          <w:rFonts w:asciiTheme="majorHAnsi" w:eastAsiaTheme="majorEastAsia" w:hAnsiTheme="majorHAnsi" w:cstheme="majorBidi"/>
+          <w:b/>
+          <w:bCs/>
+          <w:noProof/>
+          <w:kern w:val="52"/>
+          <w:sz w:val="52"/>
+          <w:szCs w:val="24"/>
+        </w:rPr>
+        <w:drawing>
+          <wp:anchor distT="0" distB="0" distL="114300" distR="114300" simplePos="0" relativeHeight="251634175" behindDoc="0" locked="0" layoutInCell="1" allowOverlap="1" wp14:anchorId="3E65E0BE" wp14:editId="656BAE71">
+            <wp:simplePos x="0" y="0"/>
+            <wp:positionH relativeFrom="column">
+              <wp:posOffset>9525</wp:posOffset>
+            </wp:positionH>
+            <wp:positionV relativeFrom="paragraph">
+              <wp:posOffset>1143000</wp:posOffset>
+            </wp:positionV>
+            <wp:extent cx="5274310" cy="2982595"/>
+            <wp:effectExtent l="0" t="0" r="2540" b="8255"/>
+            <wp:wrapSquare wrapText="bothSides"/>
+            <wp:docPr id="7" name="圖片 7"/>
+            <wp:cNvGraphicFramePr>
+              <a:graphicFrameLocks xmlns:a="http://schemas.openxmlformats.org/drawingml/2006/main" noChangeAspect="1"/>
+            </wp:cNvGraphicFramePr>
+            <a:graphic xmlns:a="http://schemas.openxmlformats.org/drawingml/2006/main">
+              <a:graphicData uri="http://schemas.openxmlformats.org/drawingml/2006/picture">
+                <pic:pic xmlns:pic="http://schemas.openxmlformats.org/drawingml/2006/picture">
+                  <pic:nvPicPr>
+                    <pic:cNvPr id="0" name="三合院.jpg"/>
+                    <pic:cNvPicPr/>
+                  </pic:nvPicPr>
+                  <pic:blipFill>
+                    <a:blip r:embed="rId10" cstate="print">
+                      <a:extLst>
+                        <a:ext uri="{28A0092B-C50C-407E-A947-70E740481C1C}">
+                          <a14:useLocalDpi xmlns:a14="http://schemas.microsoft.com/office/drawing/2010/main" val="0"/>
+                        </a:ext>
+                      </a:extLst>
+                    </a:blip>
+                    <a:stretch>
+                      <a:fillRect/>
+                    </a:stretch>
+                  </pic:blipFill>
+                  <pic:spPr>
+                    <a:xfrm>
+                      <a:off x="0" y="0"/>
+                      <a:ext cx="5274310" cy="2982595"/>
+                    </a:xfrm>
+                    <a:prstGeom prst="rect">
+                      <a:avLst/>
+                    </a:prstGeom>
+                  </pic:spPr>
+                </pic:pic>
+              </a:graphicData>
+            </a:graphic>
+            <wp14:sizeRelH relativeFrom="page">
+              <wp14:pctWidth>0</wp14:pctWidth>
+            </wp14:sizeRelH>
+            <wp14:sizeRelV relativeFrom="page">
+              <wp14:pctHeight>0</wp14:pctHeight>
+            </wp14:sizeRelV>
+          </wp:anchor>
+        </w:drawing>
+      </w:r>
+      <w:r>
+        <w:br w:type="page"/>
+      </w:r>
+      <w:bookmarkStart w:id="0" w:name="_GoBack"/>
+      <w:bookmarkEnd w:id="0"/>
+    </w:p>
+    <w:p>
+      <w:pPr>
+        <w:pStyle w:val="1"/>
+      </w:pPr>
+      <w:r>
+        <w:rPr>
+          <w:rFonts w:hint="eastAsia"/>
+        </w:rPr>
+        <w:lastRenderedPageBreak/>
+        <w:t>關於庭園</w:t>
       </w:r>
     </w:p>
     <w:p>
@@ -1174,7 +1544,7 @@
           <w:sz w:val="36"/>
           <w:szCs w:val="36"/>
         </w:rPr>
-        <w:t>NavBar</w:t>
+        <w:t>人物</w:t>
       </w:r>
     </w:p>
     <w:p>
@@ -1193,159 +1563,13 @@
       </w:pPr>
       <w:r>
         <w:rPr>
-          <w:rFonts w:ascii="標楷體" w:eastAsia="標楷體" w:hAnsi="標楷體" w:hint="eastAsia"/>
-          <w:szCs w:val="24"/>
-        </w:rPr>
-        <w:t>logo</w:t>
-      </w:r>
-    </w:p>
-    <w:p>
-      <w:pPr>
-        <w:pStyle w:val="a3"/>
-        <w:numPr>
-          <w:ilvl w:val="1"/>
-          <w:numId w:val="9"/>
-        </w:numPr>
-        <w:ind w:leftChars="0"/>
-        <w:jc w:val="both"/>
-        <w:rPr>
-          <w:rFonts w:ascii="標楷體" w:eastAsia="標楷體" w:hAnsi="標楷體"/>
-          <w:szCs w:val="24"/>
-        </w:rPr>
-      </w:pPr>
-      <w:r>
-        <w:rPr>
-          <w:rFonts w:ascii="標楷體" w:eastAsia="標楷體" w:hAnsi="標楷體" w:hint="eastAsia"/>
-          <w:szCs w:val="24"/>
-        </w:rPr>
-        <w:t>釘在畫面左</w:t>
-      </w:r>
-      <w:r>
-        <w:rPr>
-          <w:rFonts w:ascii="標楷體" w:eastAsia="標楷體" w:hAnsi="標楷體" w:hint="eastAsia"/>
-          <w:szCs w:val="24"/>
-        </w:rPr>
-        <w:t>方</w:t>
-      </w:r>
-    </w:p>
-    <w:p>
-      <w:pPr>
-        <w:pStyle w:val="a3"/>
-        <w:numPr>
-          <w:ilvl w:val="1"/>
-          <w:numId w:val="9"/>
-        </w:numPr>
-        <w:ind w:leftChars="0"/>
-        <w:jc w:val="both"/>
-        <w:rPr>
-          <w:rFonts w:ascii="標楷體" w:eastAsia="標楷體" w:hAnsi="標楷體"/>
-          <w:szCs w:val="24"/>
-        </w:rPr>
-      </w:pPr>
-      <w:hyperlink r:id="rId9" w:history="1">
-        <w:r>
-          <w:rPr>
-            <w:rStyle w:val="a5"/>
-            <w:rFonts w:ascii="標楷體" w:eastAsia="標楷體" w:hAnsi="標楷體" w:hint="eastAsia"/>
-            <w:szCs w:val="24"/>
-          </w:rPr>
-          <w:t>錨點</w:t>
-        </w:r>
-        <w:r>
-          <w:rPr>
-            <w:rStyle w:val="a5"/>
-            <w:rFonts w:ascii="標楷體" w:eastAsia="標楷體" w:hAnsi="標楷體" w:hint="eastAsia"/>
-            <w:szCs w:val="24"/>
-          </w:rPr>
-          <w:t>效</w:t>
-        </w:r>
-        <w:r>
-          <w:rPr>
-            <w:rStyle w:val="a5"/>
-            <w:rFonts w:ascii="標楷體" w:eastAsia="標楷體" w:hAnsi="標楷體" w:hint="eastAsia"/>
-            <w:szCs w:val="24"/>
-          </w:rPr>
-          <w:t>果</w:t>
-        </w:r>
-      </w:hyperlink>
-    </w:p>
-    <w:p>
-      <w:pPr>
-        <w:widowControl/>
-        <w:jc w:val="both"/>
-        <w:rPr>
-          <w:rFonts w:ascii="標楷體" w:eastAsia="標楷體" w:hAnsi="標楷體"/>
-          <w:sz w:val="36"/>
-          <w:szCs w:val="36"/>
-        </w:rPr>
-      </w:pPr>
-    </w:p>
-    <w:p>
-      <w:pPr>
-        <w:widowControl/>
-        <w:jc w:val="both"/>
-        <w:rPr>
-          <w:rFonts w:ascii="標楷體" w:eastAsia="標楷體" w:hAnsi="標楷體"/>
-          <w:sz w:val="36"/>
-          <w:szCs w:val="36"/>
-        </w:rPr>
-      </w:pPr>
-      <w:r>
-        <w:rPr>
-          <w:rFonts w:ascii="標楷體" w:eastAsia="標楷體" w:hAnsi="標楷體" w:hint="eastAsia"/>
-          <w:sz w:val="36"/>
-          <w:szCs w:val="36"/>
-        </w:rPr>
-        <w:t>關於庭園</w:t>
-      </w:r>
-    </w:p>
-    <w:p>
-      <w:pPr>
-        <w:pStyle w:val="a3"/>
-        <w:numPr>
-          <w:ilvl w:val="0"/>
-          <w:numId w:val="9"/>
-        </w:numPr>
-        <w:ind w:leftChars="0"/>
-        <w:jc w:val="both"/>
-        <w:rPr>
-          <w:rFonts w:ascii="標楷體" w:eastAsia="標楷體" w:hAnsi="標楷體"/>
-          <w:sz w:val="36"/>
-          <w:szCs w:val="36"/>
-        </w:rPr>
-      </w:pPr>
-      <w:r>
-        <w:rPr>
-          <w:rFonts w:ascii="標楷體" w:eastAsia="標楷體" w:hAnsi="標楷體" w:hint="eastAsia"/>
-          <w:sz w:val="36"/>
-          <w:szCs w:val="36"/>
-        </w:rPr>
-        <w:t>人物</w:t>
-      </w:r>
-    </w:p>
-    <w:p>
-      <w:pPr>
-        <w:pStyle w:val="a3"/>
-        <w:numPr>
-          <w:ilvl w:val="1"/>
-          <w:numId w:val="9"/>
-        </w:numPr>
-        <w:ind w:leftChars="0"/>
-        <w:jc w:val="both"/>
-        <w:rPr>
-          <w:rFonts w:ascii="標楷體" w:eastAsia="標楷體" w:hAnsi="標楷體"/>
-          <w:szCs w:val="24"/>
-        </w:rPr>
-      </w:pPr>
-      <w:r>
-        <w:rPr>
           <w:rFonts w:hint="eastAsia"/>
           <w:noProof/>
           <w:sz w:val="36"/>
           <w:szCs w:val="36"/>
         </w:rPr>
         <w:drawing>
-          <wp:anchor distT="0" distB="0" distL="114300" distR="114300" simplePos="0" relativeHeight="251666432" behindDoc="0" locked="0" layoutInCell="1" allowOverlap="1" wp14:anchorId="2D4748C7" wp14:editId="22BFB3C4">
+          <wp:anchor distT="0" distB="0" distL="114300" distR="114300" simplePos="0" relativeHeight="251666432" behindDoc="0" locked="0" layoutInCell="1" allowOverlap="1" wp14:anchorId="0770B56D" wp14:editId="09ECDB3C">
             <wp:simplePos x="0" y="0"/>
             <wp:positionH relativeFrom="column">
               <wp:posOffset>4019550</wp:posOffset>
@@ -1368,7 +1592,7 @@
                     <pic:cNvPicPr/>
                   </pic:nvPicPr>
                   <pic:blipFill>
-                    <a:blip r:embed="rId10" cstate="print">
+                    <a:blip r:embed="rId11" cstate="print">
                       <a:extLst>
                         <a:ext uri="{28A0092B-C50C-407E-A947-70E740481C1C}">
                           <a14:useLocalDpi xmlns:a14="http://schemas.microsoft.com/office/drawing/2010/main" val="0"/>
@@ -1419,7 +1643,23 @@
           <w:rFonts w:ascii="標楷體" w:eastAsia="標楷體" w:hAnsi="標楷體" w:hint="eastAsia"/>
           <w:szCs w:val="24"/>
         </w:rPr>
-        <w:t>攜手投入並全心經營溫室，要證明愛不只能發電，還能是最棒的肥料。</w:t>
+        <w:t>攜手投入並全心經營溫室，要證明愛不只能發電，還能是</w:t>
+      </w:r>
+      <w:proofErr w:type="gramStart"/>
+      <w:r>
+        <w:rPr>
+          <w:rFonts w:ascii="標楷體" w:eastAsia="標楷體" w:hAnsi="標楷體" w:hint="eastAsia"/>
+          <w:szCs w:val="24"/>
+        </w:rPr>
+        <w:t>最</w:t>
+      </w:r>
+      <w:proofErr w:type="gramEnd"/>
+      <w:r>
+        <w:rPr>
+          <w:rFonts w:ascii="標楷體" w:eastAsia="標楷體" w:hAnsi="標楷體" w:hint="eastAsia"/>
+          <w:szCs w:val="24"/>
+        </w:rPr>
+        <w:t>棒的肥料。</w:t>
       </w:r>
       <w:r>
         <w:rPr>
@@ -1463,7 +1703,7 @@
         <w:ind w:leftChars="0"/>
         <w:jc w:val="both"/>
         <w:rPr>
-          <w:rFonts w:ascii="標楷體" w:eastAsia="標楷體" w:hAnsi="標楷體"/>
+          <w:rFonts w:ascii="標楷體" w:eastAsia="標楷體" w:hAnsi="標楷體" w:hint="eastAsia"/>
           <w:szCs w:val="24"/>
         </w:rPr>
       </w:pPr>
@@ -1550,27 +1790,15 @@
         <w:jc w:val="both"/>
         <w:rPr>
           <w:rFonts w:ascii="標楷體" w:eastAsia="標楷體" w:hAnsi="標楷體"/>
-          <w:sz w:val="36"/>
-          <w:szCs w:val="36"/>
-        </w:rPr>
-      </w:pPr>
-    </w:p>
-    <w:p>
-      <w:pPr>
-        <w:jc w:val="both"/>
-        <w:rPr>
-          <w:rFonts w:ascii="標楷體" w:eastAsia="標楷體" w:hAnsi="標楷體"/>
-          <w:sz w:val="36"/>
-          <w:szCs w:val="36"/>
-        </w:rPr>
-      </w:pPr>
-      <w:r>
-        <w:rPr>
-          <w:rFonts w:ascii="標楷體" w:eastAsia="標楷體" w:hAnsi="標楷體" w:hint="eastAsia"/>
-          <w:sz w:val="36"/>
-          <w:szCs w:val="36"/>
-        </w:rPr>
-        <w:t>關於溫室</w:t>
+          <w:szCs w:val="24"/>
+        </w:rPr>
+      </w:pPr>
+      <w:r>
+        <w:rPr>
+          <w:rFonts w:ascii="標楷體" w:eastAsia="標楷體" w:hAnsi="標楷體" w:hint="eastAsia"/>
+          <w:szCs w:val="24"/>
+        </w:rPr>
+        <w:t>------------------------------------------------------------------</w:t>
       </w:r>
     </w:p>
     <w:p>
@@ -1583,7 +1811,7 @@
         <w:ind w:leftChars="0"/>
         <w:jc w:val="both"/>
         <w:rPr>
-          <w:rFonts w:ascii="標楷體" w:eastAsia="標楷體" w:hAnsi="標楷體"/>
+          <w:rFonts w:ascii="標楷體" w:eastAsia="標楷體" w:hAnsi="標楷體" w:hint="eastAsia"/>
           <w:sz w:val="36"/>
           <w:szCs w:val="36"/>
         </w:rPr>
@@ -1594,107 +1822,18 @@
           <w:sz w:val="36"/>
           <w:szCs w:val="36"/>
         </w:rPr>
-        <w:t>溫室的優點</w:t>
+        <w:t>照片</w:t>
       </w:r>
     </w:p>
     <w:p>
       <w:pPr>
         <w:pStyle w:val="a3"/>
-        <w:ind w:leftChars="0" w:left="1920"/>
+        <w:numPr>
+          <w:ilvl w:val="1"/>
+          <w:numId w:val="9"/>
+        </w:numPr>
+        <w:ind w:leftChars="0"/>
         <w:jc w:val="both"/>
-        <w:rPr>
-          <w:rFonts w:ascii="標楷體" w:eastAsia="標楷體" w:hAnsi="標楷體"/>
-          <w:szCs w:val="24"/>
-        </w:rPr>
-      </w:pPr>
-      <w:r>
-        <w:rPr>
-          <w:rFonts w:ascii="標楷體" w:eastAsia="標楷體" w:hAnsi="標楷體" w:hint="eastAsia"/>
-          <w:szCs w:val="24"/>
-        </w:rPr>
-        <w:t>溫室，就像一棟專為植物設計的豪宅，讓植物在裡頭能安心成長。不僅能</w:t>
-      </w:r>
-      <w:r>
-        <w:rPr>
-          <w:rFonts w:ascii="標楷體" w:eastAsia="標楷體" w:hAnsi="標楷體"/>
-          <w:szCs w:val="24"/>
-        </w:rPr>
-        <w:t>克服氣候的影響</w:t>
-      </w:r>
-      <w:r>
-        <w:rPr>
-          <w:rFonts w:ascii="標楷體" w:eastAsia="標楷體" w:hAnsi="標楷體" w:hint="eastAsia"/>
-          <w:szCs w:val="24"/>
-        </w:rPr>
-        <w:t>來</w:t>
-      </w:r>
-      <w:r>
-        <w:rPr>
-          <w:rFonts w:ascii="標楷體" w:eastAsia="標楷體" w:hAnsi="標楷體"/>
-          <w:szCs w:val="24"/>
-        </w:rPr>
-        <w:t>穩定作物產量</w:t>
-      </w:r>
-      <w:r>
-        <w:rPr>
-          <w:rFonts w:ascii="標楷體" w:eastAsia="標楷體" w:hAnsi="標楷體" w:hint="eastAsia"/>
-          <w:szCs w:val="24"/>
-        </w:rPr>
-        <w:t>，還能</w:t>
-      </w:r>
-      <w:r>
-        <w:rPr>
-          <w:rFonts w:ascii="標楷體" w:eastAsia="標楷體" w:hAnsi="標楷體"/>
-          <w:szCs w:val="24"/>
-        </w:rPr>
-        <w:t>降低病蟲害發生率</w:t>
-      </w:r>
-      <w:r>
-        <w:rPr>
-          <w:rFonts w:ascii="標楷體" w:eastAsia="標楷體" w:hAnsi="標楷體" w:hint="eastAsia"/>
-          <w:szCs w:val="24"/>
-        </w:rPr>
-        <w:t>來</w:t>
-      </w:r>
-      <w:r>
-        <w:rPr>
-          <w:rFonts w:ascii="標楷體" w:eastAsia="標楷體" w:hAnsi="標楷體"/>
-          <w:szCs w:val="24"/>
-        </w:rPr>
-        <w:t>減少農藥使用</w:t>
-      </w:r>
-      <w:r>
-        <w:rPr>
-          <w:rFonts w:ascii="標楷體" w:eastAsia="標楷體" w:hAnsi="標楷體" w:hint="eastAsia"/>
-          <w:szCs w:val="24"/>
-        </w:rPr>
-        <w:t>，維護消費</w:t>
-      </w:r>
-      <w:r>
-        <w:rPr>
-          <w:rFonts w:ascii="標楷體" w:eastAsia="標楷體" w:hAnsi="標楷體"/>
-          <w:szCs w:val="24"/>
-        </w:rPr>
-        <w:t>者</w:t>
-      </w:r>
-      <w:r>
-        <w:rPr>
-          <w:rFonts w:ascii="標楷體" w:eastAsia="標楷體" w:hAnsi="標楷體" w:hint="eastAsia"/>
-          <w:szCs w:val="24"/>
-        </w:rPr>
-        <w:t>食</w:t>
-      </w:r>
-      <w:r>
-        <w:rPr>
-          <w:rFonts w:ascii="標楷體" w:eastAsia="標楷體" w:hAnsi="標楷體"/>
-          <w:szCs w:val="24"/>
-        </w:rPr>
-        <w:t>之健康。</w:t>
-      </w:r>
-    </w:p>
-    <w:p>
-      <w:pPr>
-        <w:widowControl/>
         <w:rPr>
           <w:rFonts w:ascii="標楷體" w:eastAsia="標楷體" w:hAnsi="標楷體"/>
           <w:sz w:val="36"/>
@@ -1703,91 +1842,59 @@
       </w:pPr>
       <w:r>
         <w:rPr>
-          <w:rFonts w:ascii="標楷體" w:eastAsia="標楷體" w:hAnsi="標楷體"/>
+          <w:rFonts w:ascii="標楷體" w:eastAsia="標楷體" w:hAnsi="標楷體" w:hint="eastAsia"/>
           <w:sz w:val="36"/>
           <w:szCs w:val="36"/>
         </w:rPr>
-        <w:br w:type="page"/>
-      </w:r>
-    </w:p>
-    <w:p>
-      <w:pPr>
-        <w:jc w:val="both"/>
-        <w:rPr>
-          <w:rFonts w:ascii="標楷體" w:eastAsia="標楷體" w:hAnsi="標楷體"/>
+        <w:t>以</w:t>
+      </w:r>
+      <w:proofErr w:type="spellStart"/>
+      <w:r>
+        <w:rPr>
+          <w:rFonts w:ascii="標楷體" w:eastAsia="標楷體" w:hAnsi="標楷體" w:hint="eastAsia"/>
           <w:sz w:val="36"/>
           <w:szCs w:val="36"/>
         </w:rPr>
-      </w:pPr>
+        <w:t>swiper</w:t>
+      </w:r>
+      <w:proofErr w:type="spellEnd"/>
       <w:r>
         <w:rPr>
           <w:rFonts w:ascii="標楷體" w:eastAsia="標楷體" w:hAnsi="標楷體" w:hint="eastAsia"/>
           <w:sz w:val="36"/>
           <w:szCs w:val="36"/>
         </w:rPr>
+        <w:t>呈現</w:t>
+      </w:r>
+    </w:p>
+    <w:p>
+      <w:pPr>
+        <w:widowControl/>
+        <w:rPr>
+          <w:rFonts w:asciiTheme="majorHAnsi" w:eastAsiaTheme="majorEastAsia" w:hAnsiTheme="majorHAnsi" w:cstheme="majorBidi"/>
+          <w:b/>
+          <w:bCs/>
+          <w:noProof/>
+          <w:kern w:val="52"/>
+          <w:sz w:val="52"/>
+          <w:szCs w:val="24"/>
+        </w:rPr>
+      </w:pPr>
+      <w:r>
+        <w:br w:type="page"/>
+      </w:r>
+    </w:p>
+    <w:p>
+      <w:pPr>
+        <w:pStyle w:val="1"/>
+      </w:pPr>
+      <w:r>
+        <w:rPr>
+          <w:rFonts w:hint="eastAsia"/>
+        </w:rPr>
         <w:lastRenderedPageBreak/>
-        <w:t>庭園</w:t>
-      </w:r>
-      <w:r>
-        <w:rPr>
-          <w:rFonts w:ascii="標楷體" w:eastAsia="標楷體" w:hAnsi="標楷體" w:hint="eastAsia"/>
-          <w:sz w:val="36"/>
-          <w:szCs w:val="36"/>
-        </w:rPr>
-        <w:t>產</w:t>
-      </w:r>
-      <w:r>
-        <w:rPr>
-          <w:rFonts w:ascii="標楷體" w:eastAsia="標楷體" w:hAnsi="標楷體" w:hint="eastAsia"/>
-          <w:sz w:val="36"/>
-          <w:szCs w:val="36"/>
-        </w:rPr>
-        <w:t>物</w:t>
-      </w:r>
-    </w:p>
-    <w:p>
-      <w:pPr>
-        <w:jc w:val="both"/>
-        <w:rPr>
-          <w:rFonts w:ascii="標楷體" w:eastAsia="標楷體" w:hAnsi="標楷體"/>
-          <w:szCs w:val="24"/>
-        </w:rPr>
-      </w:pPr>
-      <w:r>
-        <w:rPr>
-          <w:rFonts w:ascii="標楷體" w:eastAsia="標楷體" w:hAnsi="標楷體" w:hint="eastAsia"/>
-          <w:szCs w:val="24"/>
-        </w:rPr>
-        <w:tab/>
-      </w:r>
-      <w:hyperlink r:id="rId11" w:history="1">
-        <w:r>
-          <w:rPr>
-            <w:rStyle w:val="a5"/>
-            <w:rFonts w:ascii="標楷體" w:eastAsia="標楷體" w:hAnsi="標楷體" w:hint="eastAsia"/>
-            <w:szCs w:val="24"/>
-          </w:rPr>
-          <w:t>(縮圖+簡介，滑鼠碰到後顯示詳細</w:t>
-        </w:r>
-        <w:bookmarkStart w:id="0" w:name="_GoBack"/>
-        <w:bookmarkEnd w:id="0"/>
-        <w:r>
-          <w:rPr>
-            <w:rStyle w:val="a5"/>
-            <w:rFonts w:ascii="標楷體" w:eastAsia="標楷體" w:hAnsi="標楷體" w:hint="eastAsia"/>
-            <w:szCs w:val="24"/>
-          </w:rPr>
-          <w:t>介</w:t>
-        </w:r>
-        <w:r>
-          <w:rPr>
-            <w:rStyle w:val="a5"/>
-            <w:rFonts w:ascii="標楷體" w:eastAsia="標楷體" w:hAnsi="標楷體" w:hint="eastAsia"/>
-            <w:szCs w:val="24"/>
-          </w:rPr>
-          <w:t>紹)</w:t>
-        </w:r>
-      </w:hyperlink>
+        <w:t>關於溫室</w:t>
+      </w:r>
     </w:p>
     <w:p>
       <w:pPr>
@@ -1810,6 +1917,263 @@
           <w:sz w:val="36"/>
           <w:szCs w:val="36"/>
         </w:rPr>
+        <w:t>溫室的優點</w:t>
+      </w:r>
+    </w:p>
+    <w:p>
+      <w:pPr>
+        <w:pStyle w:val="a3"/>
+        <w:ind w:leftChars="0" w:left="1920"/>
+        <w:jc w:val="both"/>
+        <w:rPr>
+          <w:rFonts w:ascii="標楷體" w:eastAsia="標楷體" w:hAnsi="標楷體" w:hint="eastAsia"/>
+          <w:szCs w:val="24"/>
+        </w:rPr>
+      </w:pPr>
+      <w:r>
+        <w:rPr>
+          <w:rFonts w:ascii="標楷體" w:eastAsia="標楷體" w:hAnsi="標楷體" w:hint="eastAsia"/>
+          <w:szCs w:val="24"/>
+        </w:rPr>
+        <w:t>溫室，就像一棟專為植物設計的豪宅，讓植物在裡頭能安心成長。不僅能</w:t>
+      </w:r>
+      <w:r>
+        <w:rPr>
+          <w:rFonts w:ascii="標楷體" w:eastAsia="標楷體" w:hAnsi="標楷體"/>
+          <w:szCs w:val="24"/>
+        </w:rPr>
+        <w:t>克服氣候的影響</w:t>
+      </w:r>
+      <w:r>
+        <w:rPr>
+          <w:rFonts w:ascii="標楷體" w:eastAsia="標楷體" w:hAnsi="標楷體" w:hint="eastAsia"/>
+          <w:szCs w:val="24"/>
+        </w:rPr>
+        <w:t>來</w:t>
+      </w:r>
+      <w:r>
+        <w:rPr>
+          <w:rFonts w:ascii="標楷體" w:eastAsia="標楷體" w:hAnsi="標楷體"/>
+          <w:szCs w:val="24"/>
+        </w:rPr>
+        <w:t>穩定作物產量</w:t>
+      </w:r>
+      <w:r>
+        <w:rPr>
+          <w:rFonts w:ascii="標楷體" w:eastAsia="標楷體" w:hAnsi="標楷體" w:hint="eastAsia"/>
+          <w:szCs w:val="24"/>
+        </w:rPr>
+        <w:t>，還能</w:t>
+      </w:r>
+      <w:r>
+        <w:rPr>
+          <w:rFonts w:ascii="標楷體" w:eastAsia="標楷體" w:hAnsi="標楷體"/>
+          <w:szCs w:val="24"/>
+        </w:rPr>
+        <w:t>降低病蟲害發生率</w:t>
+      </w:r>
+      <w:r>
+        <w:rPr>
+          <w:rFonts w:ascii="標楷體" w:eastAsia="標楷體" w:hAnsi="標楷體" w:hint="eastAsia"/>
+          <w:szCs w:val="24"/>
+        </w:rPr>
+        <w:t>來</w:t>
+      </w:r>
+      <w:r>
+        <w:rPr>
+          <w:rFonts w:ascii="標楷體" w:eastAsia="標楷體" w:hAnsi="標楷體"/>
+          <w:szCs w:val="24"/>
+        </w:rPr>
+        <w:t>減少農藥使用</w:t>
+      </w:r>
+      <w:r>
+        <w:rPr>
+          <w:rFonts w:ascii="標楷體" w:eastAsia="標楷體" w:hAnsi="標楷體" w:hint="eastAsia"/>
+          <w:szCs w:val="24"/>
+        </w:rPr>
+        <w:t>，維護消費</w:t>
+      </w:r>
+      <w:r>
+        <w:rPr>
+          <w:rFonts w:ascii="標楷體" w:eastAsia="標楷體" w:hAnsi="標楷體"/>
+          <w:szCs w:val="24"/>
+        </w:rPr>
+        <w:t>者</w:t>
+      </w:r>
+      <w:r>
+        <w:rPr>
+          <w:rFonts w:ascii="標楷體" w:eastAsia="標楷體" w:hAnsi="標楷體" w:hint="eastAsia"/>
+          <w:szCs w:val="24"/>
+        </w:rPr>
+        <w:t>食</w:t>
+      </w:r>
+      <w:r>
+        <w:rPr>
+          <w:rFonts w:ascii="標楷體" w:eastAsia="標楷體" w:hAnsi="標楷體"/>
+          <w:szCs w:val="24"/>
+        </w:rPr>
+        <w:t>之健康。</w:t>
+      </w:r>
+    </w:p>
+    <w:p>
+      <w:r>
+        <w:rPr>
+          <w:rFonts w:ascii="標楷體" w:eastAsia="標楷體" w:hAnsi="標楷體"/>
+          <w:szCs w:val="24"/>
+        </w:rPr>
+        <w:t>--------------------------------------------------------------------</w:t>
+      </w:r>
+    </w:p>
+    <w:p>
+      <w:pPr>
+        <w:pStyle w:val="a3"/>
+        <w:numPr>
+          <w:ilvl w:val="0"/>
+          <w:numId w:val="14"/>
+        </w:numPr>
+        <w:ind w:leftChars="0"/>
+        <w:jc w:val="both"/>
+        <w:rPr>
+          <w:rFonts w:ascii="標楷體" w:eastAsia="標楷體" w:hAnsi="標楷體"/>
+          <w:szCs w:val="24"/>
+        </w:rPr>
+      </w:pPr>
+      <w:r>
+        <w:rPr>
+          <w:rFonts w:ascii="標楷體" w:eastAsia="標楷體" w:hAnsi="標楷體" w:hint="eastAsia"/>
+          <w:szCs w:val="24"/>
+        </w:rPr>
+        <w:t>照片</w:t>
+      </w:r>
+    </w:p>
+    <w:p>
+      <w:pPr>
+        <w:widowControl/>
+        <w:rPr>
+          <w:rFonts w:ascii="標楷體" w:eastAsia="標楷體" w:hAnsi="標楷體"/>
+          <w:sz w:val="36"/>
+          <w:szCs w:val="36"/>
+        </w:rPr>
+      </w:pPr>
+      <w:r>
+        <w:rPr>
+          <w:rFonts w:ascii="標楷體" w:eastAsia="標楷體" w:hAnsi="標楷體"/>
+          <w:sz w:val="36"/>
+          <w:szCs w:val="36"/>
+        </w:rPr>
+        <w:br w:type="page"/>
+      </w:r>
+    </w:p>
+    <w:p>
+      <w:pPr>
+        <w:pStyle w:val="1"/>
+      </w:pPr>
+      <w:r>
+        <w:rPr>
+          <w:rFonts w:hint="eastAsia"/>
+        </w:rPr>
+        <w:lastRenderedPageBreak/>
+        <w:t>庭園</w:t>
+      </w:r>
+      <w:r>
+        <w:rPr>
+          <w:rFonts w:hint="eastAsia"/>
+        </w:rPr>
+        <w:t>產</w:t>
+      </w:r>
+      <w:r>
+        <w:rPr>
+          <w:rFonts w:hint="eastAsia"/>
+        </w:rPr>
+        <w:t>物</w:t>
+      </w:r>
+    </w:p>
+    <w:p>
+      <w:pPr>
+        <w:jc w:val="both"/>
+        <w:rPr>
+          <w:rFonts w:ascii="標楷體" w:eastAsia="標楷體" w:hAnsi="標楷體"/>
+          <w:szCs w:val="24"/>
+        </w:rPr>
+      </w:pPr>
+      <w:r>
+        <w:rPr>
+          <w:rFonts w:ascii="標楷體" w:eastAsia="標楷體" w:hAnsi="標楷體" w:hint="eastAsia"/>
+          <w:szCs w:val="24"/>
+        </w:rPr>
+        <w:tab/>
+      </w:r>
+      <w:r>
+        <w:rPr>
+          <w:rFonts w:ascii="標楷體" w:eastAsia="標楷體" w:hAnsi="標楷體" w:hint="eastAsia"/>
+          <w:szCs w:val="24"/>
+        </w:rPr>
+        <w:t>(縮圖+簡介，滑鼠</w:t>
+      </w:r>
+      <w:r>
+        <w:rPr>
+          <w:rFonts w:ascii="標楷體" w:eastAsia="標楷體" w:hAnsi="標楷體" w:hint="eastAsia"/>
+          <w:szCs w:val="24"/>
+        </w:rPr>
+        <w:t>點擊</w:t>
+      </w:r>
+      <w:r>
+        <w:rPr>
+          <w:rFonts w:ascii="標楷體" w:eastAsia="標楷體" w:hAnsi="標楷體" w:hint="eastAsia"/>
+          <w:szCs w:val="24"/>
+        </w:rPr>
+        <w:t>後</w:t>
+      </w:r>
+      <w:r>
+        <w:rPr>
+          <w:rFonts w:ascii="標楷體" w:eastAsia="標楷體" w:hAnsi="標楷體" w:hint="eastAsia"/>
+          <w:szCs w:val="24"/>
+        </w:rPr>
+        <w:t>跳出浮動視窗顯示</w:t>
+      </w:r>
+      <w:r>
+        <w:rPr>
+          <w:rFonts w:ascii="標楷體" w:eastAsia="標楷體" w:hAnsi="標楷體" w:hint="eastAsia"/>
+          <w:szCs w:val="24"/>
+        </w:rPr>
+        <w:t>詳細介紹</w:t>
+      </w:r>
+      <w:r>
+        <w:rPr>
+          <w:rFonts w:ascii="標楷體" w:eastAsia="標楷體" w:hAnsi="標楷體" w:hint="eastAsia"/>
+          <w:szCs w:val="24"/>
+        </w:rPr>
+        <w:t>+加入購物車</w:t>
+      </w:r>
+      <w:r>
+        <w:rPr>
+          <w:rFonts w:ascii="標楷體" w:eastAsia="標楷體" w:hAnsi="標楷體" w:hint="eastAsia"/>
+          <w:szCs w:val="24"/>
+        </w:rPr>
+        <w:t>)</w:t>
+      </w:r>
+    </w:p>
+    <w:p>
+      <w:pPr>
+        <w:pStyle w:val="a3"/>
+        <w:numPr>
+          <w:ilvl w:val="0"/>
+          <w:numId w:val="9"/>
+        </w:numPr>
+        <w:ind w:leftChars="0"/>
+        <w:jc w:val="both"/>
+        <w:rPr>
+          <w:rFonts w:ascii="標楷體" w:eastAsia="標楷體" w:hAnsi="標楷體"/>
+          <w:sz w:val="36"/>
+          <w:szCs w:val="36"/>
+        </w:rPr>
+      </w:pPr>
+      <w:r>
+        <w:rPr>
+          <w:rFonts w:ascii="標楷體" w:eastAsia="標楷體" w:hAnsi="標楷體" w:hint="eastAsia"/>
+          <w:sz w:val="36"/>
+          <w:szCs w:val="36"/>
+        </w:rPr>
         <w:t>美濃瓜</w:t>
       </w:r>
     </w:p>
@@ -1835,7 +2199,7 @@
           <w:szCs w:val="36"/>
         </w:rPr>
         <w:drawing>
-          <wp:anchor distT="0" distB="0" distL="114300" distR="114300" simplePos="0" relativeHeight="251659264" behindDoc="0" locked="0" layoutInCell="1" allowOverlap="1" wp14:anchorId="11953AA5" wp14:editId="24F77E98">
+          <wp:anchor distT="0" distB="0" distL="114300" distR="114300" simplePos="0" relativeHeight="251659264" behindDoc="0" locked="0" layoutInCell="1" allowOverlap="1" wp14:anchorId="27FC0F79" wp14:editId="0BEA5732">
             <wp:simplePos x="0" y="0"/>
             <wp:positionH relativeFrom="column">
               <wp:posOffset>4229100</wp:posOffset>
@@ -1911,6 +2275,7 @@
         </w:rPr>
         <w:t>，果肉</w:t>
       </w:r>
+      <w:proofErr w:type="gramStart"/>
       <w:r>
         <w:rPr>
           <w:rFonts w:ascii="標楷體" w:eastAsia="標楷體" w:hAnsi="標楷體" w:hint="eastAsia"/>
@@ -1918,6 +2283,7 @@
         </w:rPr>
         <w:t>為淡白綠色</w:t>
       </w:r>
+      <w:proofErr w:type="gramEnd"/>
       <w:r>
         <w:rPr>
           <w:rFonts w:ascii="標楷體" w:eastAsia="標楷體" w:hAnsi="標楷體" w:hint="eastAsia"/>
@@ -1937,14 +2303,46 @@
           <w:rFonts w:ascii="標楷體" w:eastAsia="標楷體" w:hAnsi="標楷體" w:hint="eastAsia"/>
           <w:szCs w:val="24"/>
         </w:rPr>
-        <w:t>口感香甜！每棵瓜藤只留1~2個果實(一般留7-10果實)</w:t>
-      </w:r>
-      <w:r>
-        <w:rPr>
-          <w:rFonts w:ascii="標楷體" w:eastAsia="標楷體" w:hAnsi="標楷體" w:hint="eastAsia"/>
-          <w:szCs w:val="24"/>
-        </w:rPr>
-        <w:t>，重質不重量的栽培方式，就是我們的品質保證！</w:t>
+        <w:t>口感香甜！每</w:t>
+      </w:r>
+      <w:proofErr w:type="gramStart"/>
+      <w:r>
+        <w:rPr>
+          <w:rFonts w:ascii="標楷體" w:eastAsia="標楷體" w:hAnsi="標楷體" w:hint="eastAsia"/>
+          <w:szCs w:val="24"/>
+        </w:rPr>
+        <w:t>棵瓜藤只</w:t>
+      </w:r>
+      <w:proofErr w:type="gramEnd"/>
+      <w:r>
+        <w:rPr>
+          <w:rFonts w:ascii="標楷體" w:eastAsia="標楷體" w:hAnsi="標楷體" w:hint="eastAsia"/>
+          <w:szCs w:val="24"/>
+        </w:rPr>
+        <w:t>留1~2個果實(一般留7-10果實)</w:t>
+      </w:r>
+      <w:r>
+        <w:rPr>
+          <w:rFonts w:ascii="標楷體" w:eastAsia="標楷體" w:hAnsi="標楷體" w:hint="eastAsia"/>
+          <w:szCs w:val="24"/>
+        </w:rPr>
+        <w:t>，重質</w:t>
+      </w:r>
+      <w:proofErr w:type="gramStart"/>
+      <w:r>
+        <w:rPr>
+          <w:rFonts w:ascii="標楷體" w:eastAsia="標楷體" w:hAnsi="標楷體" w:hint="eastAsia"/>
+          <w:szCs w:val="24"/>
+        </w:rPr>
+        <w:t>不</w:t>
+      </w:r>
+      <w:proofErr w:type="gramEnd"/>
+      <w:r>
+        <w:rPr>
+          <w:rFonts w:ascii="標楷體" w:eastAsia="標楷體" w:hAnsi="標楷體" w:hint="eastAsia"/>
+          <w:szCs w:val="24"/>
+        </w:rPr>
+        <w:t>重量的栽培方式，就是我們的品質保證！</w:t>
       </w:r>
     </w:p>
     <w:p>
@@ -1990,7 +2388,7 @@
           <w:szCs w:val="36"/>
         </w:rPr>
         <w:drawing>
-          <wp:anchor distT="0" distB="0" distL="114300" distR="114300" simplePos="0" relativeHeight="251660288" behindDoc="0" locked="0" layoutInCell="1" allowOverlap="1" wp14:anchorId="75F4BE4D" wp14:editId="493573DA">
+          <wp:anchor distT="0" distB="0" distL="114300" distR="114300" simplePos="0" relativeHeight="251660288" behindDoc="0" locked="0" layoutInCell="1" allowOverlap="1" wp14:anchorId="381FE285" wp14:editId="3A41DB7D">
             <wp:simplePos x="0" y="0"/>
             <wp:positionH relativeFrom="column">
               <wp:posOffset>3533775</wp:posOffset>
@@ -2081,14 +2479,39 @@
           <w:rFonts w:ascii="標楷體" w:eastAsia="標楷體" w:hAnsi="標楷體"/>
           <w:szCs w:val="24"/>
         </w:rPr>
-        <w:t>果實呈現橢圓形、顏色為正紅色。皮薄汁多、甜度高。</w:t>
-      </w:r>
-      <w:r>
-        <w:rPr>
-          <w:rFonts w:ascii="標楷體" w:eastAsia="標楷體" w:hAnsi="標楷體" w:hint="eastAsia"/>
-          <w:szCs w:val="24"/>
-        </w:rPr>
-        <w:t>採收期11月-4月，</w:t>
+        <w:t>果實呈現橢圓形、顏色為正紅色。</w:t>
+      </w:r>
+      <w:proofErr w:type="gramStart"/>
+      <w:r>
+        <w:rPr>
+          <w:rFonts w:ascii="標楷體" w:eastAsia="標楷體" w:hAnsi="標楷體"/>
+          <w:szCs w:val="24"/>
+        </w:rPr>
+        <w:t>皮薄汁多</w:t>
+      </w:r>
+      <w:proofErr w:type="gramEnd"/>
+      <w:r>
+        <w:rPr>
+          <w:rFonts w:ascii="標楷體" w:eastAsia="標楷體" w:hAnsi="標楷體"/>
+          <w:szCs w:val="24"/>
+        </w:rPr>
+        <w:t>、甜度高。</w:t>
+      </w:r>
+      <w:proofErr w:type="gramStart"/>
+      <w:r>
+        <w:rPr>
+          <w:rFonts w:ascii="標楷體" w:eastAsia="標楷體" w:hAnsi="標楷體" w:hint="eastAsia"/>
+          <w:szCs w:val="24"/>
+        </w:rPr>
+        <w:t>採</w:t>
+      </w:r>
+      <w:proofErr w:type="gramEnd"/>
+      <w:r>
+        <w:rPr>
+          <w:rFonts w:ascii="標楷體" w:eastAsia="標楷體" w:hAnsi="標楷體" w:hint="eastAsia"/>
+          <w:szCs w:val="24"/>
+        </w:rPr>
+        <w:t>收期11月-4月，</w:t>
       </w:r>
       <w:r>
         <w:rPr>
@@ -2143,7 +2566,7 @@
           <w:szCs w:val="24"/>
         </w:rPr>
         <w:drawing>
-          <wp:anchor distT="0" distB="0" distL="114300" distR="114300" simplePos="0" relativeHeight="251682304" behindDoc="0" locked="0" layoutInCell="1" allowOverlap="1" wp14:anchorId="014A0524" wp14:editId="0FB3E2D0">
+          <wp:anchor distT="0" distB="0" distL="114300" distR="114300" simplePos="0" relativeHeight="251682304" behindDoc="0" locked="0" layoutInCell="1" allowOverlap="1" wp14:anchorId="0B8E15B7" wp14:editId="64E3D602">
             <wp:simplePos x="0" y="0"/>
             <wp:positionH relativeFrom="column">
               <wp:posOffset>3552190</wp:posOffset>
@@ -2232,7 +2655,7 @@
     </w:p>
     <w:p>
       <w:pPr>
-        <w:jc w:val="both"/>
+        <w:widowControl/>
         <w:rPr>
           <w:rFonts w:ascii="標楷體" w:eastAsia="標楷體" w:hAnsi="標楷體"/>
           <w:sz w:val="36"/>
@@ -2241,10 +2664,22 @@
       </w:pPr>
       <w:r>
         <w:rPr>
-          <w:rFonts w:ascii="標楷體" w:eastAsia="標楷體" w:hAnsi="標楷體" w:hint="eastAsia"/>
+          <w:rFonts w:ascii="標楷體" w:eastAsia="標楷體" w:hAnsi="標楷體"/>
           <w:sz w:val="36"/>
           <w:szCs w:val="36"/>
         </w:rPr>
+        <w:br w:type="page"/>
+      </w:r>
+    </w:p>
+    <w:p>
+      <w:pPr>
+        <w:pStyle w:val="1"/>
+      </w:pPr>
+      <w:r>
+        <w:rPr>
+          <w:rFonts w:hint="eastAsia"/>
+        </w:rPr>
+        <w:lastRenderedPageBreak/>
         <w:t>庭園消息</w:t>
       </w:r>
     </w:p>
@@ -2264,32 +2699,43 @@
         </w:rPr>
         <w:tab/>
       </w:r>
-      <w:hyperlink r:id="rId15" w:history="1">
-        <w:r>
-          <w:rPr>
-            <w:rStyle w:val="a5"/>
-            <w:rFonts w:ascii="標楷體" w:eastAsia="標楷體" w:hAnsi="標楷體" w:hint="eastAsia"/>
-            <w:szCs w:val="24"/>
-          </w:rPr>
-          <w:t>(用縮圖方式+read more來呈現</w:t>
-        </w:r>
-        <w:r>
-          <w:rPr>
-            <w:rStyle w:val="a5"/>
-            <w:rFonts w:ascii="標楷體" w:eastAsia="標楷體" w:hAnsi="標楷體" w:hint="eastAsia"/>
-            <w:szCs w:val="24"/>
-          </w:rPr>
-          <w:t>(one news)</w:t>
-        </w:r>
-        <w:r>
-          <w:rPr>
-            <w:rStyle w:val="a5"/>
-            <w:rFonts w:ascii="標楷體" w:eastAsia="標楷體" w:hAnsi="標楷體" w:hint="eastAsia"/>
-            <w:szCs w:val="24"/>
-          </w:rPr>
-          <w:t>)</w:t>
-        </w:r>
-      </w:hyperlink>
+      <w:r>
+        <w:rPr>
+          <w:rFonts w:ascii="標楷體" w:eastAsia="標楷體" w:hAnsi="標楷體" w:hint="eastAsia"/>
+          <w:szCs w:val="24"/>
+        </w:rPr>
+        <w:t>(縮圖+</w:t>
+      </w:r>
+      <w:r>
+        <w:rPr>
+          <w:rFonts w:ascii="標楷體" w:eastAsia="標楷體" w:hAnsi="標楷體" w:hint="eastAsia"/>
+          <w:szCs w:val="24"/>
+        </w:rPr>
+        <w:t>瀑布流呈現，連結到粉絲專頁</w:t>
+      </w:r>
+      <w:proofErr w:type="gramStart"/>
+      <w:r>
+        <w:rPr>
+          <w:rFonts w:ascii="標楷體" w:eastAsia="標楷體" w:hAnsi="標楷體" w:hint="eastAsia"/>
+          <w:szCs w:val="24"/>
+        </w:rPr>
+        <w:t>的貼文</w:t>
+      </w:r>
+      <w:proofErr w:type="gramEnd"/>
+      <w:r>
+        <w:rPr>
+          <w:rFonts w:ascii="標楷體" w:eastAsia="標楷體" w:hAnsi="標楷體" w:hint="eastAsia"/>
+          <w:szCs w:val="24"/>
+        </w:rPr>
+        <w:t>/或浮動視窗顯示詳細資訊</w:t>
+      </w:r>
+      <w:r>
+        <w:rPr>
+          <w:rFonts w:ascii="標楷體" w:eastAsia="標楷體" w:hAnsi="標楷體" w:hint="eastAsia"/>
+          <w:szCs w:val="24"/>
+        </w:rPr>
+        <w:t>)</w:t>
+      </w:r>
     </w:p>
     <w:p>
       <w:pPr>
@@ -2341,7 +2787,23 @@
           <w:rFonts w:ascii="標楷體" w:eastAsia="標楷體" w:hAnsi="標楷體" w:hint="eastAsia"/>
           <w:szCs w:val="24"/>
         </w:rPr>
-        <w:t>(FB粉專截圖/串粉專API)</w:t>
+        <w:t>(FB</w:t>
+      </w:r>
+      <w:proofErr w:type="gramStart"/>
+      <w:r>
+        <w:rPr>
+          <w:rFonts w:ascii="標楷體" w:eastAsia="標楷體" w:hAnsi="標楷體" w:hint="eastAsia"/>
+          <w:szCs w:val="24"/>
+        </w:rPr>
+        <w:t>粉專截圖/串粉專</w:t>
+      </w:r>
+      <w:proofErr w:type="gramEnd"/>
+      <w:r>
+        <w:rPr>
+          <w:rFonts w:ascii="標楷體" w:eastAsia="標楷體" w:hAnsi="標楷體" w:hint="eastAsia"/>
+          <w:szCs w:val="24"/>
+        </w:rPr>
+        <w:t>API)</w:t>
       </w:r>
     </w:p>
     <w:p>
@@ -2387,7 +2849,6 @@
           <w:rFonts w:ascii="標楷體" w:eastAsia="標楷體" w:hAnsi="標楷體" w:hint="eastAsia"/>
           <w:szCs w:val="24"/>
         </w:rPr>
-        <w:lastRenderedPageBreak/>
         <w:t>分享</w:t>
       </w:r>
       <w:r>
@@ -2463,7 +2924,7 @@
           <w:szCs w:val="36"/>
         </w:rPr>
         <w:drawing>
-          <wp:anchor distT="0" distB="0" distL="114300" distR="114300" simplePos="0" relativeHeight="251635200" behindDoc="0" locked="0" layoutInCell="1" allowOverlap="1" wp14:anchorId="50E7F3EB" wp14:editId="6D85512A">
+          <wp:anchor distT="0" distB="0" distL="114300" distR="114300" simplePos="0" relativeHeight="251635200" behindDoc="0" locked="0" layoutInCell="1" allowOverlap="1" wp14:anchorId="66845A2D" wp14:editId="7E845426">
             <wp:simplePos x="0" y="0"/>
             <wp:positionH relativeFrom="column">
               <wp:posOffset>2333625</wp:posOffset>
@@ -2486,7 +2947,7 @@
                     <pic:cNvPicPr/>
                   </pic:nvPicPr>
                   <pic:blipFill>
-                    <a:blip r:embed="rId16" cstate="print">
+                    <a:blip r:embed="rId15" cstate="print">
                       <a:extLst>
                         <a:ext uri="{28A0092B-C50C-407E-A947-70E740481C1C}">
                           <a14:useLocalDpi xmlns:a14="http://schemas.microsoft.com/office/drawing/2010/main" val="0"/>
@@ -2526,7 +2987,7 @@
           <w:szCs w:val="36"/>
         </w:rPr>
         <w:drawing>
-          <wp:anchor distT="0" distB="0" distL="114300" distR="114300" simplePos="0" relativeHeight="251637248" behindDoc="0" locked="0" layoutInCell="1" allowOverlap="1" wp14:anchorId="493277B1" wp14:editId="30269ED0">
+          <wp:anchor distT="0" distB="0" distL="114300" distR="114300" simplePos="0" relativeHeight="251637248" behindDoc="0" locked="0" layoutInCell="1" allowOverlap="1" wp14:anchorId="359D33E9" wp14:editId="6ADD4018">
             <wp:simplePos x="0" y="0"/>
             <wp:positionH relativeFrom="column">
               <wp:posOffset>476250</wp:posOffset>
@@ -2549,7 +3010,7 @@
                     <pic:cNvPicPr/>
                   </pic:nvPicPr>
                   <pic:blipFill>
-                    <a:blip r:embed="rId17" cstate="print">
+                    <a:blip r:embed="rId16" cstate="print">
                       <a:extLst>
                         <a:ext uri="{28A0092B-C50C-407E-A947-70E740481C1C}">
                           <a14:useLocalDpi xmlns:a14="http://schemas.microsoft.com/office/drawing/2010/main" val="0"/>
@@ -2643,7 +3104,7 @@
           <w:szCs w:val="24"/>
         </w:rPr>
         <w:drawing>
-          <wp:anchor distT="0" distB="0" distL="114300" distR="114300" simplePos="0" relativeHeight="251655680" behindDoc="0" locked="0" layoutInCell="1" allowOverlap="1" wp14:anchorId="37041798" wp14:editId="330A014E">
+          <wp:anchor distT="0" distB="0" distL="114300" distR="114300" simplePos="0" relativeHeight="251655680" behindDoc="0" locked="0" layoutInCell="1" allowOverlap="1" wp14:anchorId="44F0B960" wp14:editId="62047DDA">
             <wp:simplePos x="0" y="0"/>
             <wp:positionH relativeFrom="column">
               <wp:posOffset>4457700</wp:posOffset>
@@ -2666,7 +3127,7 @@
                     <pic:cNvPicPr/>
                   </pic:nvPicPr>
                   <pic:blipFill>
-                    <a:blip r:embed="rId18" cstate="print">
+                    <a:blip r:embed="rId17" cstate="print">
                       <a:extLst>
                         <a:ext uri="{28A0092B-C50C-407E-A947-70E740481C1C}">
                           <a14:useLocalDpi xmlns:a14="http://schemas.microsoft.com/office/drawing/2010/main" val="0"/>
@@ -2703,8 +3164,17 @@
           <w:rFonts w:ascii="標楷體" w:eastAsia="標楷體" w:hAnsi="標楷體" w:hint="eastAsia"/>
           <w:szCs w:val="24"/>
         </w:rPr>
-        <w:t>小番茄-梅釀番茄</w:t>
-      </w:r>
+        <w:t>小番茄-</w:t>
+      </w:r>
+      <w:proofErr w:type="gramStart"/>
+      <w:r>
+        <w:rPr>
+          <w:rFonts w:ascii="標楷體" w:eastAsia="標楷體" w:hAnsi="標楷體" w:hint="eastAsia"/>
+          <w:szCs w:val="24"/>
+        </w:rPr>
+        <w:t>梅釀番茄</w:t>
+      </w:r>
+      <w:proofErr w:type="gramEnd"/>
     </w:p>
     <w:p>
       <w:pPr>
@@ -2840,8 +3310,25 @@
           <w:rFonts w:ascii="標楷體" w:eastAsia="標楷體" w:hAnsi="標楷體" w:hint="eastAsia"/>
           <w:szCs w:val="24"/>
         </w:rPr>
-        <w:t>燒開熱水後放入小番茄10顆，大約1分鐘即可取出，之後馬上泡入冷水浸泡，皮會自動就裂開，再一一剝下番茄的表皮。</w:t>
-      </w:r>
+        <w:t>燒開熱水後放入小番茄10顆，大約1分鐘即可取出，之後</w:t>
+      </w:r>
+      <w:proofErr w:type="gramStart"/>
+      <w:r>
+        <w:rPr>
+          <w:rFonts w:ascii="標楷體" w:eastAsia="標楷體" w:hAnsi="標楷體" w:hint="eastAsia"/>
+          <w:szCs w:val="24"/>
+        </w:rPr>
+        <w:t>馬上泡入冷水</w:t>
+      </w:r>
+      <w:proofErr w:type="gramEnd"/>
+      <w:r>
+        <w:rPr>
+          <w:rFonts w:ascii="標楷體" w:eastAsia="標楷體" w:hAnsi="標楷體" w:hint="eastAsia"/>
+          <w:szCs w:val="24"/>
+        </w:rPr>
+        <w:t>浸泡，皮會自動就裂開，再一一剝下番茄的表皮。</w:t>
+      </w:r>
+      <w:proofErr w:type="gramStart"/>
       <w:r>
         <w:rPr>
           <w:rFonts w:ascii="標楷體" w:eastAsia="標楷體" w:hAnsi="標楷體" w:hint="eastAsia"/>
@@ -2854,7 +3341,15 @@
           <w:rFonts w:ascii="標楷體" w:eastAsia="標楷體" w:hAnsi="標楷體" w:hint="eastAsia"/>
           <w:szCs w:val="24"/>
         </w:rPr>
-        <w:t>取溫開水500c.c.，放入砂糖、酸梅之後放入番茄，浸泡醃漬約3至4</w:t>
+        <w:t>取溫開水</w:t>
+      </w:r>
+      <w:proofErr w:type="gramEnd"/>
+      <w:r>
+        <w:rPr>
+          <w:rFonts w:ascii="標楷體" w:eastAsia="標楷體" w:hAnsi="標楷體" w:hint="eastAsia"/>
+          <w:szCs w:val="24"/>
+        </w:rPr>
+        <w:t>500c.c.，放入砂糖、酸梅之後放入番茄，浸泡醃漬約3至4</w:t>
       </w:r>
       <w:r>
         <w:rPr>
@@ -2882,17 +3377,24 @@
     </w:p>
     <w:p>
       <w:pPr>
+        <w:pStyle w:val="1"/>
+      </w:pPr>
+      <w:r>
+        <w:rPr>
+          <w:rFonts w:hint="eastAsia"/>
+        </w:rPr>
+        <w:lastRenderedPageBreak/>
+        <w:t>頁尾</w:t>
+      </w:r>
+    </w:p>
+    <w:p>
+      <w:pPr>
         <w:pStyle w:val="a3"/>
-        <w:ind w:leftChars="0" w:left="2400"/>
-        <w:jc w:val="both"/>
-        <w:rPr>
-          <w:rFonts w:ascii="標楷體" w:eastAsia="標楷體" w:hAnsi="標楷體"/>
-          <w:szCs w:val="24"/>
-        </w:rPr>
-      </w:pPr>
-    </w:p>
-    <w:p>
-      <w:pPr>
+        <w:numPr>
+          <w:ilvl w:val="0"/>
+          <w:numId w:val="9"/>
+        </w:numPr>
+        <w:ind w:leftChars="0"/>
         <w:jc w:val="both"/>
         <w:rPr>
           <w:rFonts w:ascii="標楷體" w:eastAsia="標楷體" w:hAnsi="標楷體"/>
@@ -2906,7 +3408,7 @@
           <w:sz w:val="36"/>
           <w:szCs w:val="36"/>
         </w:rPr>
-        <w:t>購物須知</w:t>
+        <w:t>聯絡庭園</w:t>
       </w:r>
     </w:p>
     <w:p>
@@ -2920,6 +3422,269 @@
         <w:jc w:val="both"/>
         <w:rPr>
           <w:rFonts w:ascii="標楷體" w:eastAsia="標楷體" w:hAnsi="標楷體"/>
+          <w:szCs w:val="24"/>
+        </w:rPr>
+      </w:pPr>
+      <w:r>
+        <w:rPr>
+          <w:rFonts w:ascii="標楷體" w:eastAsia="標楷體" w:hAnsi="標楷體" w:hint="eastAsia"/>
+          <w:szCs w:val="24"/>
+        </w:rPr>
+        <w:t>連絡電話</w:t>
+      </w:r>
+    </w:p>
+    <w:p>
+      <w:pPr>
+        <w:pStyle w:val="a3"/>
+        <w:numPr>
+          <w:ilvl w:val="1"/>
+          <w:numId w:val="9"/>
+        </w:numPr>
+        <w:ind w:leftChars="0"/>
+        <w:jc w:val="both"/>
+        <w:rPr>
+          <w:rFonts w:ascii="標楷體" w:eastAsia="標楷體" w:hAnsi="標楷體"/>
+          <w:szCs w:val="24"/>
+        </w:rPr>
+      </w:pPr>
+      <w:r>
+        <w:rPr>
+          <w:rFonts w:ascii="標楷體" w:eastAsia="標楷體" w:hAnsi="標楷體" w:hint="eastAsia"/>
+          <w:szCs w:val="24"/>
+        </w:rPr>
+        <w:t>連絡電話</w:t>
+      </w:r>
+    </w:p>
+    <w:p>
+      <w:pPr>
+        <w:pStyle w:val="a3"/>
+        <w:numPr>
+          <w:ilvl w:val="0"/>
+          <w:numId w:val="9"/>
+        </w:numPr>
+        <w:ind w:leftChars="0"/>
+        <w:jc w:val="both"/>
+        <w:rPr>
+          <w:rFonts w:ascii="標楷體" w:eastAsia="標楷體" w:hAnsi="標楷體"/>
+          <w:sz w:val="36"/>
+          <w:szCs w:val="36"/>
+        </w:rPr>
+      </w:pPr>
+      <w:r>
+        <w:rPr>
+          <w:rFonts w:ascii="標楷體" w:eastAsia="標楷體" w:hAnsi="標楷體" w:hint="eastAsia"/>
+          <w:sz w:val="36"/>
+          <w:szCs w:val="36"/>
+        </w:rPr>
+        <w:t>Site map</w:t>
+      </w:r>
+    </w:p>
+    <w:p>
+      <w:pPr>
+        <w:pStyle w:val="a3"/>
+        <w:numPr>
+          <w:ilvl w:val="0"/>
+          <w:numId w:val="9"/>
+        </w:numPr>
+        <w:ind w:leftChars="0"/>
+        <w:jc w:val="both"/>
+        <w:rPr>
+          <w:rFonts w:ascii="標楷體" w:eastAsia="標楷體" w:hAnsi="標楷體"/>
+          <w:sz w:val="36"/>
+          <w:szCs w:val="36"/>
+        </w:rPr>
+      </w:pPr>
+      <w:r>
+        <w:rPr>
+          <w:rFonts w:ascii="標楷體" w:eastAsia="標楷體" w:hAnsi="標楷體" w:hint="eastAsia"/>
+          <w:sz w:val="36"/>
+          <w:szCs w:val="36"/>
+        </w:rPr>
+        <w:t>關注庭園</w:t>
+      </w:r>
+    </w:p>
+    <w:p>
+      <w:pPr>
+        <w:pStyle w:val="a3"/>
+        <w:numPr>
+          <w:ilvl w:val="1"/>
+          <w:numId w:val="9"/>
+        </w:numPr>
+        <w:ind w:leftChars="0"/>
+        <w:jc w:val="both"/>
+        <w:rPr>
+          <w:rFonts w:ascii="標楷體" w:eastAsia="標楷體" w:hAnsi="標楷體"/>
+          <w:szCs w:val="24"/>
+        </w:rPr>
+      </w:pPr>
+      <w:proofErr w:type="gramStart"/>
+      <w:r>
+        <w:rPr>
+          <w:rFonts w:ascii="標楷體" w:eastAsia="標楷體" w:hAnsi="標楷體" w:hint="eastAsia"/>
+          <w:szCs w:val="24"/>
+        </w:rPr>
+        <w:t>粉專連結</w:t>
+      </w:r>
+      <w:proofErr w:type="gramEnd"/>
+      <w:r>
+        <w:rPr>
+          <w:rFonts w:ascii="標楷體" w:eastAsia="標楷體" w:hAnsi="標楷體" w:hint="eastAsia"/>
+          <w:szCs w:val="24"/>
+        </w:rPr>
+        <w:t>(</w:t>
+      </w:r>
+      <w:proofErr w:type="spellStart"/>
+      <w:r>
+        <w:rPr>
+          <w:rFonts w:ascii="標楷體" w:eastAsia="標楷體" w:hAnsi="標楷體" w:hint="eastAsia"/>
+          <w:szCs w:val="24"/>
+        </w:rPr>
+        <w:t>QRcode</w:t>
+      </w:r>
+      <w:proofErr w:type="spellEnd"/>
+      <w:r>
+        <w:rPr>
+          <w:rFonts w:ascii="標楷體" w:eastAsia="標楷體" w:hAnsi="標楷體" w:hint="eastAsia"/>
+          <w:szCs w:val="24"/>
+        </w:rPr>
+        <w:t>/icon)</w:t>
+      </w:r>
+    </w:p>
+    <w:p>
+      <w:pPr>
+        <w:pStyle w:val="a3"/>
+        <w:numPr>
+          <w:ilvl w:val="0"/>
+          <w:numId w:val="9"/>
+        </w:numPr>
+        <w:ind w:leftChars="0"/>
+        <w:jc w:val="both"/>
+        <w:rPr>
+          <w:rFonts w:ascii="標楷體" w:eastAsia="標楷體" w:hAnsi="標楷體"/>
+          <w:sz w:val="36"/>
+          <w:szCs w:val="36"/>
+        </w:rPr>
+      </w:pPr>
+      <w:r>
+        <w:rPr>
+          <w:rFonts w:ascii="標楷體" w:eastAsia="標楷體" w:hAnsi="標楷體"/>
+          <w:sz w:val="36"/>
+          <w:szCs w:val="36"/>
+        </w:rPr>
+        <w:t>C</w:t>
+      </w:r>
+      <w:r>
+        <w:rPr>
+          <w:rFonts w:ascii="標楷體" w:eastAsia="標楷體" w:hAnsi="標楷體" w:hint="eastAsia"/>
+          <w:sz w:val="36"/>
+          <w:szCs w:val="36"/>
+        </w:rPr>
+        <w:t>opyright</w:t>
+      </w:r>
+    </w:p>
+    <w:p>
+      <w:pPr>
+        <w:pStyle w:val="a3"/>
+        <w:numPr>
+          <w:ilvl w:val="1"/>
+          <w:numId w:val="9"/>
+        </w:numPr>
+        <w:ind w:leftChars="0"/>
+        <w:jc w:val="both"/>
+        <w:rPr>
+          <w:rFonts w:ascii="標楷體" w:eastAsia="標楷體" w:hAnsi="標楷體"/>
+          <w:szCs w:val="24"/>
+        </w:rPr>
+      </w:pPr>
+      <w:r>
+        <w:rPr>
+          <w:rFonts w:ascii="標楷體" w:eastAsia="標楷體" w:hAnsi="標楷體" w:hint="eastAsia"/>
+          <w:szCs w:val="24"/>
+        </w:rPr>
+        <w:t>2019</w:t>
+      </w:r>
+      <w:r>
+        <w:rPr>
+          <w:rFonts w:ascii="標楷體" w:eastAsia="標楷體" w:hAnsi="標楷體"/>
+          <w:szCs w:val="24"/>
+        </w:rPr>
+        <w:t>©</w:t>
+      </w:r>
+      <w:r>
+        <w:rPr>
+          <w:rFonts w:ascii="標楷體" w:eastAsia="標楷體" w:hAnsi="標楷體" w:hint="eastAsia"/>
+          <w:szCs w:val="24"/>
+        </w:rPr>
+        <w:t>M</w:t>
+      </w:r>
+      <w:r>
+        <w:rPr>
+          <w:rFonts w:ascii="標楷體" w:eastAsia="標楷體" w:hAnsi="標楷體"/>
+          <w:szCs w:val="24"/>
+        </w:rPr>
+        <w:t>r.WUPAPA</w:t>
+      </w:r>
+    </w:p>
+    <w:p>
+      <w:pPr>
+        <w:widowControl/>
+        <w:rPr>
+          <w:rFonts w:ascii="標楷體" w:eastAsia="標楷體" w:hAnsi="標楷體"/>
+          <w:szCs w:val="24"/>
+        </w:rPr>
+      </w:pPr>
+      <w:r>
+        <w:rPr>
+          <w:rFonts w:ascii="標楷體" w:eastAsia="標楷體" w:hAnsi="標楷體"/>
+          <w:szCs w:val="24"/>
+        </w:rPr>
+        <w:br w:type="page"/>
+      </w:r>
+    </w:p>
+    <w:p>
+      <w:pPr>
+        <w:pStyle w:val="1"/>
+        <w:rPr>
+          <w:rFonts w:hint="eastAsia"/>
+        </w:rPr>
+      </w:pPr>
+      <w:r>
+        <w:rPr>
+          <w:rFonts w:hint="eastAsia"/>
+        </w:rPr>
+        <w:lastRenderedPageBreak/>
+        <w:t>購物車</w:t>
+      </w:r>
+    </w:p>
+    <w:p>
+      <w:pPr>
+        <w:jc w:val="both"/>
+        <w:rPr>
+          <w:rFonts w:ascii="標楷體" w:eastAsia="標楷體" w:hAnsi="標楷體"/>
+          <w:sz w:val="36"/>
+          <w:szCs w:val="36"/>
+        </w:rPr>
+      </w:pPr>
+      <w:r>
+        <w:rPr>
+          <w:rFonts w:ascii="標楷體" w:eastAsia="標楷體" w:hAnsi="標楷體" w:hint="eastAsia"/>
+          <w:sz w:val="36"/>
+          <w:szCs w:val="36"/>
+        </w:rPr>
+        <w:t>購物須知</w:t>
+      </w:r>
+    </w:p>
+    <w:p>
+      <w:pPr>
+        <w:pStyle w:val="a3"/>
+        <w:numPr>
+          <w:ilvl w:val="1"/>
+          <w:numId w:val="9"/>
+        </w:numPr>
+        <w:ind w:leftChars="0"/>
+        <w:jc w:val="both"/>
+        <w:rPr>
+          <w:rFonts w:ascii="標楷體" w:eastAsia="標楷體" w:hAnsi="標楷體"/>
           <w:sz w:val="28"/>
           <w:szCs w:val="28"/>
         </w:rPr>
@@ -3054,7 +3819,15 @@
           <w:rFonts w:ascii="標楷體" w:eastAsia="標楷體" w:hAnsi="標楷體" w:hint="eastAsia"/>
           <w:szCs w:val="24"/>
         </w:rPr>
-        <w:t>採用黑貓宅</w:t>
+        <w:t>採用黑</w:t>
+      </w:r>
+      <w:proofErr w:type="gramStart"/>
+      <w:r>
+        <w:rPr>
+          <w:rFonts w:ascii="標楷體" w:eastAsia="標楷體" w:hAnsi="標楷體" w:hint="eastAsia"/>
+          <w:szCs w:val="24"/>
+        </w:rPr>
+        <w:t>貓宅</w:t>
       </w:r>
       <w:r>
         <w:rPr>
@@ -3068,7 +3841,15 @@
           <w:rFonts w:ascii="標楷體" w:eastAsia="標楷體" w:hAnsi="標楷體" w:hint="eastAsia"/>
           <w:szCs w:val="24"/>
         </w:rPr>
-        <w:t>便物流</w:t>
+        <w:t>便物</w:t>
+      </w:r>
+      <w:proofErr w:type="gramEnd"/>
+      <w:r>
+        <w:rPr>
+          <w:rFonts w:ascii="標楷體" w:eastAsia="標楷體" w:hAnsi="標楷體" w:hint="eastAsia"/>
+          <w:szCs w:val="24"/>
+        </w:rPr>
+        <w:t>流</w:t>
       </w:r>
       <w:r>
         <w:rPr>
@@ -3210,253 +3991,6 @@
           <w:szCs w:val="28"/>
         </w:rPr>
         <w:t>貨請提前告知。</w:t>
-      </w:r>
-    </w:p>
-    <w:p>
-      <w:pPr>
-        <w:jc w:val="both"/>
-        <w:rPr>
-          <w:rFonts w:ascii="標楷體" w:eastAsia="標楷體" w:hAnsi="標楷體"/>
-          <w:sz w:val="36"/>
-          <w:szCs w:val="36"/>
-        </w:rPr>
-      </w:pPr>
-      <w:r>
-        <w:rPr>
-          <w:rFonts w:ascii="標楷體" w:eastAsia="標楷體" w:hAnsi="標楷體" w:hint="eastAsia"/>
-          <w:sz w:val="36"/>
-          <w:szCs w:val="36"/>
-        </w:rPr>
-        <w:t>頁尾</w:t>
-      </w:r>
-    </w:p>
-    <w:p>
-      <w:pPr>
-        <w:pStyle w:val="a3"/>
-        <w:numPr>
-          <w:ilvl w:val="0"/>
-          <w:numId w:val="9"/>
-        </w:numPr>
-        <w:ind w:leftChars="0"/>
-        <w:jc w:val="both"/>
-        <w:rPr>
-          <w:rFonts w:ascii="標楷體" w:eastAsia="標楷體" w:hAnsi="標楷體"/>
-          <w:sz w:val="36"/>
-          <w:szCs w:val="36"/>
-        </w:rPr>
-      </w:pPr>
-      <w:r>
-        <w:rPr>
-          <w:rFonts w:ascii="標楷體" w:eastAsia="標楷體" w:hAnsi="標楷體" w:hint="eastAsia"/>
-          <w:sz w:val="36"/>
-          <w:szCs w:val="36"/>
-        </w:rPr>
-        <w:t>聯絡</w:t>
-      </w:r>
-      <w:r>
-        <w:rPr>
-          <w:rFonts w:ascii="標楷體" w:eastAsia="標楷體" w:hAnsi="標楷體" w:hint="eastAsia"/>
-          <w:sz w:val="36"/>
-          <w:szCs w:val="36"/>
-        </w:rPr>
-        <w:t>庭園</w:t>
-      </w:r>
-    </w:p>
-    <w:p>
-      <w:pPr>
-        <w:pStyle w:val="a3"/>
-        <w:numPr>
-          <w:ilvl w:val="1"/>
-          <w:numId w:val="9"/>
-        </w:numPr>
-        <w:ind w:leftChars="0"/>
-        <w:jc w:val="both"/>
-        <w:rPr>
-          <w:rFonts w:ascii="標楷體" w:eastAsia="標楷體" w:hAnsi="標楷體"/>
-          <w:szCs w:val="24"/>
-        </w:rPr>
-      </w:pPr>
-      <w:r>
-        <w:rPr>
-          <w:rFonts w:ascii="標楷體" w:eastAsia="標楷體" w:hAnsi="標楷體" w:hint="eastAsia"/>
-          <w:szCs w:val="24"/>
-        </w:rPr>
-        <w:t>連絡電話</w:t>
-      </w:r>
-    </w:p>
-    <w:p>
-      <w:pPr>
-        <w:pStyle w:val="a3"/>
-        <w:numPr>
-          <w:ilvl w:val="1"/>
-          <w:numId w:val="9"/>
-        </w:numPr>
-        <w:ind w:leftChars="0"/>
-        <w:jc w:val="both"/>
-        <w:rPr>
-          <w:rFonts w:ascii="標楷體" w:eastAsia="標楷體" w:hAnsi="標楷體"/>
-          <w:szCs w:val="24"/>
-        </w:rPr>
-      </w:pPr>
-      <w:r>
-        <w:rPr>
-          <w:rFonts w:ascii="標楷體" w:eastAsia="標楷體" w:hAnsi="標楷體" w:hint="eastAsia"/>
-          <w:szCs w:val="24"/>
-        </w:rPr>
-        <w:t>連絡電話</w:t>
-      </w:r>
-    </w:p>
-    <w:p>
-      <w:pPr>
-        <w:pStyle w:val="a3"/>
-        <w:numPr>
-          <w:ilvl w:val="0"/>
-          <w:numId w:val="9"/>
-        </w:numPr>
-        <w:ind w:leftChars="0"/>
-        <w:jc w:val="both"/>
-        <w:rPr>
-          <w:rFonts w:ascii="標楷體" w:eastAsia="標楷體" w:hAnsi="標楷體"/>
-          <w:sz w:val="36"/>
-          <w:szCs w:val="36"/>
-        </w:rPr>
-      </w:pPr>
-      <w:r>
-        <w:rPr>
-          <w:rFonts w:ascii="標楷體" w:eastAsia="標楷體" w:hAnsi="標楷體" w:hint="eastAsia"/>
-          <w:sz w:val="36"/>
-          <w:szCs w:val="36"/>
-        </w:rPr>
-        <w:t>Site</w:t>
-      </w:r>
-      <w:r>
-        <w:rPr>
-          <w:rFonts w:ascii="標楷體" w:eastAsia="標楷體" w:hAnsi="標楷體" w:hint="eastAsia"/>
-          <w:sz w:val="36"/>
-          <w:szCs w:val="36"/>
-        </w:rPr>
-        <w:t xml:space="preserve"> map</w:t>
-      </w:r>
-    </w:p>
-    <w:p>
-      <w:pPr>
-        <w:pStyle w:val="a3"/>
-        <w:numPr>
-          <w:ilvl w:val="0"/>
-          <w:numId w:val="9"/>
-        </w:numPr>
-        <w:ind w:leftChars="0"/>
-        <w:jc w:val="both"/>
-        <w:rPr>
-          <w:rFonts w:ascii="標楷體" w:eastAsia="標楷體" w:hAnsi="標楷體"/>
-          <w:sz w:val="36"/>
-          <w:szCs w:val="36"/>
-        </w:rPr>
-      </w:pPr>
-      <w:r>
-        <w:rPr>
-          <w:rFonts w:ascii="標楷體" w:eastAsia="標楷體" w:hAnsi="標楷體" w:hint="eastAsia"/>
-          <w:sz w:val="36"/>
-          <w:szCs w:val="36"/>
-        </w:rPr>
-        <w:t>關注庭園</w:t>
-      </w:r>
-    </w:p>
-    <w:p>
-      <w:pPr>
-        <w:pStyle w:val="a3"/>
-        <w:numPr>
-          <w:ilvl w:val="1"/>
-          <w:numId w:val="9"/>
-        </w:numPr>
-        <w:ind w:leftChars="0"/>
-        <w:jc w:val="both"/>
-        <w:rPr>
-          <w:rFonts w:ascii="標楷體" w:eastAsia="標楷體" w:hAnsi="標楷體"/>
-          <w:szCs w:val="24"/>
-        </w:rPr>
-      </w:pPr>
-      <w:r>
-        <w:rPr>
-          <w:rFonts w:ascii="標楷體" w:eastAsia="標楷體" w:hAnsi="標楷體" w:hint="eastAsia"/>
-          <w:szCs w:val="24"/>
-        </w:rPr>
-        <w:t>粉專連結(QRcode/icon)</w:t>
-      </w:r>
-    </w:p>
-    <w:p>
-      <w:pPr>
-        <w:pStyle w:val="a3"/>
-        <w:numPr>
-          <w:ilvl w:val="0"/>
-          <w:numId w:val="9"/>
-        </w:numPr>
-        <w:ind w:leftChars="0"/>
-        <w:jc w:val="both"/>
-        <w:rPr>
-          <w:rFonts w:ascii="標楷體" w:eastAsia="標楷體" w:hAnsi="標楷體"/>
-          <w:sz w:val="36"/>
-          <w:szCs w:val="36"/>
-        </w:rPr>
-      </w:pPr>
-      <w:r>
-        <w:rPr>
-          <w:rFonts w:ascii="標楷體" w:eastAsia="標楷體" w:hAnsi="標楷體"/>
-          <w:sz w:val="36"/>
-          <w:szCs w:val="36"/>
-        </w:rPr>
-        <w:t>C</w:t>
-      </w:r>
-      <w:r>
-        <w:rPr>
-          <w:rFonts w:ascii="標楷體" w:eastAsia="標楷體" w:hAnsi="標楷體" w:hint="eastAsia"/>
-          <w:sz w:val="36"/>
-          <w:szCs w:val="36"/>
-        </w:rPr>
-        <w:t>opyright</w:t>
-      </w:r>
-    </w:p>
-    <w:p>
-      <w:pPr>
-        <w:pStyle w:val="a3"/>
-        <w:numPr>
-          <w:ilvl w:val="1"/>
-          <w:numId w:val="9"/>
-        </w:numPr>
-        <w:ind w:leftChars="0"/>
-        <w:jc w:val="both"/>
-        <w:rPr>
-          <w:rFonts w:ascii="標楷體" w:eastAsia="標楷體" w:hAnsi="標楷體"/>
-          <w:szCs w:val="24"/>
-        </w:rPr>
-      </w:pPr>
-      <w:r>
-        <w:rPr>
-          <w:rFonts w:ascii="標楷體" w:eastAsia="標楷體" w:hAnsi="標楷體" w:hint="eastAsia"/>
-          <w:szCs w:val="24"/>
-        </w:rPr>
-        <w:t>2019</w:t>
-      </w:r>
-      <w:r>
-        <w:rPr>
-          <w:rFonts w:ascii="標楷體" w:eastAsia="標楷體" w:hAnsi="標楷體"/>
-          <w:szCs w:val="24"/>
-        </w:rPr>
-        <w:t>©</w:t>
-      </w:r>
-      <w:r>
-        <w:rPr>
-          <w:rFonts w:ascii="標楷體" w:eastAsia="標楷體" w:hAnsi="標楷體" w:hint="eastAsia"/>
-          <w:szCs w:val="24"/>
-        </w:rPr>
-        <w:t>M</w:t>
-      </w:r>
-      <w:r>
-        <w:rPr>
-          <w:rFonts w:ascii="標楷體" w:eastAsia="標楷體" w:hAnsi="標楷體"/>
-          <w:szCs w:val="24"/>
-        </w:rPr>
-        <w:t>r.WUPAPA</w:t>
       </w:r>
     </w:p>
     <w:sectPr>
@@ -3470,7 +4004,7 @@
 </file>
 
 <file path=word/endnotes.xml><?xml version="1.0" encoding="utf-8"?>
-<w:endnotes xmlns:wpc="http://schemas.microsoft.com/office/word/2010/wordprocessingCanvas" xmlns:mc="http://schemas.openxmlformats.org/markup-compatibility/2006" xmlns:o="urn:schemas-microsoft-com:office:office" xmlns:r="http://schemas.openxmlformats.org/officeDocument/2006/relationships" xmlns:m="http://schemas.openxmlformats.org/officeDocument/2006/math" xmlns:v="urn:schemas-microsoft-com:vml" xmlns:wp14="http://schemas.microsoft.com/office/word/2010/wordprocessingDrawing" xmlns:wp="http://schemas.openxmlformats.org/drawingml/2006/wordprocessingDrawing" xmlns:w10="urn:schemas-microsoft-com:office:word" xmlns:w="http://schemas.openxmlformats.org/wordprocessingml/2006/main" xmlns:w14="http://schemas.microsoft.com/office/word/2010/wordml" xmlns:w15="http://schemas.microsoft.com/office/word/2012/wordml" xmlns:wpg="http://schemas.microsoft.com/office/word/2010/wordprocessingGroup" xmlns:wpi="http://schemas.microsoft.com/office/word/2010/wordprocessingInk" xmlns:wne="http://schemas.microsoft.com/office/word/2006/wordml" xmlns:wps="http://schemas.microsoft.com/office/word/2010/wordprocessingShape" mc:Ignorable="w14 w15 wp14">
+<w:endnotes xmlns:wpc="http://schemas.microsoft.com/office/word/2010/wordprocessingCanvas" xmlns:mc="http://schemas.openxmlformats.org/markup-compatibility/2006" xmlns:o="urn:schemas-microsoft-com:office:office" xmlns:r="http://schemas.openxmlformats.org/officeDocument/2006/relationships" xmlns:m="http://schemas.openxmlformats.org/officeDocument/2006/math" xmlns:v="urn:schemas-microsoft-com:vml" xmlns:wp14="http://schemas.microsoft.com/office/word/2010/wordprocessingDrawing" xmlns:wp="http://schemas.openxmlformats.org/drawingml/2006/wordprocessingDrawing" xmlns:w10="urn:schemas-microsoft-com:office:word" xmlns:w="http://schemas.openxmlformats.org/wordprocessingml/2006/main" xmlns:w14="http://schemas.microsoft.com/office/word/2010/wordml" xmlns:wpg="http://schemas.microsoft.com/office/word/2010/wordprocessingGroup" xmlns:wpi="http://schemas.microsoft.com/office/word/2010/wordprocessingInk" xmlns:wne="http://schemas.microsoft.com/office/word/2006/wordml" xmlns:wps="http://schemas.microsoft.com/office/word/2010/wordprocessingShape" mc:Ignorable="w14 wp14">
   <w:endnote w:type="separator" w:id="-1">
     <w:p>
       <w:r>
@@ -3489,7 +4023,7 @@
 </file>
 
 <file path=word/footnotes.xml><?xml version="1.0" encoding="utf-8"?>
-<w:footnotes xmlns:wpc="http://schemas.microsoft.com/office/word/2010/wordprocessingCanvas" xmlns:mc="http://schemas.openxmlformats.org/markup-compatibility/2006" xmlns:o="urn:schemas-microsoft-com:office:office" xmlns:r="http://schemas.openxmlformats.org/officeDocument/2006/relationships" xmlns:m="http://schemas.openxmlformats.org/officeDocument/2006/math" xmlns:v="urn:schemas-microsoft-com:vml" xmlns:wp14="http://schemas.microsoft.com/office/word/2010/wordprocessingDrawing" xmlns:wp="http://schemas.openxmlformats.org/drawingml/2006/wordprocessingDrawing" xmlns:w10="urn:schemas-microsoft-com:office:word" xmlns:w="http://schemas.openxmlformats.org/wordprocessingml/2006/main" xmlns:w14="http://schemas.microsoft.com/office/word/2010/wordml" xmlns:w15="http://schemas.microsoft.com/office/word/2012/wordml" xmlns:wpg="http://schemas.microsoft.com/office/word/2010/wordprocessingGroup" xmlns:wpi="http://schemas.microsoft.com/office/word/2010/wordprocessingInk" xmlns:wne="http://schemas.microsoft.com/office/word/2006/wordml" xmlns:wps="http://schemas.microsoft.com/office/word/2010/wordprocessingShape" mc:Ignorable="w14 w15 wp14">
+<w:footnotes xmlns:wpc="http://schemas.microsoft.com/office/word/2010/wordprocessingCanvas" xmlns:mc="http://schemas.openxmlformats.org/markup-compatibility/2006" xmlns:o="urn:schemas-microsoft-com:office:office" xmlns:r="http://schemas.openxmlformats.org/officeDocument/2006/relationships" xmlns:m="http://schemas.openxmlformats.org/officeDocument/2006/math" xmlns:v="urn:schemas-microsoft-com:vml" xmlns:wp14="http://schemas.microsoft.com/office/word/2010/wordprocessingDrawing" xmlns:wp="http://schemas.openxmlformats.org/drawingml/2006/wordprocessingDrawing" xmlns:w10="urn:schemas-microsoft-com:office:word" xmlns:w="http://schemas.openxmlformats.org/wordprocessingml/2006/main" xmlns:w14="http://schemas.microsoft.com/office/word/2010/wordml" xmlns:wpg="http://schemas.microsoft.com/office/word/2010/wordprocessingGroup" xmlns:wpi="http://schemas.microsoft.com/office/word/2010/wordprocessingInk" xmlns:wne="http://schemas.microsoft.com/office/word/2006/wordml" xmlns:wps="http://schemas.microsoft.com/office/word/2010/wordprocessingShape" mc:Ignorable="w14 wp14">
   <w:footnote w:type="separator" w:id="-1">
     <w:p>
       <w:r>
@@ -3508,7 +4042,7 @@
 </file>
 
 <file path=word/numbering.xml><?xml version="1.0" encoding="utf-8"?>
-<w:numbering xmlns:wpc="http://schemas.microsoft.com/office/word/2010/wordprocessingCanvas" xmlns:mc="http://schemas.openxmlformats.org/markup-compatibility/2006" xmlns:o="urn:schemas-microsoft-com:office:office" xmlns:r="http://schemas.openxmlformats.org/officeDocument/2006/relationships" xmlns:m="http://schemas.openxmlformats.org/officeDocument/2006/math" xmlns:v="urn:schemas-microsoft-com:vml" xmlns:wp14="http://schemas.microsoft.com/office/word/2010/wordprocessingDrawing" xmlns:wp="http://schemas.openxmlformats.org/drawingml/2006/wordprocessingDrawing" xmlns:w10="urn:schemas-microsoft-com:office:word" xmlns:w="http://schemas.openxmlformats.org/wordprocessingml/2006/main" xmlns:w14="http://schemas.microsoft.com/office/word/2010/wordml" xmlns:w15="http://schemas.microsoft.com/office/word/2012/wordml" xmlns:wpg="http://schemas.microsoft.com/office/word/2010/wordprocessingGroup" xmlns:wpi="http://schemas.microsoft.com/office/word/2010/wordprocessingInk" xmlns:wne="http://schemas.microsoft.com/office/word/2006/wordml" xmlns:wps="http://schemas.microsoft.com/office/word/2010/wordprocessingShape" mc:Ignorable="w14 w15 wp14">
+<w:numbering xmlns:wpc="http://schemas.microsoft.com/office/word/2010/wordprocessingCanvas" xmlns:mc="http://schemas.openxmlformats.org/markup-compatibility/2006" xmlns:o="urn:schemas-microsoft-com:office:office" xmlns:r="http://schemas.openxmlformats.org/officeDocument/2006/relationships" xmlns:m="http://schemas.openxmlformats.org/officeDocument/2006/math" xmlns:v="urn:schemas-microsoft-com:vml" xmlns:wp14="http://schemas.microsoft.com/office/word/2010/wordprocessingDrawing" xmlns:wp="http://schemas.openxmlformats.org/drawingml/2006/wordprocessingDrawing" xmlns:w10="urn:schemas-microsoft-com:office:word" xmlns:w="http://schemas.openxmlformats.org/wordprocessingml/2006/main" xmlns:w14="http://schemas.microsoft.com/office/word/2010/wordml" xmlns:wpg="http://schemas.microsoft.com/office/word/2010/wordprocessingGroup" xmlns:wpi="http://schemas.microsoft.com/office/word/2010/wordprocessingInk" xmlns:wne="http://schemas.microsoft.com/office/word/2006/wordml" xmlns:wps="http://schemas.microsoft.com/office/word/2010/wordprocessingShape" mc:Ignorable="w14 wp14">
   <w:abstractNum w:abstractNumId="0">
     <w:nsid w:val="01165924"/>
     <w:multiLevelType w:val="hybridMultilevel"/>
@@ -4844,9 +5378,124 @@
     </w:lvl>
   </w:abstractNum>
   <w:abstractNum w:abstractNumId="12">
+    <w:nsid w:val="67D82809"/>
+    <w:multiLevelType w:val="hybridMultilevel"/>
+    <w:tmpl w:val="53123018"/>
+    <w:lvl w:ilvl="0" w:tplc="52980B18">
+      <w:start w:val="1"/>
+      <w:numFmt w:val="bullet"/>
+      <w:lvlText w:val=""/>
+      <w:lvlJc w:val="left"/>
+      <w:pPr>
+        <w:ind w:left="1440" w:hanging="480"/>
+      </w:pPr>
+      <w:rPr>
+        <w:rFonts w:ascii="Wingdings" w:hAnsi="Wingdings" w:hint="default"/>
+        <w:sz w:val="36"/>
+        <w:szCs w:val="36"/>
+      </w:rPr>
+    </w:lvl>
+    <w:lvl w:ilvl="1" w:tplc="04090003" w:tentative="1">
+      <w:start w:val="1"/>
+      <w:numFmt w:val="bullet"/>
+      <w:lvlText w:val=""/>
+      <w:lvlJc w:val="left"/>
+      <w:pPr>
+        <w:ind w:left="1920" w:hanging="480"/>
+      </w:pPr>
+      <w:rPr>
+        <w:rFonts w:ascii="Wingdings" w:hAnsi="Wingdings" w:hint="default"/>
+      </w:rPr>
+    </w:lvl>
+    <w:lvl w:ilvl="2" w:tplc="04090005" w:tentative="1">
+      <w:start w:val="1"/>
+      <w:numFmt w:val="bullet"/>
+      <w:lvlText w:val=""/>
+      <w:lvlJc w:val="left"/>
+      <w:pPr>
+        <w:ind w:left="2400" w:hanging="480"/>
+      </w:pPr>
+      <w:rPr>
+        <w:rFonts w:ascii="Wingdings" w:hAnsi="Wingdings" w:hint="default"/>
+      </w:rPr>
+    </w:lvl>
+    <w:lvl w:ilvl="3" w:tplc="04090001" w:tentative="1">
+      <w:start w:val="1"/>
+      <w:numFmt w:val="bullet"/>
+      <w:lvlText w:val=""/>
+      <w:lvlJc w:val="left"/>
+      <w:pPr>
+        <w:ind w:left="2880" w:hanging="480"/>
+      </w:pPr>
+      <w:rPr>
+        <w:rFonts w:ascii="Wingdings" w:hAnsi="Wingdings" w:hint="default"/>
+      </w:rPr>
+    </w:lvl>
+    <w:lvl w:ilvl="4" w:tplc="04090003" w:tentative="1">
+      <w:start w:val="1"/>
+      <w:numFmt w:val="bullet"/>
+      <w:lvlText w:val=""/>
+      <w:lvlJc w:val="left"/>
+      <w:pPr>
+        <w:ind w:left="3360" w:hanging="480"/>
+      </w:pPr>
+      <w:rPr>
+        <w:rFonts w:ascii="Wingdings" w:hAnsi="Wingdings" w:hint="default"/>
+      </w:rPr>
+    </w:lvl>
+    <w:lvl w:ilvl="5" w:tplc="04090005" w:tentative="1">
+      <w:start w:val="1"/>
+      <w:numFmt w:val="bullet"/>
+      <w:lvlText w:val=""/>
+      <w:lvlJc w:val="left"/>
+      <w:pPr>
+        <w:ind w:left="3840" w:hanging="480"/>
+      </w:pPr>
+      <w:rPr>
+        <w:rFonts w:ascii="Wingdings" w:hAnsi="Wingdings" w:hint="default"/>
+      </w:rPr>
+    </w:lvl>
+    <w:lvl w:ilvl="6" w:tplc="04090001" w:tentative="1">
+      <w:start w:val="1"/>
+      <w:numFmt w:val="bullet"/>
+      <w:lvlText w:val=""/>
+      <w:lvlJc w:val="left"/>
+      <w:pPr>
+        <w:ind w:left="4320" w:hanging="480"/>
+      </w:pPr>
+      <w:rPr>
+        <w:rFonts w:ascii="Wingdings" w:hAnsi="Wingdings" w:hint="default"/>
+      </w:rPr>
+    </w:lvl>
+    <w:lvl w:ilvl="7" w:tplc="04090003" w:tentative="1">
+      <w:start w:val="1"/>
+      <w:numFmt w:val="bullet"/>
+      <w:lvlText w:val=""/>
+      <w:lvlJc w:val="left"/>
+      <w:pPr>
+        <w:ind w:left="4800" w:hanging="480"/>
+      </w:pPr>
+      <w:rPr>
+        <w:rFonts w:ascii="Wingdings" w:hAnsi="Wingdings" w:hint="default"/>
+      </w:rPr>
+    </w:lvl>
+    <w:lvl w:ilvl="8" w:tplc="04090005" w:tentative="1">
+      <w:start w:val="1"/>
+      <w:numFmt w:val="bullet"/>
+      <w:lvlText w:val=""/>
+      <w:lvlJc w:val="left"/>
+      <w:pPr>
+        <w:ind w:left="5280" w:hanging="480"/>
+      </w:pPr>
+      <w:rPr>
+        <w:rFonts w:ascii="Wingdings" w:hAnsi="Wingdings" w:hint="default"/>
+      </w:rPr>
+    </w:lvl>
+  </w:abstractNum>
+  <w:abstractNum w:abstractNumId="13">
     <w:nsid w:val="7C983611"/>
     <w:multiLevelType w:val="hybridMultilevel"/>
-    <w:tmpl w:val="79065F0A"/>
+    <w:tmpl w:val="E7E03806"/>
     <w:lvl w:ilvl="0" w:tplc="04090001">
       <w:start w:val="1"/>
       <w:numFmt w:val="bullet"/>
@@ -4981,7 +5630,7 @@
     <w:abstractNumId w:val="11"/>
   </w:num>
   <w:num w:numId="9">
-    <w:abstractNumId w:val="12"/>
+    <w:abstractNumId w:val="13"/>
   </w:num>
   <w:num w:numId="10">
     <w:abstractNumId w:val="1"/>
@@ -4995,11 +5644,14 @@
   <w:num w:numId="13">
     <w:abstractNumId w:val="0"/>
   </w:num>
+  <w:num w:numId="14">
+    <w:abstractNumId w:val="12"/>
+  </w:num>
 </w:numbering>
 </file>
 
 <file path=word/styles.xml><?xml version="1.0" encoding="utf-8"?>
-<w:styles xmlns:mc="http://schemas.openxmlformats.org/markup-compatibility/2006" xmlns:r="http://schemas.openxmlformats.org/officeDocument/2006/relationships" xmlns:w="http://schemas.openxmlformats.org/wordprocessingml/2006/main" xmlns:w14="http://schemas.microsoft.com/office/word/2010/wordml" xmlns:w15="http://schemas.microsoft.com/office/word/2012/wordml" mc:Ignorable="w14 w15">
+<w:styles xmlns:mc="http://schemas.openxmlformats.org/markup-compatibility/2006" xmlns:r="http://schemas.openxmlformats.org/officeDocument/2006/relationships" xmlns:w="http://schemas.openxmlformats.org/wordprocessingml/2006/main" xmlns:w14="http://schemas.microsoft.com/office/word/2010/wordml" mc:Ignorable="w14">
   <w:docDefaults>
     <w:rPrDefault>
       <w:rPr>
@@ -5012,378 +5664,144 @@
     </w:rPrDefault>
     <w:pPrDefault/>
   </w:docDefaults>
-  <w:latentStyles w:defLockedState="0" w:defUIPriority="99" w:defSemiHidden="0" w:defUnhideWhenUsed="0" w:defQFormat="0" w:count="371">
-    <w:lsdException w:name="Normal" w:uiPriority="0" w:qFormat="1"/>
-    <w:lsdException w:name="heading 1" w:uiPriority="9" w:qFormat="1"/>
-    <w:lsdException w:name="heading 2" w:semiHidden="1" w:uiPriority="9" w:unhideWhenUsed="1" w:qFormat="1"/>
-    <w:lsdException w:name="heading 3" w:semiHidden="1" w:uiPriority="9" w:unhideWhenUsed="1" w:qFormat="1"/>
-    <w:lsdException w:name="heading 4" w:semiHidden="1" w:uiPriority="9" w:unhideWhenUsed="1" w:qFormat="1"/>
-    <w:lsdException w:name="heading 5" w:semiHidden="1" w:uiPriority="9" w:unhideWhenUsed="1" w:qFormat="1"/>
-    <w:lsdException w:name="heading 6" w:semiHidden="1" w:uiPriority="9" w:unhideWhenUsed="1" w:qFormat="1"/>
-    <w:lsdException w:name="heading 7" w:semiHidden="1" w:uiPriority="9" w:unhideWhenUsed="1" w:qFormat="1"/>
-    <w:lsdException w:name="heading 8" w:semiHidden="1" w:uiPriority="9" w:unhideWhenUsed="1" w:qFormat="1"/>
-    <w:lsdException w:name="heading 9" w:semiHidden="1" w:uiPriority="9" w:unhideWhenUsed="1" w:qFormat="1"/>
-    <w:lsdException w:name="index 1" w:semiHidden="1" w:unhideWhenUsed="1"/>
-    <w:lsdException w:name="index 2" w:semiHidden="1" w:unhideWhenUsed="1"/>
-    <w:lsdException w:name="index 3" w:semiHidden="1" w:unhideWhenUsed="1"/>
-    <w:lsdException w:name="index 4" w:semiHidden="1" w:unhideWhenUsed="1"/>
-    <w:lsdException w:name="index 5" w:semiHidden="1" w:unhideWhenUsed="1"/>
-    <w:lsdException w:name="index 6" w:semiHidden="1" w:unhideWhenUsed="1"/>
-    <w:lsdException w:name="index 7" w:semiHidden="1" w:unhideWhenUsed="1"/>
-    <w:lsdException w:name="index 8" w:semiHidden="1" w:unhideWhenUsed="1"/>
-    <w:lsdException w:name="index 9" w:semiHidden="1" w:unhideWhenUsed="1"/>
-    <w:lsdException w:name="toc 1" w:semiHidden="1" w:uiPriority="39" w:unhideWhenUsed="1"/>
-    <w:lsdException w:name="toc 2" w:semiHidden="1" w:uiPriority="39" w:unhideWhenUsed="1"/>
-    <w:lsdException w:name="toc 3" w:semiHidden="1" w:uiPriority="39" w:unhideWhenUsed="1"/>
-    <w:lsdException w:name="toc 4" w:semiHidden="1" w:uiPriority="39" w:unhideWhenUsed="1"/>
-    <w:lsdException w:name="toc 5" w:semiHidden="1" w:uiPriority="39" w:unhideWhenUsed="1"/>
-    <w:lsdException w:name="toc 6" w:semiHidden="1" w:uiPriority="39" w:unhideWhenUsed="1"/>
-    <w:lsdException w:name="toc 7" w:semiHidden="1" w:uiPriority="39" w:unhideWhenUsed="1"/>
-    <w:lsdException w:name="toc 8" w:semiHidden="1" w:uiPriority="39" w:unhideWhenUsed="1"/>
-    <w:lsdException w:name="toc 9" w:semiHidden="1" w:uiPriority="39" w:unhideWhenUsed="1"/>
-    <w:lsdException w:name="Normal Indent" w:semiHidden="1" w:unhideWhenUsed="1"/>
-    <w:lsdException w:name="footnote text" w:semiHidden="1" w:unhideWhenUsed="1"/>
-    <w:lsdException w:name="annotation text" w:semiHidden="1" w:unhideWhenUsed="1"/>
-    <w:lsdException w:name="header" w:semiHidden="1" w:unhideWhenUsed="1"/>
-    <w:lsdException w:name="footer" w:semiHidden="1" w:unhideWhenUsed="1"/>
-    <w:lsdException w:name="index heading" w:semiHidden="1" w:unhideWhenUsed="1"/>
-    <w:lsdException w:name="caption" w:semiHidden="1" w:uiPriority="35" w:unhideWhenUsed="1" w:qFormat="1"/>
-    <w:lsdException w:name="table of figures" w:semiHidden="1" w:unhideWhenUsed="1"/>
-    <w:lsdException w:name="envelope address" w:semiHidden="1" w:unhideWhenUsed="1"/>
-    <w:lsdException w:name="envelope return" w:semiHidden="1" w:unhideWhenUsed="1"/>
-    <w:lsdException w:name="footnote reference" w:semiHidden="1" w:unhideWhenUsed="1"/>
-    <w:lsdException w:name="annotation reference" w:semiHidden="1" w:unhideWhenUsed="1"/>
-    <w:lsdException w:name="line number" w:semiHidden="1" w:unhideWhenUsed="1"/>
-    <w:lsdException w:name="page number" w:semiHidden="1" w:unhideWhenUsed="1"/>
-    <w:lsdException w:name="endnote reference" w:semiHidden="1" w:unhideWhenUsed="1"/>
-    <w:lsdException w:name="endnote text" w:semiHidden="1" w:unhideWhenUsed="1"/>
-    <w:lsdException w:name="table of authorities" w:semiHidden="1" w:unhideWhenUsed="1"/>
-    <w:lsdException w:name="macro" w:semiHidden="1" w:unhideWhenUsed="1"/>
-    <w:lsdException w:name="toa heading" w:semiHidden="1" w:unhideWhenUsed="1"/>
-    <w:lsdException w:name="List" w:semiHidden="1" w:unhideWhenUsed="1"/>
-    <w:lsdException w:name="List Bullet" w:semiHidden="1" w:unhideWhenUsed="1"/>
-    <w:lsdException w:name="List Number" w:semiHidden="1" w:unhideWhenUsed="1"/>
-    <w:lsdException w:name="List 2" w:semiHidden="1" w:unhideWhenUsed="1"/>
-    <w:lsdException w:name="List 3" w:semiHidden="1" w:unhideWhenUsed="1"/>
-    <w:lsdException w:name="List 4" w:semiHidden="1" w:unhideWhenUsed="1"/>
-    <w:lsdException w:name="List 5" w:semiHidden="1" w:unhideWhenUsed="1"/>
-    <w:lsdException w:name="List Bullet 2" w:semiHidden="1" w:unhideWhenUsed="1"/>
-    <w:lsdException w:name="List Bullet 3" w:semiHidden="1" w:unhideWhenUsed="1"/>
-    <w:lsdException w:name="List Bullet 4" w:semiHidden="1" w:unhideWhenUsed="1"/>
-    <w:lsdException w:name="List Bullet 5" w:semiHidden="1" w:unhideWhenUsed="1"/>
-    <w:lsdException w:name="List Number 2" w:semiHidden="1" w:unhideWhenUsed="1"/>
-    <w:lsdException w:name="List Number 3" w:semiHidden="1" w:unhideWhenUsed="1"/>
-    <w:lsdException w:name="List Number 4" w:semiHidden="1" w:unhideWhenUsed="1"/>
-    <w:lsdException w:name="List Number 5" w:semiHidden="1" w:unhideWhenUsed="1"/>
-    <w:lsdException w:name="Title" w:uiPriority="10" w:qFormat="1"/>
-    <w:lsdException w:name="Closing" w:semiHidden="1" w:unhideWhenUsed="1"/>
-    <w:lsdException w:name="Signature" w:semiHidden="1" w:unhideWhenUsed="1"/>
-    <w:lsdException w:name="Default Paragraph Font" w:semiHidden="1" w:uiPriority="1" w:unhideWhenUsed="1"/>
-    <w:lsdException w:name="Body Text" w:semiHidden="1" w:unhideWhenUsed="1"/>
-    <w:lsdException w:name="Body Text Indent" w:semiHidden="1" w:unhideWhenUsed="1"/>
-    <w:lsdException w:name="List Continue" w:semiHidden="1" w:unhideWhenUsed="1"/>
-    <w:lsdException w:name="List Continue 2" w:semiHidden="1" w:unhideWhenUsed="1"/>
-    <w:lsdException w:name="List Continue 3" w:semiHidden="1" w:unhideWhenUsed="1"/>
-    <w:lsdException w:name="List Continue 4" w:semiHidden="1" w:unhideWhenUsed="1"/>
-    <w:lsdException w:name="List Continue 5" w:semiHidden="1" w:unhideWhenUsed="1"/>
-    <w:lsdException w:name="Message Header" w:semiHidden="1" w:unhideWhenUsed="1"/>
-    <w:lsdException w:name="Subtitle" w:uiPriority="11" w:qFormat="1"/>
-    <w:lsdException w:name="Salutation" w:semiHidden="1" w:unhideWhenUsed="1"/>
-    <w:lsdException w:name="Date" w:semiHidden="1" w:unhideWhenUsed="1"/>
-    <w:lsdException w:name="Body Text First Indent" w:semiHidden="1" w:unhideWhenUsed="1"/>
-    <w:lsdException w:name="Body Text First Indent 2" w:semiHidden="1" w:unhideWhenUsed="1"/>
-    <w:lsdException w:name="Note Heading" w:semiHidden="1" w:unhideWhenUsed="1"/>
-    <w:lsdException w:name="Body Text 2" w:semiHidden="1" w:unhideWhenUsed="1"/>
-    <w:lsdException w:name="Body Text 3" w:semiHidden="1" w:unhideWhenUsed="1"/>
-    <w:lsdException w:name="Body Text Indent 2" w:semiHidden="1" w:unhideWhenUsed="1"/>
-    <w:lsdException w:name="Body Text Indent 3" w:semiHidden="1" w:unhideWhenUsed="1"/>
-    <w:lsdException w:name="Block Text" w:semiHidden="1" w:unhideWhenUsed="1"/>
-    <w:lsdException w:name="Hyperlink" w:semiHidden="1" w:unhideWhenUsed="1"/>
-    <w:lsdException w:name="FollowedHyperlink" w:semiHidden="1" w:unhideWhenUsed="1"/>
-    <w:lsdException w:name="Strong" w:uiPriority="22" w:qFormat="1"/>
-    <w:lsdException w:name="Emphasis" w:uiPriority="20" w:qFormat="1"/>
-    <w:lsdException w:name="Document Map" w:semiHidden="1" w:unhideWhenUsed="1"/>
-    <w:lsdException w:name="Plain Text" w:semiHidden="1" w:unhideWhenUsed="1"/>
-    <w:lsdException w:name="E-mail Signature" w:semiHidden="1" w:unhideWhenUsed="1"/>
-    <w:lsdException w:name="HTML Top of Form" w:semiHidden="1" w:unhideWhenUsed="1"/>
-    <w:lsdException w:name="HTML Bottom of Form" w:semiHidden="1" w:unhideWhenUsed="1"/>
-    <w:lsdException w:name="Normal (Web)" w:semiHidden="1" w:unhideWhenUsed="1"/>
-    <w:lsdException w:name="HTML Acronym" w:semiHidden="1" w:unhideWhenUsed="1"/>
-    <w:lsdException w:name="HTML Address" w:semiHidden="1" w:unhideWhenUsed="1"/>
-    <w:lsdException w:name="HTML Cite" w:semiHidden="1" w:unhideWhenUsed="1"/>
-    <w:lsdException w:name="HTML Code" w:semiHidden="1" w:unhideWhenUsed="1"/>
-    <w:lsdException w:name="HTML Definition" w:semiHidden="1" w:unhideWhenUsed="1"/>
-    <w:lsdException w:name="HTML Keyboard" w:semiHidden="1" w:unhideWhenUsed="1"/>
-    <w:lsdException w:name="HTML Preformatted" w:semiHidden="1" w:unhideWhenUsed="1"/>
-    <w:lsdException w:name="HTML Sample" w:semiHidden="1" w:unhideWhenUsed="1"/>
-    <w:lsdException w:name="HTML Typewriter" w:semiHidden="1" w:unhideWhenUsed="1"/>
-    <w:lsdException w:name="HTML Variable" w:semiHidden="1" w:unhideWhenUsed="1"/>
-    <w:lsdException w:name="Normal Table" w:semiHidden="1" w:unhideWhenUsed="1"/>
-    <w:lsdException w:name="annotation subject" w:semiHidden="1" w:unhideWhenUsed="1"/>
-    <w:lsdException w:name="No List" w:semiHidden="1" w:unhideWhenUsed="1"/>
-    <w:lsdException w:name="Outline List 1" w:semiHidden="1" w:unhideWhenUsed="1"/>
-    <w:lsdException w:name="Outline List 2" w:semiHidden="1" w:unhideWhenUsed="1"/>
-    <w:lsdException w:name="Outline List 3" w:semiHidden="1" w:unhideWhenUsed="1"/>
-    <w:lsdException w:name="Table Simple 1" w:semiHidden="1" w:unhideWhenUsed="1"/>
-    <w:lsdException w:name="Table Simple 2" w:semiHidden="1" w:unhideWhenUsed="1"/>
-    <w:lsdException w:name="Table Simple 3" w:semiHidden="1" w:unhideWhenUsed="1"/>
-    <w:lsdException w:name="Table Classic 1" w:semiHidden="1" w:unhideWhenUsed="1"/>
-    <w:lsdException w:name="Table Classic 2" w:semiHidden="1" w:unhideWhenUsed="1"/>
-    <w:lsdException w:name="Table Classic 3" w:semiHidden="1" w:unhideWhenUsed="1"/>
-    <w:lsdException w:name="Table Classic 4" w:semiHidden="1" w:unhideWhenUsed="1"/>
-    <w:lsdException w:name="Table Colorful 1" w:semiHidden="1" w:unhideWhenUsed="1"/>
-    <w:lsdException w:name="Table Colorful 2" w:semiHidden="1" w:unhideWhenUsed="1"/>
-    <w:lsdException w:name="Table Colorful 3" w:semiHidden="1" w:unhideWhenUsed="1"/>
-    <w:lsdException w:name="Table Columns 1" w:semiHidden="1" w:unhideWhenUsed="1"/>
-    <w:lsdException w:name="Table Columns 2" w:semiHidden="1" w:unhideWhenUsed="1"/>
-    <w:lsdException w:name="Table Columns 3" w:semiHidden="1" w:unhideWhenUsed="1"/>
-    <w:lsdException w:name="Table Columns 4" w:semiHidden="1" w:unhideWhenUsed="1"/>
-    <w:lsdException w:name="Table Columns 5" w:semiHidden="1" w:unhideWhenUsed="1"/>
-    <w:lsdException w:name="Table Grid 1" w:semiHidden="1" w:unhideWhenUsed="1"/>
-    <w:lsdException w:name="Table Grid 2" w:semiHidden="1" w:unhideWhenUsed="1"/>
-    <w:lsdException w:name="Table Grid 3" w:semiHidden="1" w:unhideWhenUsed="1"/>
-    <w:lsdException w:name="Table Grid 4" w:semiHidden="1" w:unhideWhenUsed="1"/>
-    <w:lsdException w:name="Table Grid 5" w:semiHidden="1" w:unhideWhenUsed="1"/>
-    <w:lsdException w:name="Table Grid 6" w:semiHidden="1" w:unhideWhenUsed="1"/>
-    <w:lsdException w:name="Table Grid 7" w:semiHidden="1" w:unhideWhenUsed="1"/>
-    <w:lsdException w:name="Table Grid 8" w:semiHidden="1" w:unhideWhenUsed="1"/>
-    <w:lsdException w:name="Table List 1" w:semiHidden="1" w:unhideWhenUsed="1"/>
-    <w:lsdException w:name="Table List 2" w:semiHidden="1" w:unhideWhenUsed="1"/>
-    <w:lsdException w:name="Table List 3" w:semiHidden="1" w:unhideWhenUsed="1"/>
-    <w:lsdException w:name="Table List 4" w:semiHidden="1" w:unhideWhenUsed="1"/>
-    <w:lsdException w:name="Table List 5" w:semiHidden="1" w:unhideWhenUsed="1"/>
-    <w:lsdException w:name="Table List 6" w:semiHidden="1" w:unhideWhenUsed="1"/>
-    <w:lsdException w:name="Table List 7" w:semiHidden="1" w:unhideWhenUsed="1"/>
-    <w:lsdException w:name="Table List 8" w:semiHidden="1" w:unhideWhenUsed="1"/>
-    <w:lsdException w:name="Table 3D effects 1" w:semiHidden="1" w:unhideWhenUsed="1"/>
-    <w:lsdException w:name="Table 3D effects 2" w:semiHidden="1" w:unhideWhenUsed="1"/>
-    <w:lsdException w:name="Table 3D effects 3" w:semiHidden="1" w:unhideWhenUsed="1"/>
-    <w:lsdException w:name="Table Contemporary" w:semiHidden="1" w:unhideWhenUsed="1"/>
-    <w:lsdException w:name="Table Elegant" w:semiHidden="1" w:unhideWhenUsed="1"/>
-    <w:lsdException w:name="Table Professional" w:semiHidden="1" w:unhideWhenUsed="1"/>
-    <w:lsdException w:name="Table Subtle 1" w:semiHidden="1" w:unhideWhenUsed="1"/>
-    <w:lsdException w:name="Table Subtle 2" w:semiHidden="1" w:unhideWhenUsed="1"/>
-    <w:lsdException w:name="Table Web 1" w:semiHidden="1" w:unhideWhenUsed="1"/>
-    <w:lsdException w:name="Table Web 2" w:semiHidden="1" w:unhideWhenUsed="1"/>
-    <w:lsdException w:name="Table Web 3" w:semiHidden="1" w:unhideWhenUsed="1"/>
-    <w:lsdException w:name="Balloon Text" w:semiHidden="1" w:unhideWhenUsed="1"/>
-    <w:lsdException w:name="Table Grid" w:uiPriority="59"/>
-    <w:lsdException w:name="Table Theme" w:semiHidden="1" w:unhideWhenUsed="1"/>
-    <w:lsdException w:name="Placeholder Text" w:semiHidden="1"/>
-    <w:lsdException w:name="No Spacing" w:uiPriority="1" w:qFormat="1"/>
-    <w:lsdException w:name="Light Shading" w:uiPriority="60"/>
-    <w:lsdException w:name="Light List" w:uiPriority="61"/>
-    <w:lsdException w:name="Light Grid" w:uiPriority="62"/>
-    <w:lsdException w:name="Medium Shading 1" w:uiPriority="63"/>
-    <w:lsdException w:name="Medium Shading 2" w:uiPriority="64"/>
-    <w:lsdException w:name="Medium List 1" w:uiPriority="65"/>
-    <w:lsdException w:name="Medium List 2" w:uiPriority="66"/>
-    <w:lsdException w:name="Medium Grid 1" w:uiPriority="67"/>
-    <w:lsdException w:name="Medium Grid 2" w:uiPriority="68"/>
-    <w:lsdException w:name="Medium Grid 3" w:uiPriority="69"/>
-    <w:lsdException w:name="Dark List" w:uiPriority="70"/>
-    <w:lsdException w:name="Colorful Shading" w:uiPriority="71"/>
-    <w:lsdException w:name="Colorful List" w:uiPriority="72"/>
-    <w:lsdException w:name="Colorful Grid" w:uiPriority="73"/>
-    <w:lsdException w:name="Light Shading Accent 1" w:uiPriority="60"/>
-    <w:lsdException w:name="Light List Accent 1" w:uiPriority="61"/>
-    <w:lsdException w:name="Light Grid Accent 1" w:uiPriority="62"/>
-    <w:lsdException w:name="Medium Shading 1 Accent 1" w:uiPriority="63"/>
-    <w:lsdException w:name="Medium Shading 2 Accent 1" w:uiPriority="64"/>
-    <w:lsdException w:name="Medium List 1 Accent 1" w:uiPriority="65"/>
-    <w:lsdException w:name="Revision" w:semiHidden="1"/>
-    <w:lsdException w:name="List Paragraph" w:uiPriority="34" w:qFormat="1"/>
-    <w:lsdException w:name="Quote" w:uiPriority="29" w:qFormat="1"/>
-    <w:lsdException w:name="Intense Quote" w:uiPriority="30" w:qFormat="1"/>
-    <w:lsdException w:name="Medium List 2 Accent 1" w:uiPriority="66"/>
-    <w:lsdException w:name="Medium Grid 1 Accent 1" w:uiPriority="67"/>
-    <w:lsdException w:name="Medium Grid 2 Accent 1" w:uiPriority="68"/>
-    <w:lsdException w:name="Medium Grid 3 Accent 1" w:uiPriority="69"/>
-    <w:lsdException w:name="Dark List Accent 1" w:uiPriority="70"/>
-    <w:lsdException w:name="Colorful Shading Accent 1" w:uiPriority="71"/>
-    <w:lsdException w:name="Colorful List Accent 1" w:uiPriority="72"/>
-    <w:lsdException w:name="Colorful Grid Accent 1" w:uiPriority="73"/>
-    <w:lsdException w:name="Light Shading Accent 2" w:uiPriority="60"/>
-    <w:lsdException w:name="Light List Accent 2" w:uiPriority="61"/>
-    <w:lsdException w:name="Light Grid Accent 2" w:uiPriority="62"/>
-    <w:lsdException w:name="Medium Shading 1 Accent 2" w:uiPriority="63"/>
-    <w:lsdException w:name="Medium Shading 2 Accent 2" w:uiPriority="64"/>
-    <w:lsdException w:name="Medium List 1 Accent 2" w:uiPriority="65"/>
-    <w:lsdException w:name="Medium List 2 Accent 2" w:uiPriority="66"/>
-    <w:lsdException w:name="Medium Grid 1 Accent 2" w:uiPriority="67"/>
-    <w:lsdException w:name="Medium Grid 2 Accent 2" w:uiPriority="68"/>
-    <w:lsdException w:name="Medium Grid 3 Accent 2" w:uiPriority="69"/>
-    <w:lsdException w:name="Dark List Accent 2" w:uiPriority="70"/>
-    <w:lsdException w:name="Colorful Shading Accent 2" w:uiPriority="71"/>
-    <w:lsdException w:name="Colorful List Accent 2" w:uiPriority="72"/>
-    <w:lsdException w:name="Colorful Grid Accent 2" w:uiPriority="73"/>
-    <w:lsdException w:name="Light Shading Accent 3" w:uiPriority="60"/>
-    <w:lsdException w:name="Light List Accent 3" w:uiPriority="61"/>
-    <w:lsdException w:name="Light Grid Accent 3" w:uiPriority="62"/>
-    <w:lsdException w:name="Medium Shading 1 Accent 3" w:uiPriority="63"/>
-    <w:lsdException w:name="Medium Shading 2 Accent 3" w:uiPriority="64"/>
-    <w:lsdException w:name="Medium List 1 Accent 3" w:uiPriority="65"/>
-    <w:lsdException w:name="Medium List 2 Accent 3" w:uiPriority="66"/>
-    <w:lsdException w:name="Medium Grid 1 Accent 3" w:uiPriority="67"/>
-    <w:lsdException w:name="Medium Grid 2 Accent 3" w:uiPriority="68"/>
-    <w:lsdException w:name="Medium Grid 3 Accent 3" w:uiPriority="69"/>
-    <w:lsdException w:name="Dark List Accent 3" w:uiPriority="70"/>
-    <w:lsdException w:name="Colorful Shading Accent 3" w:uiPriority="71"/>
-    <w:lsdException w:name="Colorful List Accent 3" w:uiPriority="72"/>
-    <w:lsdException w:name="Colorful Grid Accent 3" w:uiPriority="73"/>
-    <w:lsdException w:name="Light Shading Accent 4" w:uiPriority="60"/>
-    <w:lsdException w:name="Light List Accent 4" w:uiPriority="61"/>
-    <w:lsdException w:name="Light Grid Accent 4" w:uiPriority="62"/>
-    <w:lsdException w:name="Medium Shading 1 Accent 4" w:uiPriority="63"/>
-    <w:lsdException w:name="Medium Shading 2 Accent 4" w:uiPriority="64"/>
-    <w:lsdException w:name="Medium List 1 Accent 4" w:uiPriority="65"/>
-    <w:lsdException w:name="Medium List 2 Accent 4" w:uiPriority="66"/>
-    <w:lsdException w:name="Medium Grid 1 Accent 4" w:uiPriority="67"/>
-    <w:lsdException w:name="Medium Grid 2 Accent 4" w:uiPriority="68"/>
-    <w:lsdException w:name="Medium Grid 3 Accent 4" w:uiPriority="69"/>
-    <w:lsdException w:name="Dark List Accent 4" w:uiPriority="70"/>
-    <w:lsdException w:name="Colorful Shading Accent 4" w:uiPriority="71"/>
-    <w:lsdException w:name="Colorful List Accent 4" w:uiPriority="72"/>
-    <w:lsdException w:name="Colorful Grid Accent 4" w:uiPriority="73"/>
-    <w:lsdException w:name="Light Shading Accent 5" w:uiPriority="60"/>
-    <w:lsdException w:name="Light List Accent 5" w:uiPriority="61"/>
-    <w:lsdException w:name="Light Grid Accent 5" w:uiPriority="62"/>
-    <w:lsdException w:name="Medium Shading 1 Accent 5" w:uiPriority="63"/>
-    <w:lsdException w:name="Medium Shading 2 Accent 5" w:uiPriority="64"/>
-    <w:lsdException w:name="Medium List 1 Accent 5" w:uiPriority="65"/>
-    <w:lsdException w:name="Medium List 2 Accent 5" w:uiPriority="66"/>
-    <w:lsdException w:name="Medium Grid 1 Accent 5" w:uiPriority="67"/>
-    <w:lsdException w:name="Medium Grid 2 Accent 5" w:uiPriority="68"/>
-    <w:lsdException w:name="Medium Grid 3 Accent 5" w:uiPriority="69"/>
-    <w:lsdException w:name="Dark List Accent 5" w:uiPriority="70"/>
-    <w:lsdException w:name="Colorful Shading Accent 5" w:uiPriority="71"/>
-    <w:lsdException w:name="Colorful List Accent 5" w:uiPriority="72"/>
-    <w:lsdException w:name="Colorful Grid Accent 5" w:uiPriority="73"/>
-    <w:lsdException w:name="Light Shading Accent 6" w:uiPriority="60"/>
-    <w:lsdException w:name="Light List Accent 6" w:uiPriority="61"/>
-    <w:lsdException w:name="Light Grid Accent 6" w:uiPriority="62"/>
-    <w:lsdException w:name="Medium Shading 1 Accent 6" w:uiPriority="63"/>
-    <w:lsdException w:name="Medium Shading 2 Accent 6" w:uiPriority="64"/>
-    <w:lsdException w:name="Medium List 1 Accent 6" w:uiPriority="65"/>
-    <w:lsdException w:name="Medium List 2 Accent 6" w:uiPriority="66"/>
-    <w:lsdException w:name="Medium Grid 1 Accent 6" w:uiPriority="67"/>
-    <w:lsdException w:name="Medium Grid 2 Accent 6" w:uiPriority="68"/>
-    <w:lsdException w:name="Medium Grid 3 Accent 6" w:uiPriority="69"/>
-    <w:lsdException w:name="Dark List Accent 6" w:uiPriority="70"/>
-    <w:lsdException w:name="Colorful Shading Accent 6" w:uiPriority="71"/>
-    <w:lsdException w:name="Colorful List Accent 6" w:uiPriority="72"/>
-    <w:lsdException w:name="Colorful Grid Accent 6" w:uiPriority="73"/>
-    <w:lsdException w:name="Subtle Emphasis" w:uiPriority="19" w:qFormat="1"/>
-    <w:lsdException w:name="Intense Emphasis" w:uiPriority="21" w:qFormat="1"/>
-    <w:lsdException w:name="Subtle Reference" w:uiPriority="31" w:qFormat="1"/>
-    <w:lsdException w:name="Intense Reference" w:uiPriority="32" w:qFormat="1"/>
-    <w:lsdException w:name="Book Title" w:uiPriority="33" w:qFormat="1"/>
-    <w:lsdException w:name="Bibliography" w:semiHidden="1" w:uiPriority="37" w:unhideWhenUsed="1"/>
-    <w:lsdException w:name="TOC Heading" w:semiHidden="1" w:uiPriority="39" w:unhideWhenUsed="1" w:qFormat="1"/>
-    <w:lsdException w:name="Plain Table 1" w:uiPriority="41"/>
-    <w:lsdException w:name="Plain Table 2" w:uiPriority="42"/>
-    <w:lsdException w:name="Plain Table 3" w:uiPriority="43"/>
-    <w:lsdException w:name="Plain Table 4" w:uiPriority="44"/>
-    <w:lsdException w:name="Plain Table 5" w:uiPriority="45"/>
-    <w:lsdException w:name="Grid Table Light" w:uiPriority="40"/>
-    <w:lsdException w:name="Grid Table 1 Light" w:uiPriority="46"/>
-    <w:lsdException w:name="Grid Table 2" w:uiPriority="47"/>
-    <w:lsdException w:name="Grid Table 3" w:uiPriority="48"/>
-    <w:lsdException w:name="Grid Table 4" w:uiPriority="49"/>
-    <w:lsdException w:name="Grid Table 5 Dark" w:uiPriority="50"/>
-    <w:lsdException w:name="Grid Table 6 Colorful" w:uiPriority="51"/>
-    <w:lsdException w:name="Grid Table 7 Colorful" w:uiPriority="52"/>
-    <w:lsdException w:name="Grid Table 1 Light Accent 1" w:uiPriority="46"/>
-    <w:lsdException w:name="Grid Table 2 Accent 1" w:uiPriority="47"/>
-    <w:lsdException w:name="Grid Table 3 Accent 1" w:uiPriority="48"/>
-    <w:lsdException w:name="Grid Table 4 Accent 1" w:uiPriority="49"/>
-    <w:lsdException w:name="Grid Table 5 Dark Accent 1" w:uiPriority="50"/>
-    <w:lsdException w:name="Grid Table 6 Colorful Accent 1" w:uiPriority="51"/>
-    <w:lsdException w:name="Grid Table 7 Colorful Accent 1" w:uiPriority="52"/>
-    <w:lsdException w:name="Grid Table 1 Light Accent 2" w:uiPriority="46"/>
-    <w:lsdException w:name="Grid Table 2 Accent 2" w:uiPriority="47"/>
-    <w:lsdException w:name="Grid Table 3 Accent 2" w:uiPriority="48"/>
-    <w:lsdException w:name="Grid Table 4 Accent 2" w:uiPriority="49"/>
-    <w:lsdException w:name="Grid Table 5 Dark Accent 2" w:uiPriority="50"/>
-    <w:lsdException w:name="Grid Table 6 Colorful Accent 2" w:uiPriority="51"/>
-    <w:lsdException w:name="Grid Table 7 Colorful Accent 2" w:uiPriority="52"/>
-    <w:lsdException w:name="Grid Table 1 Light Accent 3" w:uiPriority="46"/>
-    <w:lsdException w:name="Grid Table 2 Accent 3" w:uiPriority="47"/>
-    <w:lsdException w:name="Grid Table 3 Accent 3" w:uiPriority="48"/>
-    <w:lsdException w:name="Grid Table 4 Accent 3" w:uiPriority="49"/>
-    <w:lsdException w:name="Grid Table 5 Dark Accent 3" w:uiPriority="50"/>
-    <w:lsdException w:name="Grid Table 6 Colorful Accent 3" w:uiPriority="51"/>
-    <w:lsdException w:name="Grid Table 7 Colorful Accent 3" w:uiPriority="52"/>
-    <w:lsdException w:name="Grid Table 1 Light Accent 4" w:uiPriority="46"/>
-    <w:lsdException w:name="Grid Table 2 Accent 4" w:uiPriority="47"/>
-    <w:lsdException w:name="Grid Table 3 Accent 4" w:uiPriority="48"/>
-    <w:lsdException w:name="Grid Table 4 Accent 4" w:uiPriority="49"/>
-    <w:lsdException w:name="Grid Table 5 Dark Accent 4" w:uiPriority="50"/>
-    <w:lsdException w:name="Grid Table 6 Colorful Accent 4" w:uiPriority="51"/>
-    <w:lsdException w:name="Grid Table 7 Colorful Accent 4" w:uiPriority="52"/>
-    <w:lsdException w:name="Grid Table 1 Light Accent 5" w:uiPriority="46"/>
-    <w:lsdException w:name="Grid Table 2 Accent 5" w:uiPriority="47"/>
-    <w:lsdException w:name="Grid Table 3 Accent 5" w:uiPriority="48"/>
-    <w:lsdException w:name="Grid Table 4 Accent 5" w:uiPriority="49"/>
-    <w:lsdException w:name="Grid Table 5 Dark Accent 5" w:uiPriority="50"/>
-    <w:lsdException w:name="Grid Table 6 Colorful Accent 5" w:uiPriority="51"/>
-    <w:lsdException w:name="Grid Table 7 Colorful Accent 5" w:uiPriority="52"/>
-    <w:lsdException w:name="Grid Table 1 Light Accent 6" w:uiPriority="46"/>
-    <w:lsdException w:name="Grid Table 2 Accent 6" w:uiPriority="47"/>
-    <w:lsdException w:name="Grid Table 3 Accent 6" w:uiPriority="48"/>
-    <w:lsdException w:name="Grid Table 4 Accent 6" w:uiPriority="49"/>
-    <w:lsdException w:name="Grid Table 5 Dark Accent 6" w:uiPriority="50"/>
-    <w:lsdException w:name="Grid Table 6 Colorful Accent 6" w:uiPriority="51"/>
-    <w:lsdException w:name="Grid Table 7 Colorful Accent 6" w:uiPriority="52"/>
-    <w:lsdException w:name="List Table 1 Light" w:uiPriority="46"/>
-    <w:lsdException w:name="List Table 2" w:uiPriority="47"/>
-    <w:lsdException w:name="List Table 3" w:uiPriority="48"/>
-    <w:lsdException w:name="List Table 4" w:uiPriority="49"/>
-    <w:lsdException w:name="List Table 5 Dark" w:uiPriority="50"/>
-    <w:lsdException w:name="List Table 6 Colorful" w:uiPriority="51"/>
-    <w:lsdException w:name="List Table 7 Colorful" w:uiPriority="52"/>
-    <w:lsdException w:name="List Table 1 Light Accent 1" w:uiPriority="46"/>
-    <w:lsdException w:name="List Table 2 Accent 1" w:uiPriority="47"/>
-    <w:lsdException w:name="List Table 3 Accent 1" w:uiPriority="48"/>
-    <w:lsdException w:name="List Table 4 Accent 1" w:uiPriority="49"/>
-    <w:lsdException w:name="List Table 5 Dark Accent 1" w:uiPriority="50"/>
-    <w:lsdException w:name="List Table 6 Colorful Accent 1" w:uiPriority="51"/>
-    <w:lsdException w:name="List Table 7 Colorful Accent 1" w:uiPriority="52"/>
-    <w:lsdException w:name="List Table 1 Light Accent 2" w:uiPriority="46"/>
-    <w:lsdException w:name="List Table 2 Accent 2" w:uiPriority="47"/>
-    <w:lsdException w:name="List Table 3 Accent 2" w:uiPriority="48"/>
-    <w:lsdException w:name="List Table 4 Accent 2" w:uiPriority="49"/>
-    <w:lsdException w:name="List Table 5 Dark Accent 2" w:uiPriority="50"/>
-    <w:lsdException w:name="List Table 6 Colorful Accent 2" w:uiPriority="51"/>
-    <w:lsdException w:name="List Table 7 Colorful Accent 2" w:uiPriority="52"/>
-    <w:lsdException w:name="List Table 1 Light Accent 3" w:uiPriority="46"/>
-    <w:lsdException w:name="List Table 2 Accent 3" w:uiPriority="47"/>
-    <w:lsdException w:name="List Table 3 Accent 3" w:uiPriority="48"/>
-    <w:lsdException w:name="List Table 4 Accent 3" w:uiPriority="49"/>
-    <w:lsdException w:name="List Table 5 Dark Accent 3" w:uiPriority="50"/>
-    <w:lsdException w:name="List Table 6 Colorful Accent 3" w:uiPriority="51"/>
-    <w:lsdException w:name="List Table 7 Colorful Accent 3" w:uiPriority="52"/>
-    <w:lsdException w:name="List Table 1 Light Accent 4" w:uiPriority="46"/>
-    <w:lsdException w:name="List Table 2 Accent 4" w:uiPriority="47"/>
-    <w:lsdException w:name="List Table 3 Accent 4" w:uiPriority="48"/>
-    <w:lsdException w:name="List Table 4 Accent 4" w:uiPriority="49"/>
-    <w:lsdException w:name="List Table 5 Dark Accent 4" w:uiPriority="50"/>
-    <w:lsdException w:name="List Table 6 Colorful Accent 4" w:uiPriority="51"/>
-    <w:lsdException w:name="List Table 7 Colorful Accent 4" w:uiPriority="52"/>
-    <w:lsdException w:name="List Table 1 Light Accent 5" w:uiPriority="46"/>
-    <w:lsdException w:name="List Table 2 Accent 5" w:uiPriority="47"/>
-    <w:lsdException w:name="List Table 3 Accent 5" w:uiPriority="48"/>
-    <w:lsdException w:name="List Table 4 Accent 5" w:uiPriority="49"/>
-    <w:lsdException w:name="List Table 5 Dark Accent 5" w:uiPriority="50"/>
-    <w:lsdException w:name="List Table 6 Colorful Accent 5" w:uiPriority="51"/>
-    <w:lsdException w:name="List Table 7 Colorful Accent 5" w:uiPriority="52"/>
-    <w:lsdException w:name="List Table 1 Light Accent 6" w:uiPriority="46"/>
-    <w:lsdException w:name="List Table 2 Accent 6" w:uiPriority="47"/>
-    <w:lsdException w:name="List Table 3 Accent 6" w:uiPriority="48"/>
-    <w:lsdException w:name="List Table 4 Accent 6" w:uiPriority="49"/>
-    <w:lsdException w:name="List Table 5 Dark Accent 6" w:uiPriority="50"/>
-    <w:lsdException w:name="List Table 6 Colorful Accent 6" w:uiPriority="51"/>
-    <w:lsdException w:name="List Table 7 Colorful Accent 6" w:uiPriority="52"/>
+  <w:latentStyles w:defLockedState="0" w:defUIPriority="99" w:defSemiHidden="1" w:defUnhideWhenUsed="1" w:defQFormat="0" w:count="267">
+    <w:lsdException w:name="Normal" w:semiHidden="0" w:uiPriority="0" w:unhideWhenUsed="0" w:qFormat="1"/>
+    <w:lsdException w:name="heading 1" w:semiHidden="0" w:uiPriority="9" w:unhideWhenUsed="0" w:qFormat="1"/>
+    <w:lsdException w:name="heading 2" w:uiPriority="9" w:qFormat="1"/>
+    <w:lsdException w:name="heading 3" w:uiPriority="9" w:qFormat="1"/>
+    <w:lsdException w:name="heading 4" w:uiPriority="9" w:qFormat="1"/>
+    <w:lsdException w:name="heading 5" w:uiPriority="9" w:qFormat="1"/>
+    <w:lsdException w:name="heading 6" w:uiPriority="9" w:qFormat="1"/>
+    <w:lsdException w:name="heading 7" w:uiPriority="9" w:qFormat="1"/>
+    <w:lsdException w:name="heading 8" w:uiPriority="9" w:qFormat="1"/>
+    <w:lsdException w:name="heading 9" w:uiPriority="9" w:qFormat="1"/>
+    <w:lsdException w:name="toc 1" w:uiPriority="39"/>
+    <w:lsdException w:name="toc 2" w:uiPriority="39"/>
+    <w:lsdException w:name="toc 3" w:uiPriority="39"/>
+    <w:lsdException w:name="toc 4" w:uiPriority="39"/>
+    <w:lsdException w:name="toc 5" w:uiPriority="39"/>
+    <w:lsdException w:name="toc 6" w:uiPriority="39"/>
+    <w:lsdException w:name="toc 7" w:uiPriority="39"/>
+    <w:lsdException w:name="toc 8" w:uiPriority="39"/>
+    <w:lsdException w:name="toc 9" w:uiPriority="39"/>
+    <w:lsdException w:name="caption" w:uiPriority="35" w:qFormat="1"/>
+    <w:lsdException w:name="Title" w:semiHidden="0" w:uiPriority="10" w:unhideWhenUsed="0" w:qFormat="1"/>
+    <w:lsdException w:name="Default Paragraph Font" w:uiPriority="1"/>
+    <w:lsdException w:name="Subtitle" w:semiHidden="0" w:uiPriority="11" w:unhideWhenUsed="0" w:qFormat="1"/>
+    <w:lsdException w:name="Strong" w:semiHidden="0" w:uiPriority="22" w:unhideWhenUsed="0" w:qFormat="1"/>
+    <w:lsdException w:name="Emphasis" w:semiHidden="0" w:uiPriority="20" w:unhideWhenUsed="0" w:qFormat="1"/>
+    <w:lsdException w:name="Table Grid" w:semiHidden="0" w:uiPriority="59" w:unhideWhenUsed="0"/>
+    <w:lsdException w:name="Placeholder Text" w:unhideWhenUsed="0"/>
+    <w:lsdException w:name="No Spacing" w:semiHidden="0" w:uiPriority="1" w:unhideWhenUsed="0" w:qFormat="1"/>
+    <w:lsdException w:name="Light Shading" w:semiHidden="0" w:uiPriority="60" w:unhideWhenUsed="0"/>
+    <w:lsdException w:name="Light List" w:semiHidden="0" w:uiPriority="61" w:unhideWhenUsed="0"/>
+    <w:lsdException w:name="Light Grid" w:semiHidden="0" w:uiPriority="62" w:unhideWhenUsed="0"/>
+    <w:lsdException w:name="Medium Shading 1" w:semiHidden="0" w:uiPriority="63" w:unhideWhenUsed="0"/>
+    <w:lsdException w:name="Medium Shading 2" w:semiHidden="0" w:uiPriority="64" w:unhideWhenUsed="0"/>
+    <w:lsdException w:name="Medium List 1" w:semiHidden="0" w:uiPriority="65" w:unhideWhenUsed="0"/>
+    <w:lsdException w:name="Medium List 2" w:semiHidden="0" w:uiPriority="66" w:unhideWhenUsed="0"/>
+    <w:lsdException w:name="Medium Grid 1" w:semiHidden="0" w:uiPriority="67" w:unhideWhenUsed="0"/>
+    <w:lsdException w:name="Medium Grid 2" w:semiHidden="0" w:uiPriority="68" w:unhideWhenUsed="0"/>
+    <w:lsdException w:name="Medium Grid 3" w:semiHidden="0" w:uiPriority="69" w:unhideWhenUsed="0"/>
+    <w:lsdException w:name="Dark List" w:semiHidden="0" w:uiPriority="70" w:unhideWhenUsed="0"/>
+    <w:lsdException w:name="Colorful Shading" w:semiHidden="0" w:uiPriority="71" w:unhideWhenUsed="0"/>
+    <w:lsdException w:name="Colorful List" w:semiHidden="0" w:uiPriority="72" w:unhideWhenUsed="0"/>
+    <w:lsdException w:name="Colorful Grid" w:semiHidden="0" w:uiPriority="73" w:unhideWhenUsed="0"/>
+    <w:lsdException w:name="Light Shading Accent 1" w:semiHidden="0" w:uiPriority="60" w:unhideWhenUsed="0"/>
+    <w:lsdException w:name="Light List Accent 1" w:semiHidden="0" w:uiPriority="61" w:unhideWhenUsed="0"/>
+    <w:lsdException w:name="Light Grid Accent 1" w:semiHidden="0" w:uiPriority="62" w:unhideWhenUsed="0"/>
+    <w:lsdException w:name="Medium Shading 1 Accent 1" w:semiHidden="0" w:uiPriority="63" w:unhideWhenUsed="0"/>
+    <w:lsdException w:name="Medium Shading 2 Accent 1" w:semiHidden="0" w:uiPriority="64" w:unhideWhenUsed="0"/>
+    <w:lsdException w:name="Medium List 1 Accent 1" w:semiHidden="0" w:uiPriority="65" w:unhideWhenUsed="0"/>
+    <w:lsdException w:name="Revision" w:unhideWhenUsed="0"/>
+    <w:lsdException w:name="List Paragraph" w:semiHidden="0" w:uiPriority="34" w:unhideWhenUsed="0" w:qFormat="1"/>
+    <w:lsdException w:name="Quote" w:semiHidden="0" w:uiPriority="29" w:unhideWhenUsed="0" w:qFormat="1"/>
+    <w:lsdException w:name="Intense Quote" w:semiHidden="0" w:uiPriority="30" w:unhideWhenUsed="0" w:qFormat="1"/>
+    <w:lsdException w:name="Medium List 2 Accent 1" w:semiHidden="0" w:uiPriority="66" w:unhideWhenUsed="0"/>
+    <w:lsdException w:name="Medium Grid 1 Accent 1" w:semiHidden="0" w:uiPriority="67" w:unhideWhenUsed="0"/>
+    <w:lsdException w:name="Medium Grid 2 Accent 1" w:semiHidden="0" w:uiPriority="68" w:unhideWhenUsed="0"/>
+    <w:lsdException w:name="Medium Grid 3 Accent 1" w:semiHidden="0" w:uiPriority="69" w:unhideWhenUsed="0"/>
+    <w:lsdException w:name="Dark List Accent 1" w:semiHidden="0" w:uiPriority="70" w:unhideWhenUsed="0"/>
+    <w:lsdException w:name="Colorful Shading Accent 1" w:semiHidden="0" w:uiPriority="71" w:unhideWhenUsed="0"/>
+    <w:lsdException w:name="Colorful List Accent 1" w:semiHidden="0" w:uiPriority="72" w:unhideWhenUsed="0"/>
+    <w:lsdException w:name="Colorful Grid Accent 1" w:semiHidden="0" w:uiPriority="73" w:unhideWhenUsed="0"/>
+    <w:lsdException w:name="Light Shading Accent 2" w:semiHidden="0" w:uiPriority="60" w:unhideWhenUsed="0"/>
+    <w:lsdException w:name="Light List Accent 2" w:semiHidden="0" w:uiPriority="61" w:unhideWhenUsed="0"/>
+    <w:lsdException w:name="Light Grid Accent 2" w:semiHidden="0" w:uiPriority="62" w:unhideWhenUsed="0"/>
+    <w:lsdException w:name="Medium Shading 1 Accent 2" w:semiHidden="0" w:uiPriority="63" w:unhideWhenUsed="0"/>
+    <w:lsdException w:name="Medium Shading 2 Accent 2" w:semiHidden="0" w:uiPriority="64" w:unhideWhenUsed="0"/>
+    <w:lsdException w:name="Medium List 1 Accent 2" w:semiHidden="0" w:uiPriority="65" w:unhideWhenUsed="0"/>
+    <w:lsdException w:name="Medium List 2 Accent 2" w:semiHidden="0" w:uiPriority="66" w:unhideWhenUsed="0"/>
+    <w:lsdException w:name="Medium Grid 1 Accent 2" w:semiHidden="0" w:uiPriority="67" w:unhideWhenUsed="0"/>
+    <w:lsdException w:name="Medium Grid 2 Accent 2" w:semiHidden="0" w:uiPriority="68" w:unhideWhenUsed="0"/>
+    <w:lsdException w:name="Medium Grid 3 Accent 2" w:semiHidden="0" w:uiPriority="69" w:unhideWhenUsed="0"/>
+    <w:lsdException w:name="Dark List Accent 2" w:semiHidden="0" w:uiPriority="70" w:unhideWhenUsed="0"/>
+    <w:lsdException w:name="Colorful Shading Accent 2" w:semiHidden="0" w:uiPriority="71" w:unhideWhenUsed="0"/>
+    <w:lsdException w:name="Colorful List Accent 2" w:semiHidden="0" w:uiPriority="72" w:unhideWhenUsed="0"/>
+    <w:lsdException w:name="Colorful Grid Accent 2" w:semiHidden="0" w:uiPriority="73" w:unhideWhenUsed="0"/>
+    <w:lsdException w:name="Light Shading Accent 3" w:semiHidden="0" w:uiPriority="60" w:unhideWhenUsed="0"/>
+    <w:lsdException w:name="Light List Accent 3" w:semiHidden="0" w:uiPriority="61" w:unhideWhenUsed="0"/>
+    <w:lsdException w:name="Light Grid Accent 3" w:semiHidden="0" w:uiPriority="62" w:unhideWhenUsed="0"/>
+    <w:lsdException w:name="Medium Shading 1 Accent 3" w:semiHidden="0" w:uiPriority="63" w:unhideWhenUsed="0"/>
+    <w:lsdException w:name="Medium Shading 2 Accent 3" w:semiHidden="0" w:uiPriority="64" w:unhideWhenUsed="0"/>
+    <w:lsdException w:name="Medium List 1 Accent 3" w:semiHidden="0" w:uiPriority="65" w:unhideWhenUsed="0"/>
+    <w:lsdException w:name="Medium List 2 Accent 3" w:semiHidden="0" w:uiPriority="66" w:unhideWhenUsed="0"/>
+    <w:lsdException w:name="Medium Grid 1 Accent 3" w:semiHidden="0" w:uiPriority="67" w:unhideWhenUsed="0"/>
+    <w:lsdException w:name="Medium Grid 2 Accent 3" w:semiHidden="0" w:uiPriority="68" w:unhideWhenUsed="0"/>
+    <w:lsdException w:name="Medium Grid 3 Accent 3" w:semiHidden="0" w:uiPriority="69" w:unhideWhenUsed="0"/>
+    <w:lsdException w:name="Dark List Accent 3" w:semiHidden="0" w:uiPriority="70" w:unhideWhenUsed="0"/>
+    <w:lsdException w:name="Colorful Shading Accent 3" w:semiHidden="0" w:uiPriority="71" w:unhideWhenUsed="0"/>
+    <w:lsdException w:name="Colorful List Accent 3" w:semiHidden="0" w:uiPriority="72" w:unhideWhenUsed="0"/>
+    <w:lsdException w:name="Colorful Grid Accent 3" w:semiHidden="0" w:uiPriority="73" w:unhideWhenUsed="0"/>
+    <w:lsdException w:name="Light Shading Accent 4" w:semiHidden="0" w:uiPriority="60" w:unhideWhenUsed="0"/>
+    <w:lsdException w:name="Light List Accent 4" w:semiHidden="0" w:uiPriority="61" w:unhideWhenUsed="0"/>
+    <w:lsdException w:name="Light Grid Accent 4" w:semiHidden="0" w:uiPriority="62" w:unhideWhenUsed="0"/>
+    <w:lsdException w:name="Medium Shading 1 Accent 4" w:semiHidden="0" w:uiPriority="63" w:unhideWhenUsed="0"/>
+    <w:lsdException w:name="Medium Shading 2 Accent 4" w:semiHidden="0" w:uiPriority="64" w:unhideWhenUsed="0"/>
+    <w:lsdException w:name="Medium List 1 Accent 4" w:semiHidden="0" w:uiPriority="65" w:unhideWhenUsed="0"/>
+    <w:lsdException w:name="Medium List 2 Accent 4" w:semiHidden="0" w:uiPriority="66" w:unhideWhenUsed="0"/>
+    <w:lsdException w:name="Medium Grid 1 Accent 4" w:semiHidden="0" w:uiPriority="67" w:unhideWhenUsed="0"/>
+    <w:lsdException w:name="Medium Grid 2 Accent 4" w:semiHidden="0" w:uiPriority="68" w:unhideWhenUsed="0"/>
+    <w:lsdException w:name="Medium Grid 3 Accent 4" w:semiHidden="0" w:uiPriority="69" w:unhideWhenUsed="0"/>
+    <w:lsdException w:name="Dark List Accent 4" w:semiHidden="0" w:uiPriority="70" w:unhideWhenUsed="0"/>
+    <w:lsdException w:name="Colorful Shading Accent 4" w:semiHidden="0" w:uiPriority="71" w:unhideWhenUsed="0"/>
+    <w:lsdException w:name="Colorful List Accent 4" w:semiHidden="0" w:uiPriority="72" w:unhideWhenUsed="0"/>
+    <w:lsdException w:name="Colorful Grid Accent 4" w:semiHidden="0" w:uiPriority="73" w:unhideWhenUsed="0"/>
+    <w:lsdException w:name="Light Shading Accent 5" w:semiHidden="0" w:uiPriority="60" w:unhideWhenUsed="0"/>
+    <w:lsdException w:name="Light List Accent 5" w:semiHidden="0" w:uiPriority="61" w:unhideWhenUsed="0"/>
+    <w:lsdException w:name="Light Grid Accent 5" w:semiHidden="0" w:uiPriority="62" w:unhideWhenUsed="0"/>
+    <w:lsdException w:name="Medium Shading 1 Accent 5" w:semiHidden="0" w:uiPriority="63" w:unhideWhenUsed="0"/>
+    <w:lsdException w:name="Medium Shading 2 Accent 5" w:semiHidden="0" w:uiPriority="64" w:unhideWhenUsed="0"/>
+    <w:lsdException w:name="Medium List 1 Accent 5" w:semiHidden="0" w:uiPriority="65" w:unhideWhenUsed="0"/>
+    <w:lsdException w:name="Medium List 2 Accent 5" w:semiHidden="0" w:uiPriority="66" w:unhideWhenUsed="0"/>
+    <w:lsdException w:name="Medium Grid 1 Accent 5" w:semiHidden="0" w:uiPriority="67" w:unhideWhenUsed="0"/>
+    <w:lsdException w:name="Medium Grid 2 Accent 5" w:semiHidden="0" w:uiPriority="68" w:unhideWhenUsed="0"/>
+    <w:lsdException w:name="Medium Grid 3 Accent 5" w:semiHidden="0" w:uiPriority="69" w:unhideWhenUsed="0"/>
+    <w:lsdException w:name="Dark List Accent 5" w:semiHidden="0" w:uiPriority="70" w:unhideWhenUsed="0"/>
+    <w:lsdException w:name="Colorful Shading Accent 5" w:semiHidden="0" w:uiPriority="71" w:unhideWhenUsed="0"/>
+    <w:lsdException w:name="Colorful List Accent 5" w:semiHidden="0" w:uiPriority="72" w:unhideWhenUsed="0"/>
+    <w:lsdException w:name="Colorful Grid Accent 5" w:semiHidden="0" w:uiPriority="73" w:unhideWhenUsed="0"/>
+    <w:lsdException w:name="Light Shading Accent 6" w:semiHidden="0" w:uiPriority="60" w:unhideWhenUsed="0"/>
+    <w:lsdException w:name="Light List Accent 6" w:semiHidden="0" w:uiPriority="61" w:unhideWhenUsed="0"/>
+    <w:lsdException w:name="Light Grid Accent 6" w:semiHidden="0" w:uiPriority="62" w:unhideWhenUsed="0"/>
+    <w:lsdException w:name="Medium Shading 1 Accent 6" w:semiHidden="0" w:uiPriority="63" w:unhideWhenUsed="0"/>
+    <w:lsdException w:name="Medium Shading 2 Accent 6" w:semiHidden="0" w:uiPriority="64" w:unhideWhenUsed="0"/>
+    <w:lsdException w:name="Medium List 1 Accent 6" w:semiHidden="0" w:uiPriority="65" w:unhideWhenUsed="0"/>
+    <w:lsdException w:name="Medium List 2 Accent 6" w:semiHidden="0" w:uiPriority="66" w:unhideWhenUsed="0"/>
+    <w:lsdException w:name="Medium Grid 1 Accent 6" w:semiHidden="0" w:uiPriority="67" w:unhideWhenUsed="0"/>
+    <w:lsdException w:name="Medium Grid 2 Accent 6" w:semiHidden="0" w:uiPriority="68" w:unhideWhenUsed="0"/>
+    <w:lsdException w:name="Medium Grid 3 Accent 6" w:semiHidden="0" w:uiPriority="69" w:unhideWhenUsed="0"/>
+    <w:lsdException w:name="Dark List Accent 6" w:semiHidden="0" w:uiPriority="70" w:unhideWhenUsed="0"/>
+    <w:lsdException w:name="Colorful Shading Accent 6" w:semiHidden="0" w:uiPriority="71" w:unhideWhenUsed="0"/>
+    <w:lsdException w:name="Colorful List Accent 6" w:semiHidden="0" w:uiPriority="72" w:unhideWhenUsed="0"/>
+    <w:lsdException w:name="Colorful Grid Accent 6" w:semiHidden="0" w:uiPriority="73" w:unhideWhenUsed="0"/>
+    <w:lsdException w:name="Subtle Emphasis" w:semiHidden="0" w:uiPriority="19" w:unhideWhenUsed="0" w:qFormat="1"/>
+    <w:lsdException w:name="Intense Emphasis" w:semiHidden="0" w:uiPriority="21" w:unhideWhenUsed="0" w:qFormat="1"/>
+    <w:lsdException w:name="Subtle Reference" w:semiHidden="0" w:uiPriority="31" w:unhideWhenUsed="0" w:qFormat="1"/>
+    <w:lsdException w:name="Intense Reference" w:semiHidden="0" w:uiPriority="32" w:unhideWhenUsed="0" w:qFormat="1"/>
+    <w:lsdException w:name="Book Title" w:semiHidden="0" w:uiPriority="33" w:unhideWhenUsed="0" w:qFormat="1"/>
+    <w:lsdException w:name="Bibliography" w:uiPriority="37"/>
+    <w:lsdException w:name="TOC Heading" w:uiPriority="39" w:qFormat="1"/>
   </w:latentStyles>
   <w:style w:type="paragraph" w:default="1" w:styleId="a">
     <w:name w:val="Normal"/>
@@ -5391,6 +5809,29 @@
     <w:pPr>
       <w:widowControl w:val="0"/>
     </w:pPr>
+  </w:style>
+  <w:style w:type="paragraph" w:styleId="1">
+    <w:name w:val="heading 1"/>
+    <w:basedOn w:val="a"/>
+    <w:next w:val="a"/>
+    <w:link w:val="10"/>
+    <w:uiPriority w:val="9"/>
+    <w:qFormat/>
+    <w:rsid w:val="00C7523B"/>
+    <w:pPr>
+      <w:keepNext/>
+      <w:spacing w:before="180" w:after="180" w:line="720" w:lineRule="auto"/>
+      <w:outlineLvl w:val="0"/>
+    </w:pPr>
+    <w:rPr>
+      <w:rFonts w:asciiTheme="majorHAnsi" w:eastAsiaTheme="majorEastAsia" w:hAnsiTheme="majorHAnsi" w:cstheme="majorBidi"/>
+      <w:b/>
+      <w:bCs/>
+      <w:noProof/>
+      <w:kern w:val="52"/>
+      <w:sz w:val="52"/>
+      <w:szCs w:val="24"/>
+    </w:rPr>
   </w:style>
   <w:style w:type="character" w:default="1" w:styleId="a0">
     <w:name w:val="Default Paragraph Font"/>
@@ -5435,7 +5876,6 @@
     <w:uiPriority w:val="59"/>
     <w:rsid w:val="00222806"/>
     <w:tblPr>
-      <w:tblInd w:w="0" w:type="dxa"/>
       <w:tblBorders>
         <w:top w:val="single" w:sz="4" w:space="0" w:color="auto"/>
         <w:left w:val="single" w:sz="4" w:space="0" w:color="auto"/>
@@ -5444,12 +5884,6 @@
         <w:insideH w:val="single" w:sz="4" w:space="0" w:color="auto"/>
         <w:insideV w:val="single" w:sz="4" w:space="0" w:color="auto"/>
       </w:tblBorders>
-      <w:tblCellMar>
-        <w:top w:w="0" w:type="dxa"/>
-        <w:left w:w="108" w:type="dxa"/>
-        <w:bottom w:w="0" w:type="dxa"/>
-        <w:right w:w="108" w:type="dxa"/>
-      </w:tblCellMar>
     </w:tblPr>
   </w:style>
   <w:style w:type="character" w:styleId="a5">
@@ -5560,6 +5994,387 @@
     <w:rPr>
       <w:sz w:val="20"/>
       <w:szCs w:val="20"/>
+    </w:rPr>
+  </w:style>
+  <w:style w:type="character" w:customStyle="1" w:styleId="10">
+    <w:name w:val="標題 1 字元"/>
+    <w:basedOn w:val="a0"/>
+    <w:link w:val="1"/>
+    <w:uiPriority w:val="9"/>
+    <w:rsid w:val="00C7523B"/>
+    <w:rPr>
+      <w:rFonts w:asciiTheme="majorHAnsi" w:eastAsiaTheme="majorEastAsia" w:hAnsiTheme="majorHAnsi" w:cstheme="majorBidi"/>
+      <w:b/>
+      <w:bCs/>
+      <w:noProof/>
+      <w:kern w:val="52"/>
+      <w:sz w:val="52"/>
+      <w:szCs w:val="24"/>
+    </w:rPr>
+  </w:style>
+</w:styles>
+</file>
+
+<file path=word/stylesWithEffects.xml><?xml version="1.0" encoding="utf-8"?>
+<w:styles xmlns:wpc="http://schemas.microsoft.com/office/word/2010/wordprocessingCanvas" xmlns:mc="http://schemas.openxmlformats.org/markup-compatibility/2006" xmlns:o="urn:schemas-microsoft-com:office:office" xmlns:r="http://schemas.openxmlformats.org/officeDocument/2006/relationships" xmlns:m="http://schemas.openxmlformats.org/officeDocument/2006/math" xmlns:v="urn:schemas-microsoft-com:vml" xmlns:wp14="http://schemas.microsoft.com/office/word/2010/wordprocessingDrawing" xmlns:wp="http://schemas.openxmlformats.org/drawingml/2006/wordprocessingDrawing" xmlns:w10="urn:schemas-microsoft-com:office:word" xmlns:w="http://schemas.openxmlformats.org/wordprocessingml/2006/main" xmlns:w14="http://schemas.microsoft.com/office/word/2010/wordml" xmlns:wpg="http://schemas.microsoft.com/office/word/2010/wordprocessingGroup" xmlns:wpi="http://schemas.microsoft.com/office/word/2010/wordprocessingInk" xmlns:wne="http://schemas.microsoft.com/office/word/2006/wordml" xmlns:wps="http://schemas.microsoft.com/office/word/2010/wordprocessingShape" mc:Ignorable="w14 wp14">
+  <w:docDefaults>
+    <w:rPrDefault>
+      <w:rPr>
+        <w:rFonts w:asciiTheme="minorHAnsi" w:eastAsiaTheme="minorEastAsia" w:hAnsiTheme="minorHAnsi" w:cstheme="minorBidi"/>
+        <w:kern w:val="2"/>
+        <w:sz w:val="24"/>
+        <w:szCs w:val="22"/>
+        <w:lang w:val="en-US" w:eastAsia="zh-TW" w:bidi="ar-SA"/>
+      </w:rPr>
+    </w:rPrDefault>
+    <w:pPrDefault/>
+  </w:docDefaults>
+  <w:latentStyles w:defLockedState="0" w:defUIPriority="99" w:defSemiHidden="1" w:defUnhideWhenUsed="1" w:defQFormat="0" w:count="267">
+    <w:lsdException w:name="Normal" w:semiHidden="0" w:uiPriority="0" w:unhideWhenUsed="0" w:qFormat="1"/>
+    <w:lsdException w:name="heading 1" w:semiHidden="0" w:uiPriority="9" w:unhideWhenUsed="0" w:qFormat="1"/>
+    <w:lsdException w:name="heading 2" w:uiPriority="9" w:qFormat="1"/>
+    <w:lsdException w:name="heading 3" w:uiPriority="9" w:qFormat="1"/>
+    <w:lsdException w:name="heading 4" w:uiPriority="9" w:qFormat="1"/>
+    <w:lsdException w:name="heading 5" w:uiPriority="9" w:qFormat="1"/>
+    <w:lsdException w:name="heading 6" w:uiPriority="9" w:qFormat="1"/>
+    <w:lsdException w:name="heading 7" w:uiPriority="9" w:qFormat="1"/>
+    <w:lsdException w:name="heading 8" w:uiPriority="9" w:qFormat="1"/>
+    <w:lsdException w:name="heading 9" w:uiPriority="9" w:qFormat="1"/>
+    <w:lsdException w:name="toc 1" w:uiPriority="39"/>
+    <w:lsdException w:name="toc 2" w:uiPriority="39"/>
+    <w:lsdException w:name="toc 3" w:uiPriority="39"/>
+    <w:lsdException w:name="toc 4" w:uiPriority="39"/>
+    <w:lsdException w:name="toc 5" w:uiPriority="39"/>
+    <w:lsdException w:name="toc 6" w:uiPriority="39"/>
+    <w:lsdException w:name="toc 7" w:uiPriority="39"/>
+    <w:lsdException w:name="toc 8" w:uiPriority="39"/>
+    <w:lsdException w:name="toc 9" w:uiPriority="39"/>
+    <w:lsdException w:name="caption" w:uiPriority="35" w:qFormat="1"/>
+    <w:lsdException w:name="Title" w:semiHidden="0" w:uiPriority="10" w:unhideWhenUsed="0" w:qFormat="1"/>
+    <w:lsdException w:name="Default Paragraph Font" w:uiPriority="1"/>
+    <w:lsdException w:name="Subtitle" w:semiHidden="0" w:uiPriority="11" w:unhideWhenUsed="0" w:qFormat="1"/>
+    <w:lsdException w:name="Strong" w:semiHidden="0" w:uiPriority="22" w:unhideWhenUsed="0" w:qFormat="1"/>
+    <w:lsdException w:name="Emphasis" w:semiHidden="0" w:uiPriority="20" w:unhideWhenUsed="0" w:qFormat="1"/>
+    <w:lsdException w:name="Table Grid" w:semiHidden="0" w:uiPriority="59" w:unhideWhenUsed="0"/>
+    <w:lsdException w:name="Placeholder Text" w:unhideWhenUsed="0"/>
+    <w:lsdException w:name="No Spacing" w:semiHidden="0" w:uiPriority="1" w:unhideWhenUsed="0" w:qFormat="1"/>
+    <w:lsdException w:name="Light Shading" w:semiHidden="0" w:uiPriority="60" w:unhideWhenUsed="0"/>
+    <w:lsdException w:name="Light List" w:semiHidden="0" w:uiPriority="61" w:unhideWhenUsed="0"/>
+    <w:lsdException w:name="Light Grid" w:semiHidden="0" w:uiPriority="62" w:unhideWhenUsed="0"/>
+    <w:lsdException w:name="Medium Shading 1" w:semiHidden="0" w:uiPriority="63" w:unhideWhenUsed="0"/>
+    <w:lsdException w:name="Medium Shading 2" w:semiHidden="0" w:uiPriority="64" w:unhideWhenUsed="0"/>
+    <w:lsdException w:name="Medium List 1" w:semiHidden="0" w:uiPriority="65" w:unhideWhenUsed="0"/>
+    <w:lsdException w:name="Medium List 2" w:semiHidden="0" w:uiPriority="66" w:unhideWhenUsed="0"/>
+    <w:lsdException w:name="Medium Grid 1" w:semiHidden="0" w:uiPriority="67" w:unhideWhenUsed="0"/>
+    <w:lsdException w:name="Medium Grid 2" w:semiHidden="0" w:uiPriority="68" w:unhideWhenUsed="0"/>
+    <w:lsdException w:name="Medium Grid 3" w:semiHidden="0" w:uiPriority="69" w:unhideWhenUsed="0"/>
+    <w:lsdException w:name="Dark List" w:semiHidden="0" w:uiPriority="70" w:unhideWhenUsed="0"/>
+    <w:lsdException w:name="Colorful Shading" w:semiHidden="0" w:uiPriority="71" w:unhideWhenUsed="0"/>
+    <w:lsdException w:name="Colorful List" w:semiHidden="0" w:uiPriority="72" w:unhideWhenUsed="0"/>
+    <w:lsdException w:name="Colorful Grid" w:semiHidden="0" w:uiPriority="73" w:unhideWhenUsed="0"/>
+    <w:lsdException w:name="Light Shading Accent 1" w:semiHidden="0" w:uiPriority="60" w:unhideWhenUsed="0"/>
+    <w:lsdException w:name="Light List Accent 1" w:semiHidden="0" w:uiPriority="61" w:unhideWhenUsed="0"/>
+    <w:lsdException w:name="Light Grid Accent 1" w:semiHidden="0" w:uiPriority="62" w:unhideWhenUsed="0"/>
+    <w:lsdException w:name="Medium Shading 1 Accent 1" w:semiHidden="0" w:uiPriority="63" w:unhideWhenUsed="0"/>
+    <w:lsdException w:name="Medium Shading 2 Accent 1" w:semiHidden="0" w:uiPriority="64" w:unhideWhenUsed="0"/>
+    <w:lsdException w:name="Medium List 1 Accent 1" w:semiHidden="0" w:uiPriority="65" w:unhideWhenUsed="0"/>
+    <w:lsdException w:name="Revision" w:unhideWhenUsed="0"/>
+    <w:lsdException w:name="List Paragraph" w:semiHidden="0" w:uiPriority="34" w:unhideWhenUsed="0" w:qFormat="1"/>
+    <w:lsdException w:name="Quote" w:semiHidden="0" w:uiPriority="29" w:unhideWhenUsed="0" w:qFormat="1"/>
+    <w:lsdException w:name="Intense Quote" w:semiHidden="0" w:uiPriority="30" w:unhideWhenUsed="0" w:qFormat="1"/>
+    <w:lsdException w:name="Medium List 2 Accent 1" w:semiHidden="0" w:uiPriority="66" w:unhideWhenUsed="0"/>
+    <w:lsdException w:name="Medium Grid 1 Accent 1" w:semiHidden="0" w:uiPriority="67" w:unhideWhenUsed="0"/>
+    <w:lsdException w:name="Medium Grid 2 Accent 1" w:semiHidden="0" w:uiPriority="68" w:unhideWhenUsed="0"/>
+    <w:lsdException w:name="Medium Grid 3 Accent 1" w:semiHidden="0" w:uiPriority="69" w:unhideWhenUsed="0"/>
+    <w:lsdException w:name="Dark List Accent 1" w:semiHidden="0" w:uiPriority="70" w:unhideWhenUsed="0"/>
+    <w:lsdException w:name="Colorful Shading Accent 1" w:semiHidden="0" w:uiPriority="71" w:unhideWhenUsed="0"/>
+    <w:lsdException w:name="Colorful List Accent 1" w:semiHidden="0" w:uiPriority="72" w:unhideWhenUsed="0"/>
+    <w:lsdException w:name="Colorful Grid Accent 1" w:semiHidden="0" w:uiPriority="73" w:unhideWhenUsed="0"/>
+    <w:lsdException w:name="Light Shading Accent 2" w:semiHidden="0" w:uiPriority="60" w:unhideWhenUsed="0"/>
+    <w:lsdException w:name="Light List Accent 2" w:semiHidden="0" w:uiPriority="61" w:unhideWhenUsed="0"/>
+    <w:lsdException w:name="Light Grid Accent 2" w:semiHidden="0" w:uiPriority="62" w:unhideWhenUsed="0"/>
+    <w:lsdException w:name="Medium Shading 1 Accent 2" w:semiHidden="0" w:uiPriority="63" w:unhideWhenUsed="0"/>
+    <w:lsdException w:name="Medium Shading 2 Accent 2" w:semiHidden="0" w:uiPriority="64" w:unhideWhenUsed="0"/>
+    <w:lsdException w:name="Medium List 1 Accent 2" w:semiHidden="0" w:uiPriority="65" w:unhideWhenUsed="0"/>
+    <w:lsdException w:name="Medium List 2 Accent 2" w:semiHidden="0" w:uiPriority="66" w:unhideWhenUsed="0"/>
+    <w:lsdException w:name="Medium Grid 1 Accent 2" w:semiHidden="0" w:uiPriority="67" w:unhideWhenUsed="0"/>
+    <w:lsdException w:name="Medium Grid 2 Accent 2" w:semiHidden="0" w:uiPriority="68" w:unhideWhenUsed="0"/>
+    <w:lsdException w:name="Medium Grid 3 Accent 2" w:semiHidden="0" w:uiPriority="69" w:unhideWhenUsed="0"/>
+    <w:lsdException w:name="Dark List Accent 2" w:semiHidden="0" w:uiPriority="70" w:unhideWhenUsed="0"/>
+    <w:lsdException w:name="Colorful Shading Accent 2" w:semiHidden="0" w:uiPriority="71" w:unhideWhenUsed="0"/>
+    <w:lsdException w:name="Colorful List Accent 2" w:semiHidden="0" w:uiPriority="72" w:unhideWhenUsed="0"/>
+    <w:lsdException w:name="Colorful Grid Accent 2" w:semiHidden="0" w:uiPriority="73" w:unhideWhenUsed="0"/>
+    <w:lsdException w:name="Light Shading Accent 3" w:semiHidden="0" w:uiPriority="60" w:unhideWhenUsed="0"/>
+    <w:lsdException w:name="Light List Accent 3" w:semiHidden="0" w:uiPriority="61" w:unhideWhenUsed="0"/>
+    <w:lsdException w:name="Light Grid Accent 3" w:semiHidden="0" w:uiPriority="62" w:unhideWhenUsed="0"/>
+    <w:lsdException w:name="Medium Shading 1 Accent 3" w:semiHidden="0" w:uiPriority="63" w:unhideWhenUsed="0"/>
+    <w:lsdException w:name="Medium Shading 2 Accent 3" w:semiHidden="0" w:uiPriority="64" w:unhideWhenUsed="0"/>
+    <w:lsdException w:name="Medium List 1 Accent 3" w:semiHidden="0" w:uiPriority="65" w:unhideWhenUsed="0"/>
+    <w:lsdException w:name="Medium List 2 Accent 3" w:semiHidden="0" w:uiPriority="66" w:unhideWhenUsed="0"/>
+    <w:lsdException w:name="Medium Grid 1 Accent 3" w:semiHidden="0" w:uiPriority="67" w:unhideWhenUsed="0"/>
+    <w:lsdException w:name="Medium Grid 2 Accent 3" w:semiHidden="0" w:uiPriority="68" w:unhideWhenUsed="0"/>
+    <w:lsdException w:name="Medium Grid 3 Accent 3" w:semiHidden="0" w:uiPriority="69" w:unhideWhenUsed="0"/>
+    <w:lsdException w:name="Dark List Accent 3" w:semiHidden="0" w:uiPriority="70" w:unhideWhenUsed="0"/>
+    <w:lsdException w:name="Colorful Shading Accent 3" w:semiHidden="0" w:uiPriority="71" w:unhideWhenUsed="0"/>
+    <w:lsdException w:name="Colorful List Accent 3" w:semiHidden="0" w:uiPriority="72" w:unhideWhenUsed="0"/>
+    <w:lsdException w:name="Colorful Grid Accent 3" w:semiHidden="0" w:uiPriority="73" w:unhideWhenUsed="0"/>
+    <w:lsdException w:name="Light Shading Accent 4" w:semiHidden="0" w:uiPriority="60" w:unhideWhenUsed="0"/>
+    <w:lsdException w:name="Light List Accent 4" w:semiHidden="0" w:uiPriority="61" w:unhideWhenUsed="0"/>
+    <w:lsdException w:name="Light Grid Accent 4" w:semiHidden="0" w:uiPriority="62" w:unhideWhenUsed="0"/>
+    <w:lsdException w:name="Medium Shading 1 Accent 4" w:semiHidden="0" w:uiPriority="63" w:unhideWhenUsed="0"/>
+    <w:lsdException w:name="Medium Shading 2 Accent 4" w:semiHidden="0" w:uiPriority="64" w:unhideWhenUsed="0"/>
+    <w:lsdException w:name="Medium List 1 Accent 4" w:semiHidden="0" w:uiPriority="65" w:unhideWhenUsed="0"/>
+    <w:lsdException w:name="Medium List 2 Accent 4" w:semiHidden="0" w:uiPriority="66" w:unhideWhenUsed="0"/>
+    <w:lsdException w:name="Medium Grid 1 Accent 4" w:semiHidden="0" w:uiPriority="67" w:unhideWhenUsed="0"/>
+    <w:lsdException w:name="Medium Grid 2 Accent 4" w:semiHidden="0" w:uiPriority="68" w:unhideWhenUsed="0"/>
+    <w:lsdException w:name="Medium Grid 3 Accent 4" w:semiHidden="0" w:uiPriority="69" w:unhideWhenUsed="0"/>
+    <w:lsdException w:name="Dark List Accent 4" w:semiHidden="0" w:uiPriority="70" w:unhideWhenUsed="0"/>
+    <w:lsdException w:name="Colorful Shading Accent 4" w:semiHidden="0" w:uiPriority="71" w:unhideWhenUsed="0"/>
+    <w:lsdException w:name="Colorful List Accent 4" w:semiHidden="0" w:uiPriority="72" w:unhideWhenUsed="0"/>
+    <w:lsdException w:name="Colorful Grid Accent 4" w:semiHidden="0" w:uiPriority="73" w:unhideWhenUsed="0"/>
+    <w:lsdException w:name="Light Shading Accent 5" w:semiHidden="0" w:uiPriority="60" w:unhideWhenUsed="0"/>
+    <w:lsdException w:name="Light List Accent 5" w:semiHidden="0" w:uiPriority="61" w:unhideWhenUsed="0"/>
+    <w:lsdException w:name="Light Grid Accent 5" w:semiHidden="0" w:uiPriority="62" w:unhideWhenUsed="0"/>
+    <w:lsdException w:name="Medium Shading 1 Accent 5" w:semiHidden="0" w:uiPriority="63" w:unhideWhenUsed="0"/>
+    <w:lsdException w:name="Medium Shading 2 Accent 5" w:semiHidden="0" w:uiPriority="64" w:unhideWhenUsed="0"/>
+    <w:lsdException w:name="Medium List 1 Accent 5" w:semiHidden="0" w:uiPriority="65" w:unhideWhenUsed="0"/>
+    <w:lsdException w:name="Medium List 2 Accent 5" w:semiHidden="0" w:uiPriority="66" w:unhideWhenUsed="0"/>
+    <w:lsdException w:name="Medium Grid 1 Accent 5" w:semiHidden="0" w:uiPriority="67" w:unhideWhenUsed="0"/>
+    <w:lsdException w:name="Medium Grid 2 Accent 5" w:semiHidden="0" w:uiPriority="68" w:unhideWhenUsed="0"/>
+    <w:lsdException w:name="Medium Grid 3 Accent 5" w:semiHidden="0" w:uiPriority="69" w:unhideWhenUsed="0"/>
+    <w:lsdException w:name="Dark List Accent 5" w:semiHidden="0" w:uiPriority="70" w:unhideWhenUsed="0"/>
+    <w:lsdException w:name="Colorful Shading Accent 5" w:semiHidden="0" w:uiPriority="71" w:unhideWhenUsed="0"/>
+    <w:lsdException w:name="Colorful List Accent 5" w:semiHidden="0" w:uiPriority="72" w:unhideWhenUsed="0"/>
+    <w:lsdException w:name="Colorful Grid Accent 5" w:semiHidden="0" w:uiPriority="73" w:unhideWhenUsed="0"/>
+    <w:lsdException w:name="Light Shading Accent 6" w:semiHidden="0" w:uiPriority="60" w:unhideWhenUsed="0"/>
+    <w:lsdException w:name="Light List Accent 6" w:semiHidden="0" w:uiPriority="61" w:unhideWhenUsed="0"/>
+    <w:lsdException w:name="Light Grid Accent 6" w:semiHidden="0" w:uiPriority="62" w:unhideWhenUsed="0"/>
+    <w:lsdException w:name="Medium Shading 1 Accent 6" w:semiHidden="0" w:uiPriority="63" w:unhideWhenUsed="0"/>
+    <w:lsdException w:name="Medium Shading 2 Accent 6" w:semiHidden="0" w:uiPriority="64" w:unhideWhenUsed="0"/>
+    <w:lsdException w:name="Medium List 1 Accent 6" w:semiHidden="0" w:uiPriority="65" w:unhideWhenUsed="0"/>
+    <w:lsdException w:name="Medium List 2 Accent 6" w:semiHidden="0" w:uiPriority="66" w:unhideWhenUsed="0"/>
+    <w:lsdException w:name="Medium Grid 1 Accent 6" w:semiHidden="0" w:uiPriority="67" w:unhideWhenUsed="0"/>
+    <w:lsdException w:name="Medium Grid 2 Accent 6" w:semiHidden="0" w:uiPriority="68" w:unhideWhenUsed="0"/>
+    <w:lsdException w:name="Medium Grid 3 Accent 6" w:semiHidden="0" w:uiPriority="69" w:unhideWhenUsed="0"/>
+    <w:lsdException w:name="Dark List Accent 6" w:semiHidden="0" w:uiPriority="70" w:unhideWhenUsed="0"/>
+    <w:lsdException w:name="Colorful Shading Accent 6" w:semiHidden="0" w:uiPriority="71" w:unhideWhenUsed="0"/>
+    <w:lsdException w:name="Colorful List Accent 6" w:semiHidden="0" w:uiPriority="72" w:unhideWhenUsed="0"/>
+    <w:lsdException w:name="Colorful Grid Accent 6" w:semiHidden="0" w:uiPriority="73" w:unhideWhenUsed="0"/>
+    <w:lsdException w:name="Subtle Emphasis" w:semiHidden="0" w:uiPriority="19" w:unhideWhenUsed="0" w:qFormat="1"/>
+    <w:lsdException w:name="Intense Emphasis" w:semiHidden="0" w:uiPriority="21" w:unhideWhenUsed="0" w:qFormat="1"/>
+    <w:lsdException w:name="Subtle Reference" w:semiHidden="0" w:uiPriority="31" w:unhideWhenUsed="0" w:qFormat="1"/>
+    <w:lsdException w:name="Intense Reference" w:semiHidden="0" w:uiPriority="32" w:unhideWhenUsed="0" w:qFormat="1"/>
+    <w:lsdException w:name="Book Title" w:semiHidden="0" w:uiPriority="33" w:unhideWhenUsed="0" w:qFormat="1"/>
+    <w:lsdException w:name="Bibliography" w:uiPriority="37"/>
+    <w:lsdException w:name="TOC Heading" w:uiPriority="39" w:qFormat="1"/>
+  </w:latentStyles>
+  <w:style w:type="paragraph" w:default="1" w:styleId="a">
+    <w:name w:val="Normal"/>
+    <w:qFormat/>
+    <w:pPr>
+      <w:widowControl w:val="0"/>
+    </w:pPr>
+  </w:style>
+  <w:style w:type="paragraph" w:styleId="1">
+    <w:name w:val="heading 1"/>
+    <w:basedOn w:val="a"/>
+    <w:next w:val="a"/>
+    <w:link w:val="10"/>
+    <w:uiPriority w:val="9"/>
+    <w:qFormat/>
+    <w:rsid w:val="00C7523B"/>
+    <w:pPr>
+      <w:keepNext/>
+      <w:spacing w:before="180" w:after="180" w:line="720" w:lineRule="auto"/>
+      <w:outlineLvl w:val="0"/>
+    </w:pPr>
+    <w:rPr>
+      <w:rFonts w:asciiTheme="majorHAnsi" w:eastAsiaTheme="majorEastAsia" w:hAnsiTheme="majorHAnsi" w:cstheme="majorBidi"/>
+      <w:b/>
+      <w:bCs/>
+      <w:noProof/>
+      <w:kern w:val="52"/>
+      <w:sz w:val="52"/>
+      <w:szCs w:val="24"/>
+    </w:rPr>
+  </w:style>
+  <w:style w:type="character" w:default="1" w:styleId="a0">
+    <w:name w:val="Default Paragraph Font"/>
+    <w:uiPriority w:val="1"/>
+    <w:semiHidden/>
+    <w:unhideWhenUsed/>
+  </w:style>
+  <w:style w:type="table" w:default="1" w:styleId="a1">
+    <w:name w:val="Normal Table"/>
+    <w:uiPriority w:val="99"/>
+    <w:semiHidden/>
+    <w:unhideWhenUsed/>
+    <w:tblPr>
+      <w:tblInd w:w="0" w:type="dxa"/>
+      <w:tblCellMar>
+        <w:top w:w="0" w:type="dxa"/>
+        <w:left w:w="108" w:type="dxa"/>
+        <w:bottom w:w="0" w:type="dxa"/>
+        <w:right w:w="108" w:type="dxa"/>
+      </w:tblCellMar>
+    </w:tblPr>
+  </w:style>
+  <w:style w:type="numbering" w:default="1" w:styleId="a2">
+    <w:name w:val="No List"/>
+    <w:uiPriority w:val="99"/>
+    <w:semiHidden/>
+    <w:unhideWhenUsed/>
+  </w:style>
+  <w:style w:type="paragraph" w:styleId="a3">
+    <w:name w:val="List Paragraph"/>
+    <w:basedOn w:val="a"/>
+    <w:uiPriority w:val="34"/>
+    <w:qFormat/>
+    <w:rsid w:val="00222806"/>
+    <w:pPr>
+      <w:ind w:leftChars="200" w:left="480"/>
+    </w:pPr>
+  </w:style>
+  <w:style w:type="table" w:styleId="a4">
+    <w:name w:val="Table Grid"/>
+    <w:basedOn w:val="a1"/>
+    <w:uiPriority w:val="59"/>
+    <w:rsid w:val="00222806"/>
+    <w:tblPr>
+      <w:tblBorders>
+        <w:top w:val="single" w:sz="4" w:space="0" w:color="auto"/>
+        <w:left w:val="single" w:sz="4" w:space="0" w:color="auto"/>
+        <w:bottom w:val="single" w:sz="4" w:space="0" w:color="auto"/>
+        <w:right w:val="single" w:sz="4" w:space="0" w:color="auto"/>
+        <w:insideH w:val="single" w:sz="4" w:space="0" w:color="auto"/>
+        <w:insideV w:val="single" w:sz="4" w:space="0" w:color="auto"/>
+      </w:tblBorders>
+    </w:tblPr>
+  </w:style>
+  <w:style w:type="character" w:styleId="a5">
+    <w:name w:val="Hyperlink"/>
+    <w:basedOn w:val="a0"/>
+    <w:uiPriority w:val="99"/>
+    <w:unhideWhenUsed/>
+    <w:rsid w:val="00F2225D"/>
+    <w:rPr>
+      <w:color w:val="0000FF" w:themeColor="hyperlink"/>
+      <w:u w:val="single"/>
+    </w:rPr>
+  </w:style>
+  <w:style w:type="paragraph" w:styleId="a6">
+    <w:name w:val="Balloon Text"/>
+    <w:basedOn w:val="a"/>
+    <w:link w:val="a7"/>
+    <w:uiPriority w:val="99"/>
+    <w:semiHidden/>
+    <w:unhideWhenUsed/>
+    <w:rsid w:val="002B5516"/>
+    <w:rPr>
+      <w:rFonts w:asciiTheme="majorHAnsi" w:eastAsiaTheme="majorEastAsia" w:hAnsiTheme="majorHAnsi" w:cstheme="majorBidi"/>
+      <w:sz w:val="18"/>
+      <w:szCs w:val="18"/>
+    </w:rPr>
+  </w:style>
+  <w:style w:type="character" w:customStyle="1" w:styleId="a7">
+    <w:name w:val="註解方塊文字 字元"/>
+    <w:basedOn w:val="a0"/>
+    <w:link w:val="a6"/>
+    <w:uiPriority w:val="99"/>
+    <w:semiHidden/>
+    <w:rsid w:val="002B5516"/>
+    <w:rPr>
+      <w:rFonts w:asciiTheme="majorHAnsi" w:eastAsiaTheme="majorEastAsia" w:hAnsiTheme="majorHAnsi" w:cstheme="majorBidi"/>
+      <w:sz w:val="18"/>
+      <w:szCs w:val="18"/>
+    </w:rPr>
+  </w:style>
+  <w:style w:type="character" w:styleId="a8">
+    <w:name w:val="FollowedHyperlink"/>
+    <w:basedOn w:val="a0"/>
+    <w:uiPriority w:val="99"/>
+    <w:semiHidden/>
+    <w:unhideWhenUsed/>
+    <w:rsid w:val="000510F8"/>
+    <w:rPr>
+      <w:color w:val="800080" w:themeColor="followedHyperlink"/>
+      <w:u w:val="single"/>
+    </w:rPr>
+  </w:style>
+  <w:style w:type="paragraph" w:styleId="a9">
+    <w:name w:val="header"/>
+    <w:basedOn w:val="a"/>
+    <w:link w:val="aa"/>
+    <w:uiPriority w:val="99"/>
+    <w:unhideWhenUsed/>
+    <w:rsid w:val="00A36736"/>
+    <w:pPr>
+      <w:tabs>
+        <w:tab w:val="center" w:pos="4153"/>
+        <w:tab w:val="right" w:pos="8306"/>
+      </w:tabs>
+      <w:snapToGrid w:val="0"/>
+    </w:pPr>
+    <w:rPr>
+      <w:sz w:val="20"/>
+      <w:szCs w:val="20"/>
+    </w:rPr>
+  </w:style>
+  <w:style w:type="character" w:customStyle="1" w:styleId="aa">
+    <w:name w:val="頁首 字元"/>
+    <w:basedOn w:val="a0"/>
+    <w:link w:val="a9"/>
+    <w:uiPriority w:val="99"/>
+    <w:rsid w:val="00A36736"/>
+    <w:rPr>
+      <w:sz w:val="20"/>
+      <w:szCs w:val="20"/>
+    </w:rPr>
+  </w:style>
+  <w:style w:type="paragraph" w:styleId="ab">
+    <w:name w:val="footer"/>
+    <w:basedOn w:val="a"/>
+    <w:link w:val="ac"/>
+    <w:uiPriority w:val="99"/>
+    <w:unhideWhenUsed/>
+    <w:rsid w:val="00A36736"/>
+    <w:pPr>
+      <w:tabs>
+        <w:tab w:val="center" w:pos="4153"/>
+        <w:tab w:val="right" w:pos="8306"/>
+      </w:tabs>
+      <w:snapToGrid w:val="0"/>
+    </w:pPr>
+    <w:rPr>
+      <w:sz w:val="20"/>
+      <w:szCs w:val="20"/>
+    </w:rPr>
+  </w:style>
+  <w:style w:type="character" w:customStyle="1" w:styleId="ac">
+    <w:name w:val="頁尾 字元"/>
+    <w:basedOn w:val="a0"/>
+    <w:link w:val="ab"/>
+    <w:uiPriority w:val="99"/>
+    <w:rsid w:val="00A36736"/>
+    <w:rPr>
+      <w:sz w:val="20"/>
+      <w:szCs w:val="20"/>
+    </w:rPr>
+  </w:style>
+  <w:style w:type="character" w:customStyle="1" w:styleId="10">
+    <w:name w:val="標題 1 字元"/>
+    <w:basedOn w:val="a0"/>
+    <w:link w:val="1"/>
+    <w:uiPriority w:val="9"/>
+    <w:rsid w:val="00C7523B"/>
+    <w:rPr>
+      <w:rFonts w:asciiTheme="majorHAnsi" w:eastAsiaTheme="majorEastAsia" w:hAnsiTheme="majorHAnsi" w:cstheme="majorBidi"/>
+      <w:b/>
+      <w:bCs/>
+      <w:noProof/>
+      <w:kern w:val="52"/>
+      <w:sz w:val="52"/>
+      <w:szCs w:val="24"/>
     </w:rPr>
   </w:style>
 </w:styles>
@@ -5855,7 +6670,7 @@
 </file>
 
 <file path=customXml/itemProps1.xml><?xml version="1.0" encoding="utf-8"?>
-<ds:datastoreItem xmlns:ds="http://schemas.openxmlformats.org/officeDocument/2006/customXml" ds:itemID="{FAFD655B-33FE-4415-9B8F-850F79DE54EC}">
+<ds:datastoreItem xmlns:ds="http://schemas.openxmlformats.org/officeDocument/2006/customXml" ds:itemID="{9DA5B98F-15C5-40A0-A0ED-765ABFE0E4B2}">
   <ds:schemaRefs>
     <ds:schemaRef ds:uri="http://schemas.openxmlformats.org/officeDocument/2006/bibliography"/>
   </ds:schemaRefs>
